--- a/Academic version/things to fill/PSM2.RCRS_.03.docx
+++ b/Academic version/things to fill/PSM2.RCRS_.03.docx
@@ -1,32 +1,40 @@
 
 <file path=word/document.xml><?xml version="1.0" encoding="utf-8"?>
-<w:document xmlns:wpc="http://schemas.microsoft.com/office/word/2010/wordprocessingCanvas" xmlns:cx="http://schemas.microsoft.com/office/drawing/2014/chartex" xmlns:cx1="http://schemas.microsoft.com/office/drawing/2015/9/8/chartex" xmlns:cx2="http://schemas.microsoft.com/office/drawing/2015/10/21/chartex" xmlns:cx3="http://schemas.microsoft.com/office/drawing/2016/5/9/chartex" xmlns:cx4="http://schemas.microsoft.com/office/drawing/2016/5/10/chartex" xmlns:cx5="http://schemas.microsoft.com/office/drawing/2016/5/11/chartex" xmlns:cx6="http://schemas.microsoft.com/office/drawing/2016/5/12/chartex" xmlns:cx7="http://schemas.microsoft.com/office/drawing/2016/5/13/chartex" xmlns:cx8="http://schemas.microsoft.com/office/drawing/2016/5/14/chartex" xmlns:mc="http://schemas.openxmlformats.org/markup-compatibility/2006" xmlns:aink="http://schemas.microsoft.com/office/drawing/2016/ink" xmlns:am3d="http://schemas.microsoft.com/office/drawing/2017/model3d" xmlns:o="urn:schemas-microsoft-com:office:office" xmlns:oel="http://schemas.microsoft.com/office/2019/extlst" xmlns:r="http://schemas.openxmlformats.org/officeDocument/2006/relationships" xmlns:m="http://schemas.openxmlformats.org/officeDocument/2006/math" xmlns:v="urn:schemas-microsoft-com:vml" xmlns:wp14="http://schemas.microsoft.com/office/word/2010/wordprocessingDrawing" xmlns:wp="http://schemas.openxmlformats.org/drawingml/2006/wordprocessingDrawing" xmlns:w10="urn:schemas-microsoft-com:office:word" xmlns:w="http://schemas.openxmlformats.org/wordprocessingml/2006/main" xmlns:w14="http://schemas.microsoft.com/office/word/2010/wordml" xmlns:w15="http://schemas.microsoft.com/office/word/2012/wordml" xmlns:w16cex="http://schemas.microsoft.com/office/word/2018/wordml/cex" xmlns:w16cid="http://schemas.microsoft.com/office/word/2016/wordml/cid" xmlns:w16="http://schemas.microsoft.com/office/word/2018/wordml" xmlns:w16sdtdh="http://schemas.microsoft.com/office/word/2020/wordml/sdtdatahash" xmlns:w16se="http://schemas.microsoft.com/office/word/2015/wordml/symex" xmlns:wpg="http://schemas.microsoft.com/office/word/2010/wordprocessingGroup" xmlns:wpi="http://schemas.microsoft.com/office/word/2010/wordprocessingInk" xmlns:wne="http://schemas.microsoft.com/office/word/2006/wordml" xmlns:wps="http://schemas.microsoft.com/office/word/2010/wordprocessingShape" mc:Ignorable="w14 w15 w16se w16cid w16 w16cex w16sdtdh wp14">
+<w:document xmlns:o="urn:schemas-microsoft-com:office:office" xmlns:r="http://schemas.openxmlformats.org/officeDocument/2006/relationships" xmlns:v="urn:schemas-microsoft-com:vml" xmlns:w="http://schemas.openxmlformats.org/wordprocessingml/2006/main" xmlns:w10="urn:schemas-microsoft-com:office:word" xmlns:wp="http://schemas.openxmlformats.org/drawingml/2006/wordprocessingDrawing" xmlns:wps="http://schemas.microsoft.com/office/word/2010/wordprocessingShape" xmlns:wpg="http://schemas.microsoft.com/office/word/2010/wordprocessingGroup" xmlns:mc="http://schemas.openxmlformats.org/markup-compatibility/2006" xmlns:wp14="http://schemas.microsoft.com/office/word/2010/wordprocessingDrawing" xmlns:w14="http://schemas.microsoft.com/office/word/2010/wordml" xmlns:w15="http://schemas.microsoft.com/office/word/2012/wordml" mc:Ignorable="w14 wp14 w15">
   <w:body>
     <w:tbl>
       <w:tblPr>
         <w:tblW w:w="8730" w:type="dxa"/>
+        <w:jc w:val="left"/>
         <w:tblInd w:w="-72" w:type="dxa"/>
-        <w:tblBorders>
-          <w:top w:val="single" w:sz="4" w:space="0" w:color="auto"/>
-          <w:left w:val="single" w:sz="4" w:space="0" w:color="auto"/>
-          <w:bottom w:val="single" w:sz="4" w:space="0" w:color="auto"/>
-          <w:right w:val="single" w:sz="4" w:space="0" w:color="auto"/>
-          <w:insideH w:val="single" w:sz="4" w:space="0" w:color="auto"/>
-          <w:insideV w:val="single" w:sz="4" w:space="0" w:color="auto"/>
-        </w:tblBorders>
-        <w:tblLook w:val="04A0" w:firstRow="1" w:lastRow="0" w:firstColumn="1" w:lastColumn="0" w:noHBand="0" w:noVBand="1"/>
+        <w:tblLayout w:type="fixed"/>
+        <w:tblCellMar>
+          <w:top w:w="0" w:type="dxa"/>
+          <w:left w:w="108" w:type="dxa"/>
+          <w:bottom w:w="0" w:type="dxa"/>
+          <w:right w:w="108" w:type="dxa"/>
+        </w:tblCellMar>
+        <w:tblLook w:val="04a0" w:noHBand="0" w:noVBand="1" w:firstColumn="1" w:lastRow="0" w:lastColumn="0" w:firstRow="1"/>
       </w:tblPr>
       <w:tblGrid>
         <w:gridCol w:w="2616"/>
-        <w:gridCol w:w="6114"/>
+        <w:gridCol w:w="6113"/>
       </w:tblGrid>
       <w:tr>
+        <w:trPr/>
         <w:tc>
           <w:tcPr>
-            <w:tcW w:w="2573" w:type="dxa"/>
+            <w:tcW w:w="2616" w:type="dxa"/>
+            <w:tcBorders>
+              <w:top w:val="single" w:sz="4" w:space="0" w:color="000000"/>
+              <w:left w:val="single" w:sz="4" w:space="0" w:color="000000"/>
+              <w:bottom w:val="single" w:sz="4" w:space="0" w:color="000000"/>
+              <w:right w:val="single" w:sz="4" w:space="0" w:color="000000"/>
+            </w:tcBorders>
           </w:tcPr>
           <w:p>
             <w:pPr>
+              <w:pStyle w:val="Normal"/>
               <w:spacing w:before="120" w:after="120"/>
               <w:rPr>
                 <w:rFonts w:ascii="Garamond" w:hAnsi="Garamond"/>
@@ -35,16 +43,11 @@
               </w:rPr>
             </w:pPr>
             <w:r>
-              <w:rPr>
-                <w:rFonts w:ascii="Garamond" w:hAnsi="Garamond"/>
-                <w:b/>
-                <w:noProof/>
-                <w:lang w:val="ms-MY" w:eastAsia="ms-MY"/>
-              </w:rPr>
+              <w:rPr/>
               <w:drawing>
-                <wp:inline distT="0" distB="0" distL="0" distR="0" wp14:anchorId="64B698E7" wp14:editId="4C14B048">
+                <wp:inline distT="0" distB="0" distL="0" distR="0">
                   <wp:extent cx="1495425" cy="609600"/>
-                  <wp:effectExtent l="19050" t="0" r="9525" b="0"/>
+                  <wp:effectExtent l="0" t="0" r="0" b="0"/>
                   <wp:docPr id="1" name="Picture 3" descr="logo utm ru baru.jpg"/>
                   <wp:cNvGraphicFramePr>
                     <a:graphicFrameLocks xmlns:a="http://schemas.openxmlformats.org/drawingml/2006/main" noChangeAspect="1"/>
@@ -53,14 +56,13 @@
                     <a:graphicData uri="http://schemas.openxmlformats.org/drawingml/2006/picture">
                       <pic:pic xmlns:pic="http://schemas.openxmlformats.org/drawingml/2006/picture">
                         <pic:nvPicPr>
-                          <pic:cNvPr id="0" name="Picture 3" descr="logo utm ru baru.jpg"/>
+                          <pic:cNvPr id="1" name="Picture 3" descr="logo utm ru baru.jpg"/>
                           <pic:cNvPicPr>
                             <a:picLocks noChangeAspect="1" noChangeArrowheads="1"/>
                           </pic:cNvPicPr>
                         </pic:nvPicPr>
                         <pic:blipFill>
-                          <a:blip r:embed="rId7" cstate="print"/>
-                          <a:srcRect/>
+                          <a:blip r:embed="rId2"/>
                           <a:stretch>
                             <a:fillRect/>
                           </a:stretch>
@@ -73,13 +75,6 @@
                           <a:prstGeom prst="rect">
                             <a:avLst/>
                           </a:prstGeom>
-                          <a:noFill/>
-                          <a:ln w="9525">
-                            <a:noFill/>
-                            <a:miter lim="800000"/>
-                            <a:headEnd/>
-                            <a:tailEnd/>
-                          </a:ln>
                         </pic:spPr>
                       </pic:pic>
                     </a:graphicData>
@@ -91,15 +86,19 @@
         </w:tc>
         <w:tc>
           <w:tcPr>
-            <w:tcW w:w="6157" w:type="dxa"/>
+            <w:tcW w:w="6113" w:type="dxa"/>
+            <w:tcBorders>
+              <w:top w:val="single" w:sz="4" w:space="0" w:color="000000"/>
+              <w:left w:val="single" w:sz="4" w:space="0" w:color="000000"/>
+              <w:bottom w:val="single" w:sz="4" w:space="0" w:color="000000"/>
+              <w:right w:val="single" w:sz="4" w:space="0" w:color="000000"/>
+            </w:tcBorders>
           </w:tcPr>
           <w:p>
             <w:pPr>
-              <w:widowControl w:val="0"/>
-              <w:autoSpaceDE w:val="0"/>
-              <w:autoSpaceDN w:val="0"/>
-              <w:adjustRightInd w:val="0"/>
-              <w:spacing w:line="239" w:lineRule="auto"/>
+              <w:pStyle w:val="Normal"/>
+              <w:widowControl w:val="false"/>
+              <w:spacing w:lineRule="auto" w:line="235"/>
               <w:ind w:left="51"/>
               <w:rPr>
                 <w:rFonts w:ascii="Garamond" w:hAnsi="Garamond" w:cs="Garamond"/>
@@ -119,97 +118,60 @@
             </w:r>
             <w:r>
               <w:rPr>
-                <w:rFonts w:ascii="Garamond" w:hAnsi="Garamond" w:cs="Garamond"/>
+                <w:rFonts w:cs="Garamond" w:ascii="Garamond" w:hAnsi="Garamond"/>
                 <w:b/>
                 <w:bCs/>
                 <w:sz w:val="28"/>
                 <w:szCs w:val="28"/>
               </w:rPr>
-              <w:t xml:space="preserve">Faculty of </w:t>
+              <w:t>Faculty of Computing</w:t>
             </w:r>
+          </w:p>
+          <w:p>
+            <w:pPr>
+              <w:pStyle w:val="Normal"/>
+              <w:widowControl w:val="false"/>
+              <w:spacing w:lineRule="auto" w:line="235"/>
+              <w:ind w:left="51"/>
+              <w:rPr>
+                <w:sz w:val="28"/>
+                <w:szCs w:val="28"/>
+              </w:rPr>
+            </w:pPr>
             <w:r>
               <w:rPr>
-                <w:rFonts w:ascii="Garamond" w:hAnsi="Garamond" w:cs="Garamond"/>
+                <w:rFonts w:cs="Garamond" w:ascii="Garamond" w:hAnsi="Garamond"/>
                 <w:b/>
                 <w:bCs/>
                 <w:sz w:val="28"/>
                 <w:szCs w:val="28"/>
               </w:rPr>
-              <w:t>Computing</w:t>
+              <w:t>Universiti Teknologi Malaysia</w:t>
             </w:r>
           </w:p>
           <w:p>
             <w:pPr>
-              <w:widowControl w:val="0"/>
-              <w:autoSpaceDE w:val="0"/>
-              <w:autoSpaceDN w:val="0"/>
-              <w:adjustRightInd w:val="0"/>
-              <w:spacing w:line="239" w:lineRule="auto"/>
-              <w:ind w:left="51"/>
-              <w:rPr>
-                <w:sz w:val="28"/>
-                <w:szCs w:val="28"/>
-              </w:rPr>
-            </w:pPr>
-            <w:proofErr w:type="spellStart"/>
-            <w:r>
-              <w:rPr>
-                <w:rFonts w:ascii="Garamond" w:hAnsi="Garamond" w:cs="Garamond"/>
+              <w:pStyle w:val="Normal"/>
+              <w:rPr>
+                <w:rFonts w:ascii="Garamond" w:hAnsi="Garamond"/>
                 <w:b/>
                 <w:bCs/>
-                <w:sz w:val="28"/>
-                <w:szCs w:val="28"/>
-              </w:rPr>
-              <w:t>Universiti</w:t>
-            </w:r>
-            <w:proofErr w:type="spellEnd"/>
+              </w:rPr>
+            </w:pPr>
             <w:r>
               <w:rPr>
-                <w:rFonts w:ascii="Garamond" w:hAnsi="Garamond" w:cs="Garamond"/>
+                <w:rFonts w:ascii="Garamond" w:hAnsi="Garamond"/>
                 <w:b/>
                 <w:bCs/>
-                <w:sz w:val="28"/>
-                <w:szCs w:val="28"/>
-              </w:rPr>
-              <w:t xml:space="preserve"> </w:t>
+              </w:rPr>
             </w:r>
-            <w:proofErr w:type="spellStart"/>
-            <w:r>
-              <w:rPr>
-                <w:rFonts w:ascii="Garamond" w:hAnsi="Garamond" w:cs="Garamond"/>
-                <w:b/>
-                <w:bCs/>
-                <w:sz w:val="28"/>
-                <w:szCs w:val="28"/>
-              </w:rPr>
-              <w:t>Teknologi</w:t>
-            </w:r>
-            <w:proofErr w:type="spellEnd"/>
-            <w:r>
-              <w:rPr>
-                <w:rFonts w:ascii="Garamond" w:hAnsi="Garamond" w:cs="Garamond"/>
-                <w:b/>
-                <w:bCs/>
-                <w:sz w:val="28"/>
-                <w:szCs w:val="28"/>
-              </w:rPr>
-              <w:t xml:space="preserve"> Malaysia</w:t>
-            </w:r>
-          </w:p>
-          <w:p>
-            <w:pPr>
-              <w:rPr>
-                <w:rFonts w:ascii="Garamond" w:hAnsi="Garamond"/>
-                <w:b/>
-                <w:bCs/>
-              </w:rPr>
-            </w:pPr>
           </w:p>
         </w:tc>
       </w:tr>
     </w:tbl>
     <w:p>
       <w:pPr>
+        <w:pStyle w:val="Normal"/>
         <w:jc w:val="center"/>
         <w:rPr>
           <w:rFonts w:ascii="Garamond" w:hAnsi="Garamond"/>
@@ -217,9 +179,17 @@
           <w:bCs/>
         </w:rPr>
       </w:pPr>
+      <w:r>
+        <w:rPr>
+          <w:rFonts w:ascii="Garamond" w:hAnsi="Garamond"/>
+          <w:b/>
+          <w:bCs/>
+        </w:rPr>
+      </w:r>
     </w:p>
     <w:p>
       <w:pPr>
+        <w:pStyle w:val="Normal"/>
         <w:jc w:val="center"/>
         <w:rPr>
           <w:rFonts w:ascii="Garamond" w:hAnsi="Garamond"/>
@@ -236,74 +206,12 @@
           <w:sz w:val="28"/>
           <w:szCs w:val="28"/>
         </w:rPr>
-        <w:t xml:space="preserve">PSM </w:t>
-      </w:r>
-      <w:r>
-        <w:rPr>
-          <w:b/>
-          <w:bCs/>
-          <w:sz w:val="28"/>
-          <w:szCs w:val="28"/>
-        </w:rPr>
-        <w:t>2</w:t>
-      </w:r>
-      <w:r>
-        <w:rPr>
-          <w:b/>
-          <w:bCs/>
-          <w:sz w:val="28"/>
-          <w:szCs w:val="28"/>
-        </w:rPr>
-        <w:t xml:space="preserve"> (S</w:t>
-      </w:r>
-      <w:r>
-        <w:rPr>
-          <w:b/>
-          <w:bCs/>
-          <w:sz w:val="28"/>
-          <w:szCs w:val="28"/>
-        </w:rPr>
-        <w:t>EC</w:t>
-      </w:r>
-      <w:r>
-        <w:rPr>
-          <w:b/>
-          <w:bCs/>
-          <w:sz w:val="28"/>
-          <w:szCs w:val="28"/>
-        </w:rPr>
-        <w:t>_</w:t>
-      </w:r>
-      <w:r>
-        <w:rPr>
-          <w:b/>
-          <w:bCs/>
-          <w:sz w:val="28"/>
-          <w:szCs w:val="28"/>
-        </w:rPr>
-        <w:t xml:space="preserve"> </w:t>
-      </w:r>
-      <w:r>
-        <w:rPr>
-          <w:b/>
-          <w:bCs/>
-          <w:sz w:val="28"/>
-          <w:szCs w:val="28"/>
-        </w:rPr>
-        <w:t>4134</w:t>
-      </w:r>
-      <w:r>
-        <w:rPr>
-          <w:b/>
-          <w:bCs/>
-          <w:sz w:val="28"/>
-          <w:szCs w:val="28"/>
-        </w:rPr>
-        <w:t>)</w:t>
+        <w:t>PSM 2 (SEC_ 4134)</w:t>
       </w:r>
     </w:p>
     <w:p>
       <w:pPr>
+        <w:pStyle w:val="Normal"/>
         <w:jc w:val="center"/>
         <w:rPr>
           <w:b/>
@@ -316,26 +224,23 @@
           <w:sz w:val="28"/>
           <w:szCs w:val="28"/>
         </w:rPr>
-        <w:t xml:space="preserve">REPORT </w:t>
-      </w:r>
-      <w:r>
-        <w:rPr>
-          <w:rFonts w:ascii="Garamond" w:hAnsi="Garamond"/>
-          <w:b/>
-          <w:sz w:val="28"/>
-          <w:szCs w:val="28"/>
-        </w:rPr>
-        <w:t>CORRECTION AND RESUBMISSION FORM</w:t>
+        <w:t>REPORT CORRECTION AND RESUBMISSION FORM</w:t>
       </w:r>
     </w:p>
     <w:p>
       <w:pPr>
-        <w:widowControl w:val="0"/>
+        <w:pStyle w:val="Normal"/>
+        <w:widowControl w:val="false"/>
         <w:ind w:left="1480"/>
+        <w:rPr/>
       </w:pPr>
+      <w:r>
+        <w:rPr/>
+      </w:r>
     </w:p>
     <w:p>
       <w:pPr>
+        <w:pStyle w:val="Normal"/>
         <w:rPr>
           <w:rFonts w:ascii="Garamond" w:hAnsi="Garamond"/>
           <w:b/>
@@ -343,9 +248,18 @@
           <w:sz w:val="22"/>
         </w:rPr>
       </w:pPr>
+      <w:r>
+        <w:rPr>
+          <w:rFonts w:ascii="Garamond" w:hAnsi="Garamond"/>
+          <w:b/>
+          <w:bCs/>
+          <w:sz w:val="22"/>
+        </w:rPr>
+      </w:r>
     </w:p>
     <w:p>
       <w:pPr>
+        <w:pStyle w:val="Normal"/>
         <w:jc w:val="center"/>
         <w:rPr>
           <w:rFonts w:ascii="Garamond" w:hAnsi="Garamond"/>
@@ -370,6 +284,7 @@
     </w:p>
     <w:p>
       <w:pPr>
+        <w:pStyle w:val="Normal"/>
         <w:jc w:val="both"/>
         <w:rPr>
           <w:rFonts w:ascii="Garamond" w:hAnsi="Garamond"/>
@@ -379,9 +294,19 @@
           <w:lang w:val="en-GB"/>
         </w:rPr>
       </w:pPr>
+      <w:r>
+        <w:rPr>
+          <w:rFonts w:ascii="Garamond" w:hAnsi="Garamond"/>
+          <w:b/>
+          <w:bCs/>
+          <w:sz w:val="22"/>
+          <w:lang w:val="en-GB"/>
+        </w:rPr>
+      </w:r>
     </w:p>
     <w:p>
       <w:pPr>
+        <w:pStyle w:val="Normal"/>
         <w:jc w:val="both"/>
         <w:rPr>
           <w:rFonts w:ascii="Garamond" w:hAnsi="Garamond"/>
@@ -417,25 +342,12 @@
           <w:rFonts w:ascii="Garamond" w:hAnsi="Garamond"/>
           <w:sz w:val="22"/>
         </w:rPr>
-        <w:t>- Please submit a completed form to the PSM</w:t>
-      </w:r>
-      <w:r>
-        <w:rPr>
-          <w:rFonts w:ascii="Garamond" w:hAnsi="Garamond"/>
-          <w:sz w:val="22"/>
-        </w:rPr>
-        <w:t>2</w:t>
-      </w:r>
-      <w:r>
-        <w:rPr>
-          <w:rFonts w:ascii="Garamond" w:hAnsi="Garamond"/>
-          <w:sz w:val="22"/>
-        </w:rPr>
-        <w:t xml:space="preserve"> Department Coordinator.</w:t>
+        <w:t>- Please submit a completed form to the PSM2 Department Coordinator.</w:t>
       </w:r>
     </w:p>
     <w:p>
       <w:pPr>
+        <w:pStyle w:val="Normal"/>
         <w:jc w:val="both"/>
         <w:rPr>
           <w:rFonts w:ascii="Garamond" w:hAnsi="Garamond"/>
@@ -443,9 +355,17 @@
           <w:lang w:val="en-GB"/>
         </w:rPr>
       </w:pPr>
+      <w:r>
+        <w:rPr>
+          <w:rFonts w:ascii="Garamond" w:hAnsi="Garamond"/>
+          <w:sz w:val="22"/>
+          <w:lang w:val="en-GB"/>
+        </w:rPr>
+      </w:r>
     </w:p>
     <w:p>
       <w:pPr>
+        <w:pStyle w:val="Normal"/>
         <w:jc w:val="both"/>
         <w:rPr>
           <w:rFonts w:ascii="Garamond" w:hAnsi="Garamond"/>
@@ -473,6 +393,7 @@
     </w:p>
     <w:p>
       <w:pPr>
+        <w:pStyle w:val="Normal"/>
         <w:jc w:val="both"/>
         <w:rPr>
           <w:rFonts w:ascii="Garamond" w:hAnsi="Garamond"/>
@@ -481,51 +402,80 @@
           <w:sz w:val="22"/>
         </w:rPr>
       </w:pPr>
+      <w:r>
+        <w:rPr>
+          <w:rFonts w:ascii="Garamond" w:hAnsi="Garamond"/>
+          <w:b/>
+          <w:bCs/>
+          <w:sz w:val="22"/>
+        </w:rPr>
+      </w:r>
     </w:p>
     <w:tbl>
       <w:tblPr>
         <w:tblW w:w="9334" w:type="dxa"/>
-        <w:tblLook w:val="0000" w:firstRow="0" w:lastRow="0" w:firstColumn="0" w:lastColumn="0" w:noHBand="0" w:noVBand="0"/>
+        <w:jc w:val="left"/>
+        <w:tblInd w:w="0" w:type="dxa"/>
+        <w:tblLayout w:type="fixed"/>
+        <w:tblCellMar>
+          <w:top w:w="0" w:type="dxa"/>
+          <w:left w:w="108" w:type="dxa"/>
+          <w:bottom w:w="0" w:type="dxa"/>
+          <w:right w:w="108" w:type="dxa"/>
+        </w:tblCellMar>
+        <w:tblLook w:val="0000" w:noHBand="0" w:noVBand="0" w:firstColumn="0" w:lastRow="0" w:lastColumn="0" w:firstRow="0"/>
       </w:tblPr>
       <w:tblGrid>
-        <w:gridCol w:w="9334"/>
-        <w:gridCol w:w="764"/>
+        <w:gridCol w:w="8628"/>
+        <w:gridCol w:w="705"/>
       </w:tblGrid>
       <w:tr>
+        <w:trPr/>
         <w:tc>
           <w:tcPr>
-            <w:tcW w:w="9334" w:type="dxa"/>
+            <w:tcW w:w="9333" w:type="dxa"/>
             <w:gridSpan w:val="2"/>
+            <w:tcBorders/>
           </w:tcPr>
           <w:tbl>
             <w:tblPr>
               <w:tblW w:w="9108" w:type="dxa"/>
-              <w:tblBorders>
-                <w:top w:val="single" w:sz="4" w:space="0" w:color="auto"/>
-                <w:left w:val="single" w:sz="4" w:space="0" w:color="auto"/>
-                <w:bottom w:val="single" w:sz="4" w:space="0" w:color="auto"/>
-                <w:right w:val="single" w:sz="4" w:space="0" w:color="auto"/>
-                <w:insideH w:val="single" w:sz="4" w:space="0" w:color="auto"/>
-                <w:insideV w:val="single" w:sz="4" w:space="0" w:color="auto"/>
-              </w:tblBorders>
-              <w:tblLook w:val="0000" w:firstRow="0" w:lastRow="0" w:firstColumn="0" w:lastColumn="0" w:noHBand="0" w:noVBand="0"/>
+              <w:jc w:val="left"/>
+              <w:tblInd w:w="113" w:type="dxa"/>
+              <w:tblLayout w:type="fixed"/>
+              <w:tblCellMar>
+                <w:top w:w="0" w:type="dxa"/>
+                <w:left w:w="108" w:type="dxa"/>
+                <w:bottom w:w="0" w:type="dxa"/>
+                <w:right w:w="108" w:type="dxa"/>
+              </w:tblCellMar>
+              <w:tblLook w:val="0000" w:noHBand="0" w:noVBand="0" w:firstColumn="0" w:lastRow="0" w:lastColumn="0" w:firstRow="0"/>
             </w:tblPr>
             <w:tblGrid>
               <w:gridCol w:w="4427"/>
-              <w:gridCol w:w="4681"/>
+              <w:gridCol w:w="4680"/>
             </w:tblGrid>
             <w:tr>
+              <w:trPr/>
               <w:tc>
                 <w:tcPr>
-                  <w:tcW w:w="9108" w:type="dxa"/>
+                  <w:tcW w:w="9107" w:type="dxa"/>
                   <w:gridSpan w:val="2"/>
+                  <w:tcBorders>
+                    <w:top w:val="single" w:sz="4" w:space="0" w:color="000000"/>
+                    <w:left w:val="single" w:sz="4" w:space="0" w:color="000000"/>
+                    <w:bottom w:val="single" w:sz="4" w:space="0" w:color="000000"/>
+                    <w:right w:val="single" w:sz="4" w:space="0" w:color="000000"/>
+                  </w:tcBorders>
                 </w:tcPr>
                 <w:p>
                   <w:pPr>
+                    <w:pStyle w:val="Normal"/>
                     <w:tabs>
-                      <w:tab w:val="left" w:pos="9900"/>
+                      <w:tab w:val="clear" w:pos="720"/>
+                      <w:tab w:val="left" w:pos="9900" w:leader="none"/>
                     </w:tabs>
-                    <w:spacing w:line="360" w:lineRule="auto"/>
+                    <w:spacing w:lineRule="auto" w:line="360"/>
                     <w:jc w:val="both"/>
                     <w:rPr>
                       <w:rFonts w:ascii="Garamond" w:hAnsi="Garamond"/>
@@ -541,35 +491,36 @@
                       <w:bCs/>
                       <w:sz w:val="22"/>
                     </w:rPr>
-                    <w:t>Name:</w:t>
+                    <w:t xml:space="preserve">Name: </w:t>
                   </w:r>
                   <w:r>
-                    <w:rPr>
-                      <w:rFonts w:ascii="Garamond" w:hAnsi="Garamond"/>
-                      <w:b/>
-                      <w:bCs/>
-                      <w:sz w:val="22"/>
-                    </w:rPr>
-                    <w:t xml:space="preserve"> </w:t>
-                  </w:r>
-                  <w:r>
+                    <w:rPr/>
                     <w:t xml:space="preserve"> Ahmed Hani Ahmed Ghaleb</w:t>
                   </w:r>
                 </w:p>
               </w:tc>
             </w:tr>
             <w:tr>
+              <w:trPr/>
               <w:tc>
                 <w:tcPr>
-                  <w:tcW w:w="9108" w:type="dxa"/>
+                  <w:tcW w:w="9107" w:type="dxa"/>
                   <w:gridSpan w:val="2"/>
+                  <w:tcBorders>
+                    <w:top w:val="single" w:sz="4" w:space="0" w:color="000000"/>
+                    <w:left w:val="single" w:sz="4" w:space="0" w:color="000000"/>
+                    <w:bottom w:val="single" w:sz="4" w:space="0" w:color="000000"/>
+                    <w:right w:val="single" w:sz="4" w:space="0" w:color="000000"/>
+                  </w:tcBorders>
                 </w:tcPr>
                 <w:p>
                   <w:pPr>
+                    <w:pStyle w:val="Normal"/>
                     <w:tabs>
-                      <w:tab w:val="left" w:pos="9900"/>
+                      <w:tab w:val="clear" w:pos="720"/>
+                      <w:tab w:val="left" w:pos="9900" w:leader="none"/>
                     </w:tabs>
-                    <w:spacing w:line="360" w:lineRule="auto"/>
+                    <w:spacing w:lineRule="auto" w:line="360"/>
                     <w:jc w:val="both"/>
                     <w:rPr>
                       <w:rFonts w:ascii="Garamond" w:hAnsi="Garamond"/>
@@ -584,35 +535,44 @@
                       <w:bCs/>
                       <w:sz w:val="22"/>
                     </w:rPr>
-                    <w:t>Project Title:</w:t>
+                    <w:t xml:space="preserve">Project Title: </w:t>
                   </w:r>
                   <w:r>
-                    <w:rPr>
-                      <w:rFonts w:ascii="Garamond" w:hAnsi="Garamond"/>
-                      <w:b/>
-                      <w:bCs/>
-                      <w:sz w:val="22"/>
-                    </w:rPr>
-                    <w:t xml:space="preserve"> </w:t>
+                    <w:rPr/>
+                    <w:t xml:space="preserve"> Al-Muneer Hall </w:t>
                   </w:r>
                   <w:r>
-                    <w:t xml:space="preserve"> Al-Muneer Hall Reservations</w:t>
+                    <w:rPr>
+                      <w:rFonts w:ascii="Garamond" w:hAnsi="Garamond"/>
+                      <w:b w:val="false"/>
+                      <w:bCs w:val="false"/>
+                    </w:rPr>
+                    <w:t>Portal</w:t>
                   </w:r>
                 </w:p>
               </w:tc>
             </w:tr>
             <w:tr>
+              <w:trPr/>
               <w:tc>
                 <w:tcPr>
-                  <w:tcW w:w="9108" w:type="dxa"/>
+                  <w:tcW w:w="9107" w:type="dxa"/>
                   <w:gridSpan w:val="2"/>
+                  <w:tcBorders>
+                    <w:top w:val="single" w:sz="4" w:space="0" w:color="000000"/>
+                    <w:left w:val="single" w:sz="4" w:space="0" w:color="000000"/>
+                    <w:bottom w:val="single" w:sz="4" w:space="0" w:color="000000"/>
+                    <w:right w:val="single" w:sz="4" w:space="0" w:color="000000"/>
+                  </w:tcBorders>
                 </w:tcPr>
                 <w:p>
                   <w:pPr>
+                    <w:pStyle w:val="Normal"/>
                     <w:tabs>
-                      <w:tab w:val="left" w:pos="9900"/>
+                      <w:tab w:val="clear" w:pos="720"/>
+                      <w:tab w:val="left" w:pos="9900" w:leader="none"/>
                     </w:tabs>
-                    <w:spacing w:line="360" w:lineRule="auto"/>
+                    <w:spacing w:lineRule="auto" w:line="360"/>
                     <w:jc w:val="both"/>
                     <w:rPr>
                       <w:rFonts w:ascii="Garamond" w:hAnsi="Garamond"/>
@@ -630,22 +590,32 @@
                     <w:t xml:space="preserve">Supervisor: </w:t>
                   </w:r>
                   <w:r>
-                    <w:t xml:space="preserve"> Professor Dr. Muhammad Luqman Bin Mohd Shafie</w:t>
+                    <w:rPr/>
+                    <w:t xml:space="preserve"> Dr. Muhammad Luqman Bin Mohd Shafie</w:t>
                   </w:r>
                 </w:p>
               </w:tc>
             </w:tr>
             <w:tr>
+              <w:trPr/>
               <w:tc>
                 <w:tcPr>
                   <w:tcW w:w="4427" w:type="dxa"/>
+                  <w:tcBorders>
+                    <w:top w:val="single" w:sz="4" w:space="0" w:color="000000"/>
+                    <w:left w:val="single" w:sz="4" w:space="0" w:color="000000"/>
+                    <w:bottom w:val="single" w:sz="4" w:space="0" w:color="000000"/>
+                    <w:right w:val="single" w:sz="4" w:space="0" w:color="000000"/>
+                  </w:tcBorders>
                 </w:tcPr>
                 <w:p>
                   <w:pPr>
+                    <w:pStyle w:val="Normal"/>
                     <w:tabs>
-                      <w:tab w:val="left" w:pos="9900"/>
+                      <w:tab w:val="clear" w:pos="720"/>
+                      <w:tab w:val="left" w:pos="9900" w:leader="none"/>
                     </w:tabs>
-                    <w:spacing w:line="360" w:lineRule="auto"/>
+                    <w:spacing w:lineRule="auto" w:line="360"/>
                     <w:jc w:val="both"/>
                     <w:rPr>
                       <w:rFonts w:ascii="Garamond" w:hAnsi="Garamond"/>
@@ -660,41 +630,48 @@
                       <w:bCs/>
                       <w:sz w:val="22"/>
                     </w:rPr>
-                    <w:t xml:space="preserve">Project </w:t>
+                    <w:t>Project Type:</w:t>
                   </w:r>
                   <w:r>
+                    <w:rPr/>
+                    <w:t xml:space="preserve"> Development</w:t>
+                  </w:r>
+                  <w:r>
                     <w:rPr>
                       <w:rFonts w:ascii="Garamond" w:hAnsi="Garamond"/>
                       <w:b/>
                       <w:bCs/>
-                      <w:sz w:val="22"/>
-                    </w:rPr>
-                    <w:t>Type</w:t>
+                    </w:rPr>
+                    <w:t xml:space="preserve"> </w:t>
                   </w:r>
                   <w:r>
                     <w:rPr>
                       <w:rFonts w:ascii="Garamond" w:hAnsi="Garamond"/>
-                      <w:b/>
-                      <w:bCs/>
-                      <w:sz w:val="22"/>
-                    </w:rPr>
-                    <w:t>:</w:t>
-                  </w:r>
-                  <w:r>
-                    <w:t xml:space="preserve"> Development</w:t>
+                      <w:b w:val="false"/>
+                      <w:bCs w:val="false"/>
+                    </w:rPr>
+                    <w:t>- Web</w:t>
                   </w:r>
                 </w:p>
               </w:tc>
               <w:tc>
                 <w:tcPr>
-                  <w:tcW w:w="4681" w:type="dxa"/>
+                  <w:tcW w:w="4680" w:type="dxa"/>
+                  <w:tcBorders>
+                    <w:top w:val="single" w:sz="4" w:space="0" w:color="000000"/>
+                    <w:left w:val="single" w:sz="4" w:space="0" w:color="000000"/>
+                    <w:bottom w:val="single" w:sz="4" w:space="0" w:color="000000"/>
+                    <w:right w:val="single" w:sz="4" w:space="0" w:color="000000"/>
+                  </w:tcBorders>
                 </w:tcPr>
                 <w:p>
                   <w:pPr>
+                    <w:pStyle w:val="Normal"/>
                     <w:tabs>
-                      <w:tab w:val="left" w:pos="9900"/>
+                      <w:tab w:val="clear" w:pos="720"/>
+                      <w:tab w:val="left" w:pos="9900" w:leader="none"/>
                     </w:tabs>
-                    <w:spacing w:line="360" w:lineRule="auto"/>
+                    <w:spacing w:lineRule="auto" w:line="360"/>
                     <w:jc w:val="both"/>
                     <w:rPr>
                       <w:rFonts w:ascii="Garamond" w:hAnsi="Garamond"/>
@@ -708,41 +685,35 @@
                       <w:b/>
                       <w:sz w:val="22"/>
                     </w:rPr>
-                    <w:t>Matric</w:t>
+                    <w:t>Matric. No.:</w:t>
                   </w:r>
                   <w:r>
-                    <w:rPr>
-                      <w:rFonts w:ascii="Garamond" w:hAnsi="Garamond"/>
-                      <w:b/>
-                      <w:sz w:val="22"/>
-                    </w:rPr>
-                    <w:t>.</w:t>
-                  </w:r>
-                  <w:r>
-                    <w:rPr>
-                      <w:rFonts w:ascii="Garamond" w:hAnsi="Garamond"/>
-                      <w:b/>
-                      <w:sz w:val="22"/>
-                    </w:rPr>
-                    <w:t xml:space="preserve"> No.:</w:t>
-                  </w:r>
-                  <w:r>
+                    <w:rPr/>
                     <w:t xml:space="preserve"> A21EC9120</w:t>
                   </w:r>
                 </w:p>
               </w:tc>
             </w:tr>
             <w:tr>
+              <w:trPr/>
               <w:tc>
                 <w:tcPr>
                   <w:tcW w:w="4427" w:type="dxa"/>
+                  <w:tcBorders>
+                    <w:top w:val="single" w:sz="4" w:space="0" w:color="000000"/>
+                    <w:left w:val="single" w:sz="4" w:space="0" w:color="000000"/>
+                    <w:bottom w:val="single" w:sz="4" w:space="0" w:color="000000"/>
+                    <w:right w:val="single" w:sz="4" w:space="0" w:color="000000"/>
+                  </w:tcBorders>
                 </w:tcPr>
                 <w:p>
                   <w:pPr>
+                    <w:pStyle w:val="Normal"/>
                     <w:tabs>
-                      <w:tab w:val="left" w:pos="9900"/>
+                      <w:tab w:val="clear" w:pos="720"/>
+                      <w:tab w:val="left" w:pos="9900" w:leader="none"/>
                     </w:tabs>
-                    <w:spacing w:line="360" w:lineRule="auto"/>
+                    <w:spacing w:lineRule="auto" w:line="360"/>
                     <w:jc w:val="both"/>
                     <w:rPr>
                       <w:rFonts w:ascii="Garamond" w:hAnsi="Garamond"/>
@@ -758,32 +729,32 @@
                       <w:bCs/>
                       <w:sz w:val="22"/>
                     </w:rPr>
-                    <w:t>E-m</w:t>
+                    <w:t>E-mail Add.:</w:t>
                   </w:r>
                   <w:r>
-                    <w:rPr>
-                      <w:rFonts w:ascii="Garamond" w:hAnsi="Garamond"/>
-                      <w:b/>
-                      <w:bCs/>
-                      <w:sz w:val="22"/>
-                    </w:rPr>
-                    <w:t>ail Add.:</w:t>
-                  </w:r>
-                  <w:r>
+                    <w:rPr/>
                     <w:t xml:space="preserve"> ahmedahmed@graduate.utm.my</w:t>
                   </w:r>
                 </w:p>
               </w:tc>
               <w:tc>
                 <w:tcPr>
-                  <w:tcW w:w="4681" w:type="dxa"/>
+                  <w:tcW w:w="4680" w:type="dxa"/>
+                  <w:tcBorders>
+                    <w:top w:val="single" w:sz="4" w:space="0" w:color="000000"/>
+                    <w:left w:val="single" w:sz="4" w:space="0" w:color="000000"/>
+                    <w:bottom w:val="single" w:sz="4" w:space="0" w:color="000000"/>
+                    <w:right w:val="single" w:sz="4" w:space="0" w:color="000000"/>
+                  </w:tcBorders>
                 </w:tcPr>
                 <w:p>
                   <w:pPr>
+                    <w:pStyle w:val="Normal"/>
                     <w:tabs>
-                      <w:tab w:val="left" w:pos="9900"/>
+                      <w:tab w:val="clear" w:pos="720"/>
+                      <w:tab w:val="left" w:pos="9900" w:leader="none"/>
                     </w:tabs>
-                    <w:spacing w:line="360" w:lineRule="auto"/>
+                    <w:spacing w:lineRule="auto" w:line="360"/>
                     <w:jc w:val="both"/>
                     <w:rPr>
                       <w:rFonts w:ascii="Garamond" w:hAnsi="Garamond"/>
@@ -798,33 +769,35 @@
                       <w:b/>
                       <w:sz w:val="22"/>
                     </w:rPr>
-                    <w:t>No. Tel/HP</w:t>
+                    <w:t>No. Tel/HP:</w:t>
                   </w:r>
                   <w:r>
-                    <w:rPr>
-                      <w:rFonts w:ascii="Garamond" w:hAnsi="Garamond"/>
-                      <w:b/>
-                      <w:sz w:val="22"/>
-                    </w:rPr>
-                    <w:t>:</w:t>
-                  </w:r>
-                  <w:r>
+                    <w:rPr/>
                     <w:t xml:space="preserve"> 01112344710</w:t>
                   </w:r>
                 </w:p>
               </w:tc>
             </w:tr>
             <w:tr>
+              <w:trPr/>
               <w:tc>
                 <w:tcPr>
                   <w:tcW w:w="4427" w:type="dxa"/>
+                  <w:tcBorders>
+                    <w:top w:val="single" w:sz="4" w:space="0" w:color="000000"/>
+                    <w:left w:val="single" w:sz="4" w:space="0" w:color="000000"/>
+                    <w:bottom w:val="single" w:sz="4" w:space="0" w:color="000000"/>
+                    <w:right w:val="single" w:sz="4" w:space="0" w:color="000000"/>
+                  </w:tcBorders>
                 </w:tcPr>
                 <w:p>
                   <w:pPr>
+                    <w:pStyle w:val="Normal"/>
                     <w:tabs>
-                      <w:tab w:val="left" w:pos="9900"/>
+                      <w:tab w:val="clear" w:pos="720"/>
+                      <w:tab w:val="left" w:pos="9900" w:leader="none"/>
                     </w:tabs>
-                    <w:spacing w:line="360" w:lineRule="auto"/>
+                    <w:spacing w:lineRule="auto" w:line="360"/>
                     <w:jc w:val="both"/>
                     <w:rPr>
                       <w:rFonts w:ascii="Garamond" w:hAnsi="Garamond"/>
@@ -843,20 +816,29 @@
                     <w:t>Examiner 1 Name:</w:t>
                   </w:r>
                   <w:r>
+                    <w:rPr/>
                     <w:t xml:space="preserve"> AP Dr. Radziah bt. Mohamad</w:t>
                   </w:r>
                 </w:p>
               </w:tc>
               <w:tc>
                 <w:tcPr>
-                  <w:tcW w:w="4681" w:type="dxa"/>
+                  <w:tcW w:w="4680" w:type="dxa"/>
+                  <w:tcBorders>
+                    <w:top w:val="single" w:sz="4" w:space="0" w:color="000000"/>
+                    <w:left w:val="single" w:sz="4" w:space="0" w:color="000000"/>
+                    <w:bottom w:val="single" w:sz="4" w:space="0" w:color="000000"/>
+                    <w:right w:val="single" w:sz="4" w:space="0" w:color="000000"/>
+                  </w:tcBorders>
                 </w:tcPr>
                 <w:p>
                   <w:pPr>
+                    <w:pStyle w:val="Normal"/>
                     <w:tabs>
-                      <w:tab w:val="left" w:pos="9900"/>
+                      <w:tab w:val="clear" w:pos="720"/>
+                      <w:tab w:val="left" w:pos="9900" w:leader="none"/>
                     </w:tabs>
-                    <w:spacing w:line="360" w:lineRule="auto"/>
+                    <w:spacing w:lineRule="auto" w:line="360"/>
                     <w:jc w:val="both"/>
                     <w:rPr>
                       <w:rFonts w:ascii="Garamond" w:hAnsi="Garamond"/>
@@ -874,22 +856,32 @@
                     <w:t>Examiner 2 Name:</w:t>
                   </w:r>
                   <w:r>
+                    <w:rPr/>
                     <w:t xml:space="preserve"> Dr. Mohd Razak bin Samingan</w:t>
                   </w:r>
                 </w:p>
               </w:tc>
             </w:tr>
             <w:tr>
+              <w:trPr/>
               <w:tc>
                 <w:tcPr>
                   <w:tcW w:w="4427" w:type="dxa"/>
+                  <w:tcBorders>
+                    <w:top w:val="single" w:sz="4" w:space="0" w:color="000000"/>
+                    <w:left w:val="single" w:sz="4" w:space="0" w:color="000000"/>
+                    <w:bottom w:val="single" w:sz="4" w:space="0" w:color="000000"/>
+                    <w:right w:val="single" w:sz="4" w:space="0" w:color="000000"/>
+                  </w:tcBorders>
                 </w:tcPr>
                 <w:p>
                   <w:pPr>
+                    <w:pStyle w:val="Normal"/>
                     <w:tabs>
-                      <w:tab w:val="left" w:pos="9900"/>
+                      <w:tab w:val="clear" w:pos="720"/>
+                      <w:tab w:val="left" w:pos="9900" w:leader="none"/>
                     </w:tabs>
-                    <w:spacing w:line="360" w:lineRule="auto"/>
+                    <w:spacing w:lineRule="auto" w:line="360"/>
                     <w:jc w:val="both"/>
                     <w:rPr>
                       <w:rFonts w:ascii="Garamond" w:hAnsi="Garamond"/>
@@ -905,20 +897,28 @@
                       <w:bCs/>
                       <w:sz w:val="22"/>
                     </w:rPr>
-                    <w:t xml:space="preserve">Date: </w:t>
+                    <w:t>Date: 17/07/2026</w:t>
                   </w:r>
                 </w:p>
               </w:tc>
               <w:tc>
                 <w:tcPr>
-                  <w:tcW w:w="4681" w:type="dxa"/>
+                  <w:tcW w:w="4680" w:type="dxa"/>
+                  <w:tcBorders>
+                    <w:top w:val="single" w:sz="4" w:space="0" w:color="000000"/>
+                    <w:left w:val="single" w:sz="4" w:space="0" w:color="000000"/>
+                    <w:bottom w:val="single" w:sz="4" w:space="0" w:color="000000"/>
+                    <w:right w:val="single" w:sz="4" w:space="0" w:color="000000"/>
+                  </w:tcBorders>
                 </w:tcPr>
                 <w:p>
                   <w:pPr>
+                    <w:pStyle w:val="Normal"/>
                     <w:tabs>
-                      <w:tab w:val="left" w:pos="9900"/>
+                      <w:tab w:val="clear" w:pos="720"/>
+                      <w:tab w:val="left" w:pos="9900" w:leader="none"/>
                     </w:tabs>
-                    <w:spacing w:line="360" w:lineRule="auto"/>
+                    <w:spacing w:lineRule="auto" w:line="360"/>
                     <w:jc w:val="both"/>
                     <w:rPr>
                       <w:rFonts w:ascii="Garamond" w:hAnsi="Garamond"/>
@@ -937,10 +937,12 @@
                 </w:p>
                 <w:p>
                   <w:pPr>
+                    <w:pStyle w:val="Normal"/>
                     <w:tabs>
-                      <w:tab w:val="left" w:pos="9900"/>
+                      <w:tab w:val="clear" w:pos="720"/>
+                      <w:tab w:val="left" w:pos="9900" w:leader="none"/>
                     </w:tabs>
-                    <w:spacing w:line="360" w:lineRule="auto"/>
+                    <w:spacing w:lineRule="auto" w:line="360"/>
                     <w:jc w:val="both"/>
                     <w:rPr>
                       <w:rFonts w:ascii="Garamond" w:hAnsi="Garamond"/>
@@ -948,45 +950,116 @@
                       <w:sz w:val="22"/>
                     </w:rPr>
                   </w:pPr>
+                  <w:r>
+                    <w:rPr>
+                      <w:rFonts w:ascii="Garamond" w:hAnsi="Garamond"/>
+                      <w:b/>
+                      <w:sz w:val="22"/>
+                    </w:rPr>
+                    <w:drawing>
+                      <wp:anchor behindDoc="0" distT="0" distB="0" distL="0" distR="0" simplePos="0" locked="0" layoutInCell="0" allowOverlap="1" relativeHeight="11">
+                        <wp:simplePos x="0" y="0"/>
+                        <wp:positionH relativeFrom="column">
+                          <wp:posOffset>308610</wp:posOffset>
+                        </wp:positionH>
+                        <wp:positionV relativeFrom="paragraph">
+                          <wp:posOffset>-81280</wp:posOffset>
+                        </wp:positionV>
+                        <wp:extent cx="2286635" cy="685800"/>
+                        <wp:effectExtent l="0" t="0" r="0" b="0"/>
+                        <wp:wrapSquare wrapText="largest"/>
+                        <wp:docPr id="2" name="Image1" descr=""/>
+                        <wp:cNvGraphicFramePr>
+                          <a:graphicFrameLocks xmlns:a="http://schemas.openxmlformats.org/drawingml/2006/main" noChangeAspect="1"/>
+                        </wp:cNvGraphicFramePr>
+                        <a:graphic xmlns:a="http://schemas.openxmlformats.org/drawingml/2006/main">
+                          <a:graphicData uri="http://schemas.openxmlformats.org/drawingml/2006/picture">
+                            <pic:pic xmlns:pic="http://schemas.openxmlformats.org/drawingml/2006/picture">
+                              <pic:nvPicPr>
+                                <pic:cNvPr id="2" name="Image1" descr=""/>
+                                <pic:cNvPicPr>
+                                  <a:picLocks noChangeAspect="1" noChangeArrowheads="1"/>
+                                </pic:cNvPicPr>
+                              </pic:nvPicPr>
+                              <pic:blipFill>
+                                <a:blip r:embed="rId3"/>
+                                <a:stretch>
+                                  <a:fillRect/>
+                                </a:stretch>
+                              </pic:blipFill>
+                              <pic:spPr bwMode="auto">
+                                <a:xfrm>
+                                  <a:off x="0" y="0"/>
+                                  <a:ext cx="2286635" cy="685800"/>
+                                </a:xfrm>
+                                <a:prstGeom prst="rect">
+                                  <a:avLst/>
+                                </a:prstGeom>
+                              </pic:spPr>
+                            </pic:pic>
+                          </a:graphicData>
+                        </a:graphic>
+                      </wp:anchor>
+                    </w:drawing>
+                  </w:r>
                 </w:p>
               </w:tc>
             </w:tr>
           </w:tbl>
           <w:p>
             <w:pPr>
+              <w:pStyle w:val="Normal"/>
               <w:tabs>
-                <w:tab w:val="left" w:pos="9900"/>
+                <w:tab w:val="clear" w:pos="720"/>
+                <w:tab w:val="left" w:pos="9900" w:leader="none"/>
               </w:tabs>
-              <w:spacing w:line="360" w:lineRule="auto"/>
+              <w:spacing w:lineRule="auto" w:line="360"/>
               <w:jc w:val="both"/>
               <w:rPr>
                 <w:rFonts w:ascii="Garamond" w:hAnsi="Garamond"/>
                 <w:sz w:val="22"/>
               </w:rPr>
             </w:pPr>
+            <w:r>
+              <w:rPr>
+                <w:rFonts w:ascii="Garamond" w:hAnsi="Garamond"/>
+                <w:sz w:val="22"/>
+              </w:rPr>
+            </w:r>
           </w:p>
           <w:p>
             <w:pPr>
+              <w:pStyle w:val="Normal"/>
               <w:tabs>
-                <w:tab w:val="left" w:pos="9900"/>
+                <w:tab w:val="clear" w:pos="720"/>
+                <w:tab w:val="left" w:pos="9900" w:leader="none"/>
               </w:tabs>
-              <w:spacing w:line="360" w:lineRule="auto"/>
+              <w:spacing w:lineRule="auto" w:line="360"/>
               <w:jc w:val="both"/>
               <w:rPr>
                 <w:rFonts w:ascii="Garamond" w:hAnsi="Garamond"/>
                 <w:sz w:val="22"/>
               </w:rPr>
             </w:pPr>
+            <w:r>
+              <w:rPr>
+                <w:rFonts w:ascii="Garamond" w:hAnsi="Garamond"/>
+                <w:sz w:val="22"/>
+              </w:rPr>
+            </w:r>
           </w:p>
         </w:tc>
       </w:tr>
       <w:tr>
+        <w:trPr/>
         <w:tc>
           <w:tcPr>
-            <w:tcW w:w="7476" w:type="dxa"/>
+            <w:tcW w:w="8628" w:type="dxa"/>
+            <w:tcBorders/>
           </w:tcPr>
           <w:p>
             <w:pPr>
+              <w:pStyle w:val="Normal"/>
               <w:jc w:val="both"/>
               <w:rPr>
                 <w:rFonts w:ascii="Garamond" w:hAnsi="Garamond"/>
@@ -1009,75 +1082,17 @@
                 <w:u w:val="single"/>
                 <w:lang w:val="en-GB"/>
               </w:rPr>
-              <w:t xml:space="preserve">SECTION </w:t>
-            </w:r>
-            <w:r>
-              <w:rPr>
-                <w:rFonts w:ascii="Garamond" w:hAnsi="Garamond"/>
-                <w:b/>
-                <w:bCs/>
-                <w:sz w:val="28"/>
-                <w:szCs w:val="32"/>
-                <w:u w:val="single"/>
-                <w:lang w:val="en-GB"/>
-              </w:rPr>
-              <w:t>B</w:t>
-            </w:r>
-            <w:r>
-              <w:rPr>
-                <w:rFonts w:ascii="Garamond" w:hAnsi="Garamond"/>
-                <w:b/>
-                <w:bCs/>
-                <w:sz w:val="28"/>
-                <w:szCs w:val="32"/>
-                <w:u w:val="single"/>
-                <w:lang w:val="en-GB"/>
-              </w:rPr>
-              <w:t xml:space="preserve">: </w:t>
-            </w:r>
-            <w:r>
-              <w:rPr>
-                <w:rFonts w:ascii="Garamond" w:hAnsi="Garamond"/>
-                <w:b/>
-                <w:bCs/>
-                <w:sz w:val="28"/>
-                <w:szCs w:val="32"/>
-                <w:u w:val="single"/>
-                <w:lang w:val="en-GB"/>
-              </w:rPr>
-              <w:t xml:space="preserve">Examiners </w:t>
-            </w:r>
-            <w:r>
-              <w:rPr>
-                <w:rFonts w:ascii="Garamond" w:hAnsi="Garamond"/>
-                <w:b/>
-                <w:bCs/>
-                <w:sz w:val="28"/>
-                <w:szCs w:val="32"/>
-                <w:u w:val="single"/>
-                <w:lang w:val="en-GB"/>
-              </w:rPr>
-              <w:t xml:space="preserve">and Supervisor </w:t>
-            </w:r>
-            <w:r>
-              <w:rPr>
-                <w:rFonts w:ascii="Garamond" w:hAnsi="Garamond"/>
-                <w:b/>
-                <w:bCs/>
-                <w:sz w:val="28"/>
-                <w:szCs w:val="32"/>
-                <w:u w:val="single"/>
-                <w:lang w:val="en-GB"/>
-              </w:rPr>
-              <w:t>Declaration</w:t>
+              <w:t>SECTION B: Examiners and Supervisor Declaration</w:t>
             </w:r>
           </w:p>
           <w:p>
             <w:pPr>
+              <w:pStyle w:val="Normal"/>
               <w:tabs>
-                <w:tab w:val="left" w:pos="9900"/>
+                <w:tab w:val="clear" w:pos="720"/>
+                <w:tab w:val="left" w:pos="9900" w:leader="none"/>
               </w:tabs>
-              <w:spacing w:line="360" w:lineRule="auto"/>
+              <w:spacing w:lineRule="auto" w:line="360"/>
               <w:jc w:val="both"/>
               <w:rPr>
                 <w:rFonts w:ascii="Garamond" w:hAnsi="Garamond"/>
@@ -1104,41 +1119,45 @@
                 <w:rFonts w:ascii="Garamond" w:hAnsi="Garamond"/>
                 <w:sz w:val="22"/>
               </w:rPr>
-              <w:t xml:space="preserve"> parties is required before report/thesis is accepted for completion</w:t>
-            </w:r>
-            <w:r>
-              <w:rPr>
-                <w:rFonts w:ascii="Garamond" w:hAnsi="Garamond"/>
-                <w:sz w:val="22"/>
-              </w:rPr>
-              <w:t xml:space="preserve">. </w:t>
+              <w:t xml:space="preserve"> parties is required before report/thesis is accepted for completion.</w:t>
             </w:r>
           </w:p>
           <w:p>
             <w:pPr>
+              <w:pStyle w:val="Normal"/>
               <w:tabs>
-                <w:tab w:val="left" w:pos="540"/>
-                <w:tab w:val="left" w:pos="7200"/>
-                <w:tab w:val="left" w:pos="8100"/>
-                <w:tab w:val="left" w:pos="8460"/>
+                <w:tab w:val="clear" w:pos="720"/>
+                <w:tab w:val="left" w:pos="540" w:leader="none"/>
+                <w:tab w:val="left" w:pos="7200" w:leader="none"/>
+                <w:tab w:val="left" w:pos="8100" w:leader="none"/>
+                <w:tab w:val="left" w:pos="8460" w:leader="none"/>
               </w:tabs>
-              <w:spacing w:line="360" w:lineRule="auto"/>
+              <w:spacing w:lineRule="auto" w:line="360"/>
               <w:jc w:val="both"/>
               <w:rPr>
                 <w:rFonts w:ascii="Garamond" w:hAnsi="Garamond"/>
                 <w:sz w:val="22"/>
               </w:rPr>
             </w:pPr>
+            <w:r>
+              <w:rPr>
+                <w:rFonts w:ascii="Garamond" w:hAnsi="Garamond"/>
+                <w:sz w:val="22"/>
+              </w:rPr>
+            </w:r>
           </w:p>
         </w:tc>
         <w:tc>
           <w:tcPr>
-            <w:tcW w:w="764" w:type="dxa"/>
+            <w:tcW w:w="705" w:type="dxa"/>
+            <w:tcBorders/>
           </w:tcPr>
           <w:p>
             <w:pPr>
+              <w:pStyle w:val="Normal"/>
               <w:tabs>
-                <w:tab w:val="left" w:pos="1700"/>
+                <w:tab w:val="clear" w:pos="720"/>
+                <w:tab w:val="left" w:pos="1700" w:leader="none"/>
               </w:tabs>
               <w:jc w:val="both"/>
               <w:rPr>
@@ -1146,11 +1165,19 @@
                 <w:sz w:val="22"/>
               </w:rPr>
             </w:pPr>
+            <w:r>
+              <w:rPr>
+                <w:rFonts w:ascii="Garamond" w:hAnsi="Garamond"/>
+                <w:sz w:val="22"/>
+              </w:rPr>
+            </w:r>
           </w:p>
           <w:p>
             <w:pPr>
+              <w:pStyle w:val="Normal"/>
               <w:tabs>
-                <w:tab w:val="left" w:pos="1700"/>
+                <w:tab w:val="clear" w:pos="720"/>
+                <w:tab w:val="left" w:pos="1700" w:leader="none"/>
               </w:tabs>
               <w:jc w:val="both"/>
               <w:rPr>
@@ -1158,30 +1185,40 @@
                 <w:sz w:val="22"/>
               </w:rPr>
             </w:pPr>
+            <w:r>
+              <w:rPr>
+                <w:rFonts w:ascii="Garamond" w:hAnsi="Garamond"/>
+                <w:sz w:val="22"/>
+              </w:rPr>
+            </w:r>
           </w:p>
         </w:tc>
       </w:tr>
       <w:tr>
+        <w:trPr/>
         <w:tc>
           <w:tcPr>
-            <w:tcW w:w="7476" w:type="dxa"/>
+            <w:tcW w:w="8628" w:type="dxa"/>
+            <w:tcBorders/>
           </w:tcPr>
           <w:p>
             <w:pPr>
+              <w:pStyle w:val="Normal"/>
               <w:numPr>
                 <w:ilvl w:val="0"/>
                 <w:numId w:val="1"/>
               </w:numPr>
               <w:tabs>
-                <w:tab w:val="left" w:pos="540"/>
-                <w:tab w:val="left" w:pos="1080"/>
-                <w:tab w:val="left" w:pos="7200"/>
-                <w:tab w:val="left" w:pos="7820"/>
-                <w:tab w:val="left" w:pos="8640"/>
-                <w:tab w:val="left" w:pos="9260"/>
+                <w:tab w:val="clear" w:pos="720"/>
+                <w:tab w:val="left" w:pos="540" w:leader="none"/>
+                <w:tab w:val="left" w:pos="1080" w:leader="none"/>
+                <w:tab w:val="left" w:pos="7200" w:leader="none"/>
+                <w:tab w:val="left" w:pos="7820" w:leader="none"/>
+                <w:tab w:val="left" w:pos="8640" w:leader="none"/>
+                <w:tab w:val="left" w:pos="9260" w:leader="none"/>
               </w:tabs>
-              <w:spacing w:line="360" w:lineRule="auto"/>
-              <w:ind w:left="0" w:firstLine="0"/>
+              <w:spacing w:lineRule="auto" w:line="360"/>
+              <w:ind w:hanging="0" w:left="0"/>
               <w:jc w:val="both"/>
               <w:rPr>
                 <w:rFonts w:ascii="Garamond" w:hAnsi="Garamond"/>
@@ -1202,6 +1239,7 @@
           </w:p>
           <w:p>
             <w:pPr>
+              <w:pStyle w:val="Normal"/>
               <w:rPr>
                 <w:rFonts w:ascii="Garamond" w:hAnsi="Garamond"/>
                 <w:sz w:val="22"/>
@@ -1223,15 +1261,7 @@
                 <w:sz w:val="22"/>
                 <w:szCs w:val="22"/>
               </w:rPr>
-              <w:t>I</w:t>
-            </w:r>
-            <w:r>
-              <w:rPr>
-                <w:rFonts w:ascii="Garamond" w:hAnsi="Garamond"/>
-                <w:sz w:val="22"/>
-                <w:szCs w:val="22"/>
-              </w:rPr>
-              <w:t xml:space="preserve">, </w:t>
+              <w:t xml:space="preserve">I, </w:t>
             </w:r>
             <w:r>
               <w:rPr>
@@ -1249,78 +1279,80 @@
                 <w:sz w:val="22"/>
                 <w:szCs w:val="22"/>
               </w:rPr>
-              <w:t xml:space="preserve">certify that I have reviewed the correction of the Project Report of the </w:t>
-            </w:r>
-            <w:r>
-              <w:rPr>
-                <w:rFonts w:ascii="Garamond" w:hAnsi="Garamond"/>
-                <w:sz w:val="22"/>
-                <w:szCs w:val="22"/>
-              </w:rPr>
-              <w:t>abovementioned student</w:t>
-            </w:r>
-            <w:r>
-              <w:rPr>
-                <w:rFonts w:ascii="Garamond" w:hAnsi="Garamond"/>
-                <w:sz w:val="22"/>
-                <w:szCs w:val="22"/>
-              </w:rPr>
-              <w:t>. I endorse that it is complete.</w:t>
+              <w:t>certify that I have reviewed the correction of the Project Report of the abovementioned student. I endorse that it is complete.</w:t>
             </w:r>
           </w:p>
           <w:p>
             <w:pPr>
-              <w:autoSpaceDE w:val="0"/>
-              <w:autoSpaceDN w:val="0"/>
-              <w:adjustRightInd w:val="0"/>
-              <w:spacing w:line="276" w:lineRule="auto"/>
+              <w:pStyle w:val="Normal"/>
+              <w:spacing w:lineRule="auto" w:line="276"/>
               <w:rPr>
                 <w:rFonts w:ascii="Garamond" w:hAnsi="Garamond"/>
                 <w:sz w:val="22"/>
               </w:rPr>
             </w:pPr>
+            <w:r>
+              <w:rPr>
+                <w:rFonts w:ascii="Garamond" w:hAnsi="Garamond"/>
+                <w:sz w:val="22"/>
+              </w:rPr>
+            </w:r>
           </w:p>
           <w:p>
             <w:pPr>
-              <w:autoSpaceDE w:val="0"/>
-              <w:autoSpaceDN w:val="0"/>
-              <w:adjustRightInd w:val="0"/>
-              <w:spacing w:line="276" w:lineRule="auto"/>
+              <w:pStyle w:val="Normal"/>
+              <w:spacing w:lineRule="auto" w:line="276"/>
               <w:rPr>
                 <w:rFonts w:ascii="Garamond" w:hAnsi="Garamond"/>
                 <w:sz w:val="22"/>
               </w:rPr>
             </w:pPr>
+            <w:r>
+              <w:rPr>
+                <w:rFonts w:ascii="Garamond" w:hAnsi="Garamond"/>
+                <w:sz w:val="22"/>
+              </w:rPr>
+            </w:r>
           </w:p>
           <w:tbl>
             <w:tblPr>
               <w:tblW w:w="9108" w:type="dxa"/>
-              <w:tblBorders>
-                <w:top w:val="single" w:sz="4" w:space="0" w:color="auto"/>
-                <w:left w:val="single" w:sz="4" w:space="0" w:color="auto"/>
-                <w:bottom w:val="single" w:sz="4" w:space="0" w:color="auto"/>
-                <w:right w:val="single" w:sz="4" w:space="0" w:color="auto"/>
-                <w:insideH w:val="single" w:sz="4" w:space="0" w:color="auto"/>
-                <w:insideV w:val="single" w:sz="4" w:space="0" w:color="auto"/>
-              </w:tblBorders>
-              <w:tblLook w:val="0000" w:firstRow="0" w:lastRow="0" w:firstColumn="0" w:lastColumn="0" w:noHBand="0" w:noVBand="0"/>
+              <w:jc w:val="left"/>
+              <w:tblInd w:w="0" w:type="dxa"/>
+              <w:tblLayout w:type="fixed"/>
+              <w:tblCellMar>
+                <w:top w:w="0" w:type="dxa"/>
+                <w:left w:w="108" w:type="dxa"/>
+                <w:bottom w:w="0" w:type="dxa"/>
+                <w:right w:w="108" w:type="dxa"/>
+              </w:tblCellMar>
+              <w:tblLook w:val="0000" w:noHBand="0" w:noVBand="0" w:firstColumn="0" w:lastRow="0" w:lastColumn="0" w:firstRow="0"/>
             </w:tblPr>
             <w:tblGrid>
-              <w:gridCol w:w="3595"/>
+              <w:gridCol w:w="3594"/>
               <w:gridCol w:w="5513"/>
             </w:tblGrid>
             <w:tr>
+              <w:trPr/>
               <w:tc>
                 <w:tcPr>
-                  <w:tcW w:w="3595" w:type="dxa"/>
+                  <w:tcW w:w="3594" w:type="dxa"/>
+                  <w:tcBorders>
+                    <w:top w:val="single" w:sz="4" w:space="0" w:color="000000"/>
+                    <w:left w:val="single" w:sz="4" w:space="0" w:color="000000"/>
+                    <w:bottom w:val="single" w:sz="4" w:space="0" w:color="000000"/>
+                    <w:right w:val="single" w:sz="4" w:space="0" w:color="000000"/>
+                  </w:tcBorders>
                 </w:tcPr>
                 <w:p>
                   <w:pPr>
+                    <w:pStyle w:val="Normal"/>
                     <w:tabs>
-                      <w:tab w:val="left" w:pos="7110"/>
-                      <w:tab w:val="left" w:pos="8550"/>
+                      <w:tab w:val="clear" w:pos="720"/>
+                      <w:tab w:val="left" w:pos="7110" w:leader="none"/>
+                      <w:tab w:val="left" w:pos="8550" w:leader="none"/>
                     </w:tabs>
-                    <w:spacing w:line="360" w:lineRule="auto"/>
+                    <w:spacing w:lineRule="auto" w:line="360"/>
                     <w:rPr>
                       <w:rFonts w:ascii="Garamond" w:hAnsi="Garamond"/>
                       <w:sz w:val="22"/>
@@ -1331,60 +1363,92 @@
                       <w:rFonts w:ascii="Garamond" w:hAnsi="Garamond"/>
                       <w:sz w:val="22"/>
                     </w:rPr>
-                    <w:t xml:space="preserve">Date:  </w:t>
+                    <w:t>Date:</w:t>
                   </w:r>
                 </w:p>
                 <w:p>
                   <w:pPr>
+                    <w:pStyle w:val="Normal"/>
                     <w:tabs>
-                      <w:tab w:val="left" w:pos="7110"/>
-                      <w:tab w:val="left" w:pos="8550"/>
+                      <w:tab w:val="clear" w:pos="720"/>
+                      <w:tab w:val="left" w:pos="7110" w:leader="none"/>
+                      <w:tab w:val="left" w:pos="8550" w:leader="none"/>
                     </w:tabs>
-                    <w:spacing w:line="360" w:lineRule="auto"/>
+                    <w:spacing w:lineRule="auto" w:line="360"/>
                     <w:rPr>
                       <w:rFonts w:ascii="Garamond" w:hAnsi="Garamond"/>
                       <w:sz w:val="22"/>
                     </w:rPr>
                   </w:pPr>
+                  <w:r>
+                    <w:rPr>
+                      <w:rFonts w:ascii="Garamond" w:hAnsi="Garamond"/>
+                      <w:sz w:val="22"/>
+                    </w:rPr>
+                  </w:r>
                 </w:p>
                 <w:p>
                   <w:pPr>
+                    <w:pStyle w:val="Normal"/>
                     <w:tabs>
-                      <w:tab w:val="left" w:pos="7110"/>
-                      <w:tab w:val="left" w:pos="8550"/>
+                      <w:tab w:val="clear" w:pos="720"/>
+                      <w:tab w:val="left" w:pos="7110" w:leader="none"/>
+                      <w:tab w:val="left" w:pos="8550" w:leader="none"/>
                     </w:tabs>
-                    <w:spacing w:line="360" w:lineRule="auto"/>
+                    <w:spacing w:lineRule="auto" w:line="360"/>
                     <w:rPr>
                       <w:rFonts w:ascii="Garamond" w:hAnsi="Garamond"/>
                       <w:sz w:val="22"/>
                     </w:rPr>
                   </w:pPr>
+                  <w:r>
+                    <w:rPr>
+                      <w:rFonts w:ascii="Garamond" w:hAnsi="Garamond"/>
+                      <w:sz w:val="22"/>
+                    </w:rPr>
+                  </w:r>
                 </w:p>
                 <w:p>
                   <w:pPr>
+                    <w:pStyle w:val="Normal"/>
                     <w:tabs>
-                      <w:tab w:val="left" w:pos="7110"/>
-                      <w:tab w:val="left" w:pos="8550"/>
+                      <w:tab w:val="clear" w:pos="720"/>
+                      <w:tab w:val="left" w:pos="7110" w:leader="none"/>
+                      <w:tab w:val="left" w:pos="8550" w:leader="none"/>
                     </w:tabs>
-                    <w:spacing w:line="360" w:lineRule="auto"/>
+                    <w:spacing w:lineRule="auto" w:line="360"/>
                     <w:rPr>
                       <w:rFonts w:ascii="Garamond" w:hAnsi="Garamond"/>
                       <w:sz w:val="22"/>
                     </w:rPr>
                   </w:pPr>
+                  <w:r>
+                    <w:rPr>
+                      <w:rFonts w:ascii="Garamond" w:hAnsi="Garamond"/>
+                      <w:sz w:val="22"/>
+                    </w:rPr>
+                  </w:r>
                 </w:p>
               </w:tc>
               <w:tc>
                 <w:tcPr>
                   <w:tcW w:w="5513" w:type="dxa"/>
+                  <w:tcBorders>
+                    <w:top w:val="single" w:sz="4" w:space="0" w:color="000000"/>
+                    <w:left w:val="single" w:sz="4" w:space="0" w:color="000000"/>
+                    <w:bottom w:val="single" w:sz="4" w:space="0" w:color="000000"/>
+                    <w:right w:val="single" w:sz="4" w:space="0" w:color="000000"/>
+                  </w:tcBorders>
                 </w:tcPr>
                 <w:p>
                   <w:pPr>
+                    <w:pStyle w:val="Normal"/>
                     <w:tabs>
-                      <w:tab w:val="left" w:pos="7110"/>
-                      <w:tab w:val="left" w:pos="8550"/>
+                      <w:tab w:val="clear" w:pos="720"/>
+                      <w:tab w:val="left" w:pos="7110" w:leader="none"/>
+                      <w:tab w:val="left" w:pos="8550" w:leader="none"/>
                     </w:tabs>
-                    <w:spacing w:line="360" w:lineRule="auto"/>
+                    <w:spacing w:lineRule="auto" w:line="360"/>
                     <w:rPr>
                       <w:rFonts w:ascii="Garamond" w:hAnsi="Garamond"/>
                       <w:sz w:val="22"/>
@@ -1395,16 +1459,18 @@
                       <w:rFonts w:ascii="Garamond" w:hAnsi="Garamond"/>
                       <w:sz w:val="22"/>
                     </w:rPr>
-                    <w:t xml:space="preserve">Signature: </w:t>
+                    <w:t>Signature:</w:t>
                   </w:r>
                 </w:p>
                 <w:p>
                   <w:pPr>
+                    <w:pStyle w:val="Normal"/>
                     <w:tabs>
-                      <w:tab w:val="left" w:pos="7110"/>
-                      <w:tab w:val="left" w:pos="8550"/>
+                      <w:tab w:val="clear" w:pos="720"/>
+                      <w:tab w:val="left" w:pos="7110" w:leader="none"/>
+                      <w:tab w:val="left" w:pos="8550" w:leader="none"/>
                     </w:tabs>
-                    <w:spacing w:line="360" w:lineRule="auto"/>
+                    <w:spacing w:lineRule="auto" w:line="360"/>
                     <w:rPr>
                       <w:rFonts w:ascii="Garamond" w:hAnsi="Garamond"/>
                       <w:sz w:val="22"/>
@@ -1423,15 +1489,17 @@
           </w:tbl>
           <w:p>
             <w:pPr>
+              <w:pStyle w:val="Normal"/>
               <w:tabs>
-                <w:tab w:val="left" w:pos="540"/>
-                <w:tab w:val="left" w:pos="1080"/>
-                <w:tab w:val="left" w:pos="7200"/>
-                <w:tab w:val="left" w:pos="7820"/>
-                <w:tab w:val="left" w:pos="8640"/>
-                <w:tab w:val="left" w:pos="9260"/>
+                <w:tab w:val="clear" w:pos="720"/>
+                <w:tab w:val="left" w:pos="540" w:leader="none"/>
+                <w:tab w:val="left" w:pos="1080" w:leader="none"/>
+                <w:tab w:val="left" w:pos="7200" w:leader="none"/>
+                <w:tab w:val="left" w:pos="7820" w:leader="none"/>
+                <w:tab w:val="left" w:pos="8640" w:leader="none"/>
+                <w:tab w:val="left" w:pos="9260" w:leader="none"/>
               </w:tabs>
-              <w:spacing w:line="360" w:lineRule="auto"/>
+              <w:spacing w:lineRule="auto" w:line="360"/>
               <w:jc w:val="both"/>
               <w:rPr>
                 <w:rFonts w:ascii="Garamond" w:hAnsi="Garamond"/>
@@ -1440,23 +1508,33 @@
                 <w:sz w:val="22"/>
               </w:rPr>
             </w:pPr>
+            <w:r>
+              <w:rPr>
+                <w:rFonts w:ascii="Garamond" w:hAnsi="Garamond"/>
+                <w:b/>
+                <w:bCs/>
+                <w:sz w:val="22"/>
+              </w:rPr>
+            </w:r>
           </w:p>
           <w:p>
             <w:pPr>
+              <w:pStyle w:val="Normal"/>
               <w:numPr>
                 <w:ilvl w:val="0"/>
                 <w:numId w:val="1"/>
               </w:numPr>
               <w:tabs>
-                <w:tab w:val="left" w:pos="540"/>
-                <w:tab w:val="left" w:pos="1080"/>
-                <w:tab w:val="left" w:pos="7200"/>
-                <w:tab w:val="left" w:pos="7820"/>
-                <w:tab w:val="left" w:pos="8640"/>
-                <w:tab w:val="left" w:pos="9260"/>
+                <w:tab w:val="clear" w:pos="720"/>
+                <w:tab w:val="left" w:pos="540" w:leader="none"/>
+                <w:tab w:val="left" w:pos="1080" w:leader="none"/>
+                <w:tab w:val="left" w:pos="7200" w:leader="none"/>
+                <w:tab w:val="left" w:pos="7820" w:leader="none"/>
+                <w:tab w:val="left" w:pos="8640" w:leader="none"/>
+                <w:tab w:val="left" w:pos="9260" w:leader="none"/>
               </w:tabs>
-              <w:spacing w:line="360" w:lineRule="auto"/>
-              <w:ind w:left="0" w:firstLine="0"/>
+              <w:spacing w:lineRule="auto" w:line="360"/>
+              <w:ind w:hanging="0" w:left="0"/>
               <w:jc w:val="both"/>
               <w:rPr>
                 <w:rFonts w:ascii="Garamond" w:hAnsi="Garamond"/>
@@ -1473,17 +1551,11 @@
                 <w:sz w:val="22"/>
               </w:rPr>
               <w:t>Examiner 2 Declaration</w:t>
-            </w:r>
-            <w:r>
-              <w:rPr>
-                <w:rFonts w:ascii="Garamond" w:hAnsi="Garamond"/>
-                <w:sz w:val="22"/>
-              </w:rPr>
-              <w:t xml:space="preserve">  </w:t>
             </w:r>
           </w:p>
           <w:p>
             <w:pPr>
+              <w:pStyle w:val="Normal"/>
               <w:rPr>
                 <w:rFonts w:ascii="Garamond" w:hAnsi="Garamond"/>
                 <w:sz w:val="22"/>
@@ -1512,15 +1584,7 @@
                 <w:sz w:val="22"/>
                 <w:szCs w:val="22"/>
               </w:rPr>
-              <w:t>I</w:t>
-            </w:r>
-            <w:r>
-              <w:rPr>
-                <w:rFonts w:ascii="Garamond" w:hAnsi="Garamond"/>
-                <w:sz w:val="22"/>
-                <w:szCs w:val="22"/>
-              </w:rPr>
-              <w:t xml:space="preserve">, </w:t>
+              <w:t xml:space="preserve">I, </w:t>
             </w:r>
             <w:r>
               <w:rPr>
@@ -1538,78 +1602,80 @@
                 <w:sz w:val="22"/>
                 <w:szCs w:val="22"/>
               </w:rPr>
-              <w:t xml:space="preserve">certify that I have reviewed the correction of the Project Report of the </w:t>
-            </w:r>
-            <w:r>
-              <w:rPr>
-                <w:rFonts w:ascii="Garamond" w:hAnsi="Garamond"/>
-                <w:sz w:val="22"/>
-                <w:szCs w:val="22"/>
-              </w:rPr>
-              <w:t>abovementioned student</w:t>
-            </w:r>
-            <w:r>
-              <w:rPr>
-                <w:rFonts w:ascii="Garamond" w:hAnsi="Garamond"/>
-                <w:sz w:val="22"/>
-                <w:szCs w:val="22"/>
-              </w:rPr>
-              <w:t>. I endorse that it is complete.</w:t>
+              <w:t>certify that I have reviewed the correction of the Project Report of the abovementioned student. I endorse that it is complete.</w:t>
             </w:r>
           </w:p>
           <w:p>
             <w:pPr>
-              <w:autoSpaceDE w:val="0"/>
-              <w:autoSpaceDN w:val="0"/>
-              <w:adjustRightInd w:val="0"/>
-              <w:spacing w:line="276" w:lineRule="auto"/>
+              <w:pStyle w:val="Normal"/>
+              <w:spacing w:lineRule="auto" w:line="276"/>
               <w:rPr>
                 <w:rFonts w:ascii="Garamond" w:hAnsi="Garamond"/>
                 <w:sz w:val="22"/>
               </w:rPr>
             </w:pPr>
+            <w:r>
+              <w:rPr>
+                <w:rFonts w:ascii="Garamond" w:hAnsi="Garamond"/>
+                <w:sz w:val="22"/>
+              </w:rPr>
+            </w:r>
           </w:p>
           <w:p>
             <w:pPr>
-              <w:autoSpaceDE w:val="0"/>
-              <w:autoSpaceDN w:val="0"/>
-              <w:adjustRightInd w:val="0"/>
-              <w:spacing w:line="276" w:lineRule="auto"/>
+              <w:pStyle w:val="Normal"/>
+              <w:spacing w:lineRule="auto" w:line="276"/>
               <w:rPr>
                 <w:rFonts w:ascii="Garamond" w:hAnsi="Garamond"/>
                 <w:sz w:val="22"/>
               </w:rPr>
             </w:pPr>
+            <w:r>
+              <w:rPr>
+                <w:rFonts w:ascii="Garamond" w:hAnsi="Garamond"/>
+                <w:sz w:val="22"/>
+              </w:rPr>
+            </w:r>
           </w:p>
           <w:tbl>
             <w:tblPr>
               <w:tblW w:w="9108" w:type="dxa"/>
-              <w:tblBorders>
-                <w:top w:val="single" w:sz="4" w:space="0" w:color="auto"/>
-                <w:left w:val="single" w:sz="4" w:space="0" w:color="auto"/>
-                <w:bottom w:val="single" w:sz="4" w:space="0" w:color="auto"/>
-                <w:right w:val="single" w:sz="4" w:space="0" w:color="auto"/>
-                <w:insideH w:val="single" w:sz="4" w:space="0" w:color="auto"/>
-                <w:insideV w:val="single" w:sz="4" w:space="0" w:color="auto"/>
-              </w:tblBorders>
-              <w:tblLook w:val="0000" w:firstRow="0" w:lastRow="0" w:firstColumn="0" w:lastColumn="0" w:noHBand="0" w:noVBand="0"/>
+              <w:jc w:val="left"/>
+              <w:tblInd w:w="0" w:type="dxa"/>
+              <w:tblLayout w:type="fixed"/>
+              <w:tblCellMar>
+                <w:top w:w="0" w:type="dxa"/>
+                <w:left w:w="108" w:type="dxa"/>
+                <w:bottom w:w="0" w:type="dxa"/>
+                <w:right w:w="108" w:type="dxa"/>
+              </w:tblCellMar>
+              <w:tblLook w:val="0000" w:noHBand="0" w:noVBand="0" w:firstColumn="0" w:lastRow="0" w:lastColumn="0" w:firstRow="0"/>
             </w:tblPr>
             <w:tblGrid>
-              <w:gridCol w:w="3595"/>
+              <w:gridCol w:w="3594"/>
               <w:gridCol w:w="5513"/>
             </w:tblGrid>
             <w:tr>
+              <w:trPr/>
               <w:tc>
                 <w:tcPr>
-                  <w:tcW w:w="3595" w:type="dxa"/>
+                  <w:tcW w:w="3594" w:type="dxa"/>
+                  <w:tcBorders>
+                    <w:top w:val="single" w:sz="4" w:space="0" w:color="000000"/>
+                    <w:left w:val="single" w:sz="4" w:space="0" w:color="000000"/>
+                    <w:bottom w:val="single" w:sz="4" w:space="0" w:color="000000"/>
+                    <w:right w:val="single" w:sz="4" w:space="0" w:color="000000"/>
+                  </w:tcBorders>
                 </w:tcPr>
                 <w:p>
                   <w:pPr>
+                    <w:pStyle w:val="Normal"/>
                     <w:tabs>
-                      <w:tab w:val="left" w:pos="7110"/>
-                      <w:tab w:val="left" w:pos="8550"/>
+                      <w:tab w:val="clear" w:pos="720"/>
+                      <w:tab w:val="left" w:pos="7110" w:leader="none"/>
+                      <w:tab w:val="left" w:pos="8550" w:leader="none"/>
                     </w:tabs>
-                    <w:spacing w:line="360" w:lineRule="auto"/>
+                    <w:spacing w:lineRule="auto" w:line="360"/>
                     <w:rPr>
                       <w:rFonts w:ascii="Garamond" w:hAnsi="Garamond"/>
                       <w:sz w:val="22"/>
@@ -1620,60 +1686,92 @@
                       <w:rFonts w:ascii="Garamond" w:hAnsi="Garamond"/>
                       <w:sz w:val="22"/>
                     </w:rPr>
-                    <w:t xml:space="preserve">Date:  </w:t>
+                    <w:t>Date:</w:t>
                   </w:r>
                 </w:p>
                 <w:p>
                   <w:pPr>
+                    <w:pStyle w:val="Normal"/>
                     <w:tabs>
-                      <w:tab w:val="left" w:pos="7110"/>
-                      <w:tab w:val="left" w:pos="8550"/>
+                      <w:tab w:val="clear" w:pos="720"/>
+                      <w:tab w:val="left" w:pos="7110" w:leader="none"/>
+                      <w:tab w:val="left" w:pos="8550" w:leader="none"/>
                     </w:tabs>
-                    <w:spacing w:line="360" w:lineRule="auto"/>
+                    <w:spacing w:lineRule="auto" w:line="360"/>
                     <w:rPr>
                       <w:rFonts w:ascii="Garamond" w:hAnsi="Garamond"/>
                       <w:sz w:val="22"/>
                     </w:rPr>
                   </w:pPr>
+                  <w:r>
+                    <w:rPr>
+                      <w:rFonts w:ascii="Garamond" w:hAnsi="Garamond"/>
+                      <w:sz w:val="22"/>
+                    </w:rPr>
+                  </w:r>
                 </w:p>
                 <w:p>
                   <w:pPr>
+                    <w:pStyle w:val="Normal"/>
                     <w:tabs>
-                      <w:tab w:val="left" w:pos="7110"/>
-                      <w:tab w:val="left" w:pos="8550"/>
+                      <w:tab w:val="clear" w:pos="720"/>
+                      <w:tab w:val="left" w:pos="7110" w:leader="none"/>
+                      <w:tab w:val="left" w:pos="8550" w:leader="none"/>
                     </w:tabs>
-                    <w:spacing w:line="360" w:lineRule="auto"/>
+                    <w:spacing w:lineRule="auto" w:line="360"/>
                     <w:rPr>
                       <w:rFonts w:ascii="Garamond" w:hAnsi="Garamond"/>
                       <w:sz w:val="22"/>
                     </w:rPr>
                   </w:pPr>
+                  <w:r>
+                    <w:rPr>
+                      <w:rFonts w:ascii="Garamond" w:hAnsi="Garamond"/>
+                      <w:sz w:val="22"/>
+                    </w:rPr>
+                  </w:r>
                 </w:p>
                 <w:p>
                   <w:pPr>
+                    <w:pStyle w:val="Normal"/>
                     <w:tabs>
-                      <w:tab w:val="left" w:pos="7110"/>
-                      <w:tab w:val="left" w:pos="8550"/>
+                      <w:tab w:val="clear" w:pos="720"/>
+                      <w:tab w:val="left" w:pos="7110" w:leader="none"/>
+                      <w:tab w:val="left" w:pos="8550" w:leader="none"/>
                     </w:tabs>
-                    <w:spacing w:line="360" w:lineRule="auto"/>
+                    <w:spacing w:lineRule="auto" w:line="360"/>
                     <w:rPr>
                       <w:rFonts w:ascii="Garamond" w:hAnsi="Garamond"/>
                       <w:sz w:val="22"/>
                     </w:rPr>
                   </w:pPr>
+                  <w:r>
+                    <w:rPr>
+                      <w:rFonts w:ascii="Garamond" w:hAnsi="Garamond"/>
+                      <w:sz w:val="22"/>
+                    </w:rPr>
+                  </w:r>
                 </w:p>
               </w:tc>
               <w:tc>
                 <w:tcPr>
                   <w:tcW w:w="5513" w:type="dxa"/>
+                  <w:tcBorders>
+                    <w:top w:val="single" w:sz="4" w:space="0" w:color="000000"/>
+                    <w:left w:val="single" w:sz="4" w:space="0" w:color="000000"/>
+                    <w:bottom w:val="single" w:sz="4" w:space="0" w:color="000000"/>
+                    <w:right w:val="single" w:sz="4" w:space="0" w:color="000000"/>
+                  </w:tcBorders>
                 </w:tcPr>
                 <w:p>
                   <w:pPr>
+                    <w:pStyle w:val="Normal"/>
                     <w:tabs>
-                      <w:tab w:val="left" w:pos="7110"/>
-                      <w:tab w:val="left" w:pos="8550"/>
+                      <w:tab w:val="clear" w:pos="720"/>
+                      <w:tab w:val="left" w:pos="7110" w:leader="none"/>
+                      <w:tab w:val="left" w:pos="8550" w:leader="none"/>
                     </w:tabs>
-                    <w:spacing w:line="360" w:lineRule="auto"/>
+                    <w:spacing w:lineRule="auto" w:line="360"/>
                     <w:rPr>
                       <w:rFonts w:ascii="Garamond" w:hAnsi="Garamond"/>
                       <w:sz w:val="22"/>
@@ -1684,16 +1782,18 @@
                       <w:rFonts w:ascii="Garamond" w:hAnsi="Garamond"/>
                       <w:sz w:val="22"/>
                     </w:rPr>
-                    <w:t xml:space="preserve">Signature: </w:t>
+                    <w:t>Signature:</w:t>
                   </w:r>
                 </w:p>
                 <w:p>
                   <w:pPr>
+                    <w:pStyle w:val="Normal"/>
                     <w:tabs>
-                      <w:tab w:val="left" w:pos="7110"/>
-                      <w:tab w:val="left" w:pos="8550"/>
+                      <w:tab w:val="clear" w:pos="720"/>
+                      <w:tab w:val="left" w:pos="7110" w:leader="none"/>
+                      <w:tab w:val="left" w:pos="8550" w:leader="none"/>
                     </w:tabs>
-                    <w:spacing w:line="360" w:lineRule="auto"/>
+                    <w:spacing w:lineRule="auto" w:line="360"/>
                     <w:rPr>
                       <w:rFonts w:ascii="Garamond" w:hAnsi="Garamond"/>
                       <w:sz w:val="22"/>
@@ -1712,29 +1812,40 @@
           </w:tbl>
           <w:p>
             <w:pPr>
+              <w:pStyle w:val="Normal"/>
               <w:tabs>
-                <w:tab w:val="left" w:pos="540"/>
-                <w:tab w:val="left" w:pos="7200"/>
-                <w:tab w:val="left" w:pos="8100"/>
-                <w:tab w:val="left" w:pos="8460"/>
+                <w:tab w:val="clear" w:pos="720"/>
+                <w:tab w:val="left" w:pos="540" w:leader="none"/>
+                <w:tab w:val="left" w:pos="7200" w:leader="none"/>
+                <w:tab w:val="left" w:pos="8100" w:leader="none"/>
+                <w:tab w:val="left" w:pos="8460" w:leader="none"/>
               </w:tabs>
-              <w:spacing w:line="360" w:lineRule="auto"/>
+              <w:spacing w:lineRule="auto" w:line="360"/>
               <w:jc w:val="both"/>
               <w:rPr>
                 <w:rFonts w:ascii="Garamond" w:hAnsi="Garamond"/>
                 <w:sz w:val="22"/>
               </w:rPr>
             </w:pPr>
+            <w:r>
+              <w:rPr>
+                <w:rFonts w:ascii="Garamond" w:hAnsi="Garamond"/>
+                <w:sz w:val="22"/>
+              </w:rPr>
+            </w:r>
           </w:p>
         </w:tc>
         <w:tc>
           <w:tcPr>
-            <w:tcW w:w="764" w:type="dxa"/>
+            <w:tcW w:w="705" w:type="dxa"/>
+            <w:tcBorders/>
           </w:tcPr>
           <w:p>
             <w:pPr>
+              <w:pStyle w:val="Normal"/>
               <w:tabs>
-                <w:tab w:val="left" w:pos="1700"/>
+                <w:tab w:val="clear" w:pos="720"/>
+                <w:tab w:val="left" w:pos="1700" w:leader="none"/>
               </w:tabs>
               <w:ind w:right="548"/>
               <w:jc w:val="both"/>
@@ -1743,11 +1854,19 @@
                 <w:sz w:val="22"/>
               </w:rPr>
             </w:pPr>
+            <w:r>
+              <w:rPr>
+                <w:rFonts w:ascii="Garamond" w:hAnsi="Garamond"/>
+                <w:sz w:val="22"/>
+              </w:rPr>
+            </w:r>
           </w:p>
           <w:p>
             <w:pPr>
+              <w:pStyle w:val="Normal"/>
               <w:tabs>
-                <w:tab w:val="left" w:pos="1700"/>
+                <w:tab w:val="clear" w:pos="720"/>
+                <w:tab w:val="left" w:pos="1700" w:leader="none"/>
               </w:tabs>
               <w:ind w:right="548"/>
               <w:jc w:val="both"/>
@@ -1756,11 +1875,19 @@
                 <w:sz w:val="22"/>
               </w:rPr>
             </w:pPr>
+            <w:r>
+              <w:rPr>
+                <w:rFonts w:ascii="Garamond" w:hAnsi="Garamond"/>
+                <w:sz w:val="22"/>
+              </w:rPr>
+            </w:r>
           </w:p>
           <w:p>
             <w:pPr>
+              <w:pStyle w:val="Normal"/>
               <w:tabs>
-                <w:tab w:val="left" w:pos="1700"/>
+                <w:tab w:val="clear" w:pos="720"/>
+                <w:tab w:val="left" w:pos="1700" w:leader="none"/>
               </w:tabs>
               <w:ind w:right="548"/>
               <w:jc w:val="both"/>
@@ -1769,11 +1896,19 @@
                 <w:sz w:val="22"/>
               </w:rPr>
             </w:pPr>
+            <w:r>
+              <w:rPr>
+                <w:rFonts w:ascii="Garamond" w:hAnsi="Garamond"/>
+                <w:sz w:val="22"/>
+              </w:rPr>
+            </w:r>
           </w:p>
           <w:p>
             <w:pPr>
+              <w:pStyle w:val="Normal"/>
               <w:tabs>
-                <w:tab w:val="left" w:pos="1700"/>
+                <w:tab w:val="clear" w:pos="720"/>
+                <w:tab w:val="left" w:pos="1700" w:leader="none"/>
               </w:tabs>
               <w:ind w:right="548"/>
               <w:jc w:val="both"/>
@@ -1782,37 +1917,27 @@
                 <w:sz w:val="22"/>
               </w:rPr>
             </w:pPr>
+            <w:r>
+              <w:rPr>
+                <w:rFonts w:ascii="Garamond" w:hAnsi="Garamond"/>
+                <w:sz w:val="22"/>
+              </w:rPr>
+            </w:r>
           </w:p>
         </w:tc>
       </w:tr>
     </w:tbl>
     <w:p>
       <w:pPr>
+        <w:pStyle w:val="Normal"/>
         <w:tabs>
-          <w:tab w:val="left" w:pos="540"/>
-          <w:tab w:val="left" w:pos="3960"/>
-          <w:tab w:val="left" w:pos="4500"/>
-          <w:tab w:val="left" w:pos="6920"/>
-          <w:tab w:val="left" w:pos="7820"/>
-          <w:tab w:val="left" w:pos="8460"/>
-        </w:tabs>
-        <w:jc w:val="both"/>
-        <w:rPr>
-          <w:rFonts w:ascii="Garamond" w:hAnsi="Garamond"/>
-          <w:b/>
-          <w:sz w:val="22"/>
-        </w:rPr>
-      </w:pPr>
-    </w:p>
-    <w:p>
-      <w:pPr>
-        <w:tabs>
-          <w:tab w:val="left" w:pos="540"/>
-          <w:tab w:val="left" w:pos="3960"/>
-          <w:tab w:val="left" w:pos="4500"/>
-          <w:tab w:val="left" w:pos="6920"/>
-          <w:tab w:val="left" w:pos="7820"/>
-          <w:tab w:val="left" w:pos="8460"/>
+          <w:tab w:val="clear" w:pos="720"/>
+          <w:tab w:val="left" w:pos="540" w:leader="none"/>
+          <w:tab w:val="left" w:pos="3960" w:leader="none"/>
+          <w:tab w:val="left" w:pos="4500" w:leader="none"/>
+          <w:tab w:val="left" w:pos="6920" w:leader="none"/>
+          <w:tab w:val="left" w:pos="7820" w:leader="none"/>
+          <w:tab w:val="left" w:pos="8460" w:leader="none"/>
         </w:tabs>
         <w:jc w:val="both"/>
         <w:rPr>
@@ -1824,13 +1949,35 @@
       <w:r>
         <w:rPr>
           <w:rFonts w:ascii="Garamond" w:hAnsi="Garamond"/>
-          <w:noProof/>
-          <w:sz w:val="20"/>
+          <w:b/>
+          <w:sz w:val="22"/>
         </w:rPr>
+      </w:r>
+    </w:p>
+    <w:p>
+      <w:pPr>
+        <w:pStyle w:val="Normal"/>
+        <w:tabs>
+          <w:tab w:val="clear" w:pos="720"/>
+          <w:tab w:val="left" w:pos="540" w:leader="none"/>
+          <w:tab w:val="left" w:pos="3960" w:leader="none"/>
+          <w:tab w:val="left" w:pos="4500" w:leader="none"/>
+          <w:tab w:val="left" w:pos="6920" w:leader="none"/>
+          <w:tab w:val="left" w:pos="7820" w:leader="none"/>
+          <w:tab w:val="left" w:pos="8460" w:leader="none"/>
+        </w:tabs>
+        <w:jc w:val="both"/>
+        <w:rPr>
+          <w:rFonts w:ascii="Garamond" w:hAnsi="Garamond"/>
+          <w:b/>
+          <w:sz w:val="22"/>
+        </w:rPr>
+      </w:pPr>
+      <w:r>
         <mc:AlternateContent>
           <mc:Choice Requires="wps">
             <w:drawing>
-              <wp:anchor distT="0" distB="0" distL="114300" distR="114300" simplePos="0" relativeHeight="251661824" behindDoc="0" locked="0" layoutInCell="1" allowOverlap="1" wp14:anchorId="7E554603" wp14:editId="1D488736">
+              <wp:anchor behindDoc="0" distT="0" distB="0" distL="0" distR="0" simplePos="0" locked="0" layoutInCell="1" allowOverlap="1" relativeHeight="3" wp14:anchorId="7E554603">
                 <wp:simplePos x="0" y="0"/>
                 <wp:positionH relativeFrom="column">
                   <wp:posOffset>4787900</wp:posOffset>
@@ -1839,83 +1986,82 @@
                   <wp:posOffset>130175</wp:posOffset>
                 </wp:positionV>
                 <wp:extent cx="114300" cy="114300"/>
-                <wp:effectExtent l="0" t="0" r="3175" b="635"/>
+                <wp:effectExtent l="0" t="0" r="0" b="0"/>
                 <wp:wrapNone/>
-                <wp:docPr id="913978380" name="Text Box 21"/>
-                <wp:cNvGraphicFramePr>
-                  <a:graphicFrameLocks xmlns:a="http://schemas.openxmlformats.org/drawingml/2006/main"/>
-                </wp:cNvGraphicFramePr>
+                <wp:docPr id="3" name="Text Box 21"/>
                 <a:graphic xmlns:a="http://schemas.openxmlformats.org/drawingml/2006/main">
                   <a:graphicData uri="http://schemas.microsoft.com/office/word/2010/wordprocessingShape">
                     <wps:wsp>
-                      <wps:cNvSpPr txBox="1">
-                        <a:spLocks noChangeArrowheads="1"/>
-                      </wps:cNvSpPr>
-                      <wps:spPr bwMode="auto">
+                      <wps:cNvSpPr/>
+                      <wps:spPr>
                         <a:xfrm>
                           <a:off x="0" y="0"/>
-                          <a:ext cx="114300" cy="114300"/>
+                          <a:ext cx="114480" cy="114480"/>
                         </a:xfrm>
                         <a:prstGeom prst="rect">
                           <a:avLst/>
                         </a:prstGeom>
                         <a:noFill/>
-                        <a:ln>
+                        <a:ln w="0">
                           <a:noFill/>
                         </a:ln>
-                        <a:extLst>
-                          <a:ext uri="{909E8E84-426E-40DD-AFC4-6F175D3DCCD1}">
-                            <a14:hiddenFill xmlns:a14="http://schemas.microsoft.com/office/drawing/2010/main">
-                              <a:solidFill>
-                                <a:srgbClr val="FFFFFF"/>
-                              </a:solidFill>
-                            </a14:hiddenFill>
-                          </a:ext>
-                          <a:ext uri="{91240B29-F687-4F45-9708-019B960494DF}">
-                            <a14:hiddenLine xmlns:a14="http://schemas.microsoft.com/office/drawing/2010/main" w="9525">
-                              <a:solidFill>
-                                <a:srgbClr val="000000"/>
-                              </a:solidFill>
-                              <a:miter lim="800000"/>
-                              <a:headEnd/>
-                              <a:tailEnd/>
-                            </a14:hiddenLine>
-                          </a:ext>
-                        </a:extLst>
                       </wps:spPr>
+                      <wps:style>
+                        <a:lnRef idx="0"/>
+                        <a:fillRef idx="0"/>
+                        <a:effectRef idx="0"/>
+                        <a:fontRef idx="minor"/>
+                      </wps:style>
                       <wps:txbx>
                         <w:txbxContent>
-                          <w:p/>
+                          <w:p>
+                            <w:pPr>
+                              <w:pStyle w:val="FrameContents"/>
+                              <w:rPr>
+                                <w:color w:val="000000"/>
+                              </w:rPr>
+                            </w:pPr>
+                            <w:r>
+                              <w:rPr>
+                                <w:color w:val="000000"/>
+                              </w:rPr>
+                            </w:r>
+                          </w:p>
                         </w:txbxContent>
                       </wps:txbx>
-                      <wps:bodyPr rot="0" vert="horz" wrap="square" lIns="91440" tIns="45720" rIns="91440" bIns="45720" anchor="t" anchorCtr="0" upright="1">
+                      <wps:bodyPr anchor="t" upright="1">
                         <a:noAutofit/>
                       </wps:bodyPr>
                     </wps:wsp>
                   </a:graphicData>
                 </a:graphic>
-                <wp14:sizeRelH relativeFrom="page">
-                  <wp14:pctWidth>0</wp14:pctWidth>
-                </wp14:sizeRelH>
-                <wp14:sizeRelV relativeFrom="page">
-                  <wp14:pctHeight>0</wp14:pctHeight>
-                </wp14:sizeRelV>
               </wp:anchor>
             </w:drawing>
           </mc:Choice>
           <mc:Fallback>
             <w:pict>
-              <v:shapetype w14:anchorId="7E554603" id="_x0000_t202" coordsize="21600,21600" o:spt="202" path="m,l,21600r21600,l21600,xe">
-                <v:stroke joinstyle="miter"/>
-                <v:path gradientshapeok="t" o:connecttype="rect"/>
-              </v:shapetype>
-              <v:shape id="Text Box 21" o:spid="_x0000_s1026" type="#_x0000_t202" style="position:absolute;left:0;text-align:left;margin-left:377pt;margin-top:10.25pt;width:9pt;height:9pt;z-index:251661824;visibility:visible;mso-wrap-style:square;mso-width-percent:0;mso-height-percent:0;mso-wrap-distance-left:9pt;mso-wrap-distance-top:0;mso-wrap-distance-right:9pt;mso-wrap-distance-bottom:0;mso-position-horizontal:absolute;mso-position-horizontal-relative:text;mso-position-vertical:absolute;mso-position-vertical-relative:text;mso-width-percent:0;mso-height-percent:0;mso-width-relative:page;mso-height-relative:page;v-text-anchor:top" o:gfxdata="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" filled="f" stroked="f">
+              <v:rect id="shape_0" ID="Text Box 21" path="m0,0l-2147483645,0l-2147483645,-2147483646l0,-2147483646xe" stroked="f" o:allowincell="f" style="position:absolute;margin-left:377pt;margin-top:10.25pt;width:8.95pt;height:8.95pt;mso-wrap-style:none;v-text-anchor:middle" wp14:anchorId="7E554603">
+                <v:fill o:detectmouseclick="t" on="false"/>
+                <v:stroke color="#3465a4" joinstyle="round" endcap="flat"/>
                 <v:textbox>
                   <w:txbxContent>
-                    <w:p/>
+                    <w:p>
+                      <w:pPr>
+                        <w:pStyle w:val="FrameContents"/>
+                        <w:rPr>
+                          <w:color w:val="000000"/>
+                        </w:rPr>
+                      </w:pPr>
+                      <w:r>
+                        <w:rPr>
+                          <w:color w:val="000000"/>
+                        </w:rPr>
+                      </w:r>
+                    </w:p>
                   </w:txbxContent>
                 </v:textbox>
-              </v:shape>
+                <w10:wrap type="none"/>
+              </v:rect>
             </w:pict>
           </mc:Fallback>
         </mc:AlternateContent>
@@ -1926,50 +2072,28 @@
           <w:b/>
           <w:sz w:val="22"/>
         </w:rPr>
-        <w:t>3</w:t>
-      </w:r>
-      <w:r>
-        <w:rPr>
-          <w:rFonts w:ascii="Garamond" w:hAnsi="Garamond"/>
-          <w:b/>
-          <w:sz w:val="22"/>
-        </w:rPr>
-        <w:t>.</w:t>
-      </w:r>
-      <w:r>
-        <w:rPr>
-          <w:rFonts w:ascii="Garamond" w:hAnsi="Garamond"/>
-          <w:b/>
-          <w:sz w:val="22"/>
-        </w:rPr>
+        <w:t>3.</w:t>
         <w:tab/>
-        <w:t xml:space="preserve">Supervisor </w:t>
-      </w:r>
-      <w:r>
-        <w:rPr>
-          <w:rFonts w:ascii="Garamond" w:hAnsi="Garamond"/>
-          <w:b/>
-          <w:sz w:val="22"/>
-        </w:rPr>
-        <w:t>Certification</w:t>
+        <w:t>Supervisor Certification</w:t>
       </w:r>
     </w:p>
     <w:p>
       <w:pPr>
-        <w:autoSpaceDE w:val="0"/>
-        <w:autoSpaceDN w:val="0"/>
-        <w:adjustRightInd w:val="0"/>
+        <w:pStyle w:val="Normal"/>
         <w:rPr>
           <w:rFonts w:ascii="Garamond" w:hAnsi="Garamond"/>
         </w:rPr>
       </w:pPr>
+      <w:r>
+        <w:rPr>
+          <w:rFonts w:ascii="Garamond" w:hAnsi="Garamond"/>
+        </w:rPr>
+      </w:r>
     </w:p>
     <w:p>
       <w:pPr>
-        <w:autoSpaceDE w:val="0"/>
-        <w:autoSpaceDN w:val="0"/>
-        <w:adjustRightInd w:val="0"/>
-        <w:spacing w:line="276" w:lineRule="auto"/>
+        <w:pStyle w:val="Normal"/>
+        <w:spacing w:lineRule="auto" w:line="276"/>
         <w:rPr>
           <w:rFonts w:ascii="Garamond" w:hAnsi="Garamond"/>
           <w:sz w:val="22"/>
@@ -1979,92 +2103,64 @@
         <w:rPr>
           <w:rFonts w:ascii="Garamond" w:hAnsi="Garamond"/>
         </w:rPr>
-        <w:t>I</w:t>
-      </w:r>
-      <w:r>
-        <w:rPr>
-          <w:rFonts w:ascii="Garamond" w:hAnsi="Garamond"/>
-        </w:rPr>
-        <w:t xml:space="preserve">, ____________, </w:t>
-      </w:r>
-      <w:r>
-        <w:rPr>
-          <w:rFonts w:ascii="Garamond" w:hAnsi="Garamond"/>
-        </w:rPr>
-        <w:t>declare</w:t>
-      </w:r>
-      <w:r>
-        <w:rPr>
-          <w:rFonts w:ascii="Garamond" w:hAnsi="Garamond"/>
-        </w:rPr>
-        <w:t xml:space="preserve"> that I have </w:t>
-      </w:r>
-      <w:r>
-        <w:rPr>
-          <w:rFonts w:ascii="Garamond" w:hAnsi="Garamond"/>
-        </w:rPr>
-        <w:t xml:space="preserve">accepted and reviewed the Project Report Correction </w:t>
-      </w:r>
-      <w:r>
-        <w:rPr>
-          <w:rFonts w:ascii="Garamond" w:hAnsi="Garamond"/>
-        </w:rPr>
-        <w:t xml:space="preserve">and endorsed to its completion. </w:t>
-      </w:r>
-      <w:r>
-        <w:rPr>
-          <w:rFonts w:ascii="Garamond" w:hAnsi="Garamond"/>
-        </w:rPr>
-        <w:t xml:space="preserve">I have also accepted and reviewed the Log Book of the abovementioned </w:t>
-      </w:r>
-      <w:r>
-        <w:rPr>
-          <w:rFonts w:ascii="Garamond" w:hAnsi="Garamond"/>
-        </w:rPr>
-        <w:t>student.</w:t>
+        <w:t>I, ____________, declare that I have accepted and reviewed the Project Report Correction and endorsed to its completion. I have also accepted and reviewed the Log Book of the abovementioned student.</w:t>
       </w:r>
     </w:p>
     <w:p>
       <w:pPr>
-        <w:autoSpaceDE w:val="0"/>
-        <w:autoSpaceDN w:val="0"/>
-        <w:adjustRightInd w:val="0"/>
-        <w:spacing w:line="276" w:lineRule="auto"/>
+        <w:pStyle w:val="Normal"/>
+        <w:spacing w:lineRule="auto" w:line="276"/>
         <w:rPr>
           <w:rFonts w:ascii="Garamond" w:hAnsi="Garamond"/>
           <w:sz w:val="22"/>
         </w:rPr>
       </w:pPr>
+      <w:r>
+        <w:rPr>
+          <w:rFonts w:ascii="Garamond" w:hAnsi="Garamond"/>
+          <w:sz w:val="22"/>
+        </w:rPr>
+      </w:r>
     </w:p>
     <w:tbl>
       <w:tblPr>
         <w:tblW w:w="9108" w:type="dxa"/>
-        <w:tblBorders>
-          <w:top w:val="single" w:sz="4" w:space="0" w:color="auto"/>
-          <w:left w:val="single" w:sz="4" w:space="0" w:color="auto"/>
-          <w:bottom w:val="single" w:sz="4" w:space="0" w:color="auto"/>
-          <w:right w:val="single" w:sz="4" w:space="0" w:color="auto"/>
-          <w:insideH w:val="single" w:sz="4" w:space="0" w:color="auto"/>
-          <w:insideV w:val="single" w:sz="4" w:space="0" w:color="auto"/>
-        </w:tblBorders>
-        <w:tblLook w:val="0000" w:firstRow="0" w:lastRow="0" w:firstColumn="0" w:lastColumn="0" w:noHBand="0" w:noVBand="0"/>
+        <w:jc w:val="left"/>
+        <w:tblInd w:w="0" w:type="dxa"/>
+        <w:tblLayout w:type="fixed"/>
+        <w:tblCellMar>
+          <w:top w:w="0" w:type="dxa"/>
+          <w:left w:w="108" w:type="dxa"/>
+          <w:bottom w:w="0" w:type="dxa"/>
+          <w:right w:w="108" w:type="dxa"/>
+        </w:tblCellMar>
+        <w:tblLook w:val="0000" w:noHBand="0" w:noVBand="0" w:firstColumn="0" w:lastRow="0" w:lastColumn="0" w:firstRow="0"/>
       </w:tblPr>
       <w:tblGrid>
-        <w:gridCol w:w="3595"/>
+        <w:gridCol w:w="3594"/>
         <w:gridCol w:w="5513"/>
       </w:tblGrid>
       <w:tr>
+        <w:trPr/>
         <w:tc>
           <w:tcPr>
-            <w:tcW w:w="3595" w:type="dxa"/>
+            <w:tcW w:w="3594" w:type="dxa"/>
+            <w:tcBorders>
+              <w:top w:val="single" w:sz="4" w:space="0" w:color="000000"/>
+              <w:left w:val="single" w:sz="4" w:space="0" w:color="000000"/>
+              <w:bottom w:val="single" w:sz="4" w:space="0" w:color="000000"/>
+              <w:right w:val="single" w:sz="4" w:space="0" w:color="000000"/>
+            </w:tcBorders>
           </w:tcPr>
           <w:p>
             <w:pPr>
+              <w:pStyle w:val="Normal"/>
               <w:tabs>
-                <w:tab w:val="left" w:pos="7110"/>
-                <w:tab w:val="left" w:pos="8550"/>
+                <w:tab w:val="clear" w:pos="720"/>
+                <w:tab w:val="left" w:pos="7110" w:leader="none"/>
+                <w:tab w:val="left" w:pos="8550" w:leader="none"/>
               </w:tabs>
-              <w:spacing w:line="360" w:lineRule="auto"/>
+              <w:spacing w:lineRule="auto" w:line="360"/>
               <w:rPr>
                 <w:rFonts w:ascii="Garamond" w:hAnsi="Garamond"/>
                 <w:sz w:val="22"/>
@@ -2076,66 +2172,91 @@
                 <w:sz w:val="22"/>
               </w:rPr>
               <w:t>Date:</w:t>
-            </w:r>
-            <w:r>
-              <w:rPr>
-                <w:rFonts w:ascii="Garamond" w:hAnsi="Garamond"/>
-                <w:sz w:val="22"/>
-              </w:rPr>
-              <w:t xml:space="preserve">  </w:t>
             </w:r>
           </w:p>
           <w:p>
             <w:pPr>
+              <w:pStyle w:val="Normal"/>
               <w:tabs>
-                <w:tab w:val="left" w:pos="7110"/>
-                <w:tab w:val="left" w:pos="8550"/>
+                <w:tab w:val="clear" w:pos="720"/>
+                <w:tab w:val="left" w:pos="7110" w:leader="none"/>
+                <w:tab w:val="left" w:pos="8550" w:leader="none"/>
               </w:tabs>
-              <w:spacing w:line="360" w:lineRule="auto"/>
+              <w:spacing w:lineRule="auto" w:line="360"/>
               <w:rPr>
                 <w:rFonts w:ascii="Garamond" w:hAnsi="Garamond"/>
                 <w:sz w:val="22"/>
               </w:rPr>
             </w:pPr>
+            <w:r>
+              <w:rPr>
+                <w:rFonts w:ascii="Garamond" w:hAnsi="Garamond"/>
+                <w:sz w:val="22"/>
+              </w:rPr>
+            </w:r>
           </w:p>
           <w:p>
             <w:pPr>
+              <w:pStyle w:val="Normal"/>
               <w:tabs>
-                <w:tab w:val="left" w:pos="7110"/>
-                <w:tab w:val="left" w:pos="8550"/>
+                <w:tab w:val="clear" w:pos="720"/>
+                <w:tab w:val="left" w:pos="7110" w:leader="none"/>
+                <w:tab w:val="left" w:pos="8550" w:leader="none"/>
               </w:tabs>
-              <w:spacing w:line="360" w:lineRule="auto"/>
+              <w:spacing w:lineRule="auto" w:line="360"/>
               <w:rPr>
                 <w:rFonts w:ascii="Garamond" w:hAnsi="Garamond"/>
                 <w:sz w:val="22"/>
               </w:rPr>
             </w:pPr>
+            <w:r>
+              <w:rPr>
+                <w:rFonts w:ascii="Garamond" w:hAnsi="Garamond"/>
+                <w:sz w:val="22"/>
+              </w:rPr>
+            </w:r>
           </w:p>
           <w:p>
             <w:pPr>
+              <w:pStyle w:val="Normal"/>
               <w:tabs>
-                <w:tab w:val="left" w:pos="7110"/>
-                <w:tab w:val="left" w:pos="8550"/>
+                <w:tab w:val="clear" w:pos="720"/>
+                <w:tab w:val="left" w:pos="7110" w:leader="none"/>
+                <w:tab w:val="left" w:pos="8550" w:leader="none"/>
               </w:tabs>
-              <w:spacing w:line="360" w:lineRule="auto"/>
+              <w:spacing w:lineRule="auto" w:line="360"/>
               <w:rPr>
                 <w:rFonts w:ascii="Garamond" w:hAnsi="Garamond"/>
                 <w:sz w:val="22"/>
               </w:rPr>
             </w:pPr>
+            <w:r>
+              <w:rPr>
+                <w:rFonts w:ascii="Garamond" w:hAnsi="Garamond"/>
+                <w:sz w:val="22"/>
+              </w:rPr>
+            </w:r>
           </w:p>
         </w:tc>
         <w:tc>
           <w:tcPr>
             <w:tcW w:w="5513" w:type="dxa"/>
+            <w:tcBorders>
+              <w:top w:val="single" w:sz="4" w:space="0" w:color="000000"/>
+              <w:left w:val="single" w:sz="4" w:space="0" w:color="000000"/>
+              <w:bottom w:val="single" w:sz="4" w:space="0" w:color="000000"/>
+              <w:right w:val="single" w:sz="4" w:space="0" w:color="000000"/>
+            </w:tcBorders>
           </w:tcPr>
           <w:p>
             <w:pPr>
+              <w:pStyle w:val="Normal"/>
               <w:tabs>
-                <w:tab w:val="left" w:pos="7110"/>
-                <w:tab w:val="left" w:pos="8550"/>
+                <w:tab w:val="clear" w:pos="720"/>
+                <w:tab w:val="left" w:pos="7110" w:leader="none"/>
+                <w:tab w:val="left" w:pos="8550" w:leader="none"/>
               </w:tabs>
-              <w:spacing w:line="360" w:lineRule="auto"/>
+              <w:spacing w:lineRule="auto" w:line="360"/>
               <w:rPr>
                 <w:rFonts w:ascii="Garamond" w:hAnsi="Garamond"/>
                 <w:sz w:val="22"/>
@@ -2147,22 +2268,17 @@
                 <w:sz w:val="22"/>
               </w:rPr>
               <w:t>Signature:</w:t>
-            </w:r>
-            <w:r>
-              <w:rPr>
-                <w:rFonts w:ascii="Garamond" w:hAnsi="Garamond"/>
-                <w:sz w:val="22"/>
-              </w:rPr>
-              <w:t xml:space="preserve"> </w:t>
             </w:r>
           </w:p>
           <w:p>
             <w:pPr>
+              <w:pStyle w:val="Normal"/>
               <w:tabs>
-                <w:tab w:val="left" w:pos="7110"/>
-                <w:tab w:val="left" w:pos="8550"/>
+                <w:tab w:val="clear" w:pos="720"/>
+                <w:tab w:val="left" w:pos="7110" w:leader="none"/>
+                <w:tab w:val="left" w:pos="8550" w:leader="none"/>
               </w:tabs>
-              <w:spacing w:line="360" w:lineRule="auto"/>
+              <w:spacing w:lineRule="auto" w:line="360"/>
               <w:rPr>
                 <w:rFonts w:ascii="Garamond" w:hAnsi="Garamond"/>
                 <w:sz w:val="22"/>
@@ -2181,8 +2297,10 @@
     </w:tbl>
     <w:p>
       <w:pPr>
+        <w:pStyle w:val="Normal"/>
         <w:tabs>
-          <w:tab w:val="left" w:pos="7200"/>
+          <w:tab w:val="clear" w:pos="720"/>
+          <w:tab w:val="left" w:pos="7200" w:leader="none"/>
         </w:tabs>
         <w:rPr>
           <w:rFonts w:ascii="Garamond" w:hAnsi="Garamond"/>
@@ -2190,149 +2308,517 @@
           <w:szCs w:val="22"/>
         </w:rPr>
       </w:pPr>
+      <w:r>
+        <w:rPr>
+          <w:rFonts w:ascii="Garamond" w:hAnsi="Garamond"/>
+          <w:sz w:val="22"/>
+          <w:szCs w:val="22"/>
+        </w:rPr>
+      </w:r>
     </w:p>
     <w:sectPr>
-      <w:headerReference w:type="default" r:id="rId8"/>
-      <w:footerReference w:type="even" r:id="rId9"/>
-      <w:footerReference w:type="default" r:id="rId10"/>
-      <w:pgSz w:w="11909" w:h="16834" w:code="9"/>
-      <w:pgMar w:top="1440" w:right="1559" w:bottom="1440" w:left="1800" w:header="720" w:footer="720" w:gutter="0"/>
-      <w:cols w:space="720"/>
-      <w:docGrid w:linePitch="360"/>
+      <w:headerReference w:type="even" r:id="rId4"/>
+      <w:headerReference w:type="default" r:id="rId5"/>
+      <w:headerReference w:type="first" r:id="rId6"/>
+      <w:footerReference w:type="even" r:id="rId7"/>
+      <w:footerReference w:type="default" r:id="rId8"/>
+      <w:footerReference w:type="first" r:id="rId9"/>
+      <w:type w:val="nextPage"/>
+      <w:pgSz w:w="11906" w:h="16838"/>
+      <w:pgMar w:left="1800" w:right="1559" w:gutter="0" w:header="720" w:top="1440" w:footer="720" w:bottom="1440"/>
+      <w:pgNumType w:fmt="decimal"/>
+      <w:formProt w:val="false"/>
+      <w:textDirection w:val="lrTb"/>
+      <w:docGrid w:type="default" w:linePitch="360" w:charSpace="0"/>
     </w:sectPr>
   </w:body>
 </w:document>
 </file>
 
-<file path=word/endnotes.xml><?xml version="1.0" encoding="utf-8"?>
-<w:endnotes xmlns:wpc="http://schemas.microsoft.com/office/word/2010/wordprocessingCanvas" xmlns:cx="http://schemas.microsoft.com/office/drawing/2014/chartex" xmlns:cx1="http://schemas.microsoft.com/office/drawing/2015/9/8/chartex" xmlns:cx2="http://schemas.microsoft.com/office/drawing/2015/10/21/chartex" xmlns:cx3="http://schemas.microsoft.com/office/drawing/2016/5/9/chartex" xmlns:cx4="http://schemas.microsoft.com/office/drawing/2016/5/10/chartex" xmlns:cx5="http://schemas.microsoft.com/office/drawing/2016/5/11/chartex" xmlns:cx6="http://schemas.microsoft.com/office/drawing/2016/5/12/chartex" xmlns:cx7="http://schemas.microsoft.com/office/drawing/2016/5/13/chartex" xmlns:cx8="http://schemas.microsoft.com/office/drawing/2016/5/14/chartex" xmlns:mc="http://schemas.openxmlformats.org/markup-compatibility/2006" xmlns:aink="http://schemas.microsoft.com/office/drawing/2016/ink" xmlns:am3d="http://schemas.microsoft.com/office/drawing/2017/model3d" xmlns:o="urn:schemas-microsoft-com:office:office" xmlns:oel="http://schemas.microsoft.com/office/2019/extlst" xmlns:r="http://schemas.openxmlformats.org/officeDocument/2006/relationships" xmlns:m="http://schemas.openxmlformats.org/officeDocument/2006/math" xmlns:v="urn:schemas-microsoft-com:vml" xmlns:wp14="http://schemas.microsoft.com/office/word/2010/wordprocessingDrawing" xmlns:wp="http://schemas.openxmlformats.org/drawingml/2006/wordprocessingDrawing" xmlns:w10="urn:schemas-microsoft-com:office:word" xmlns:w="http://schemas.openxmlformats.org/wordprocessingml/2006/main" xmlns:w14="http://schemas.microsoft.com/office/word/2010/wordml" xmlns:w15="http://schemas.microsoft.com/office/word/2012/wordml" xmlns:w16cex="http://schemas.microsoft.com/office/word/2018/wordml/cex" xmlns:w16cid="http://schemas.microsoft.com/office/word/2016/wordml/cid" xmlns:w16="http://schemas.microsoft.com/office/word/2018/wordml" xmlns:w16sdtdh="http://schemas.microsoft.com/office/word/2020/wordml/sdtdatahash" xmlns:w16se="http://schemas.microsoft.com/office/word/2015/wordml/symex" xmlns:wpg="http://schemas.microsoft.com/office/word/2010/wordprocessingGroup" xmlns:wpi="http://schemas.microsoft.com/office/word/2010/wordprocessingInk" xmlns:wne="http://schemas.microsoft.com/office/word/2006/wordml" xmlns:wps="http://schemas.microsoft.com/office/word/2010/wordprocessingShape" mc:Ignorable="w14 w15 w16se w16cid w16 w16cex w16sdtdh wp14">
-  <w:endnote w:type="separator" w:id="-1">
-    <w:p>
-      <w:r>
-        <w:separator/>
-      </w:r>
-    </w:p>
-  </w:endnote>
-  <w:endnote w:type="continuationSeparator" w:id="0">
-    <w:p>
-      <w:r>
-        <w:continuationSeparator/>
-      </w:r>
-    </w:p>
-  </w:endnote>
-</w:endnotes>
-</file>
-
 <file path=word/footer1.xml><?xml version="1.0" encoding="utf-8"?>
-<w:ftr xmlns:wpc="http://schemas.microsoft.com/office/word/2010/wordprocessingCanvas" xmlns:cx="http://schemas.microsoft.com/office/drawing/2014/chartex" xmlns:cx1="http://schemas.microsoft.com/office/drawing/2015/9/8/chartex" xmlns:cx2="http://schemas.microsoft.com/office/drawing/2015/10/21/chartex" xmlns:cx3="http://schemas.microsoft.com/office/drawing/2016/5/9/chartex" xmlns:cx4="http://schemas.microsoft.com/office/drawing/2016/5/10/chartex" xmlns:cx5="http://schemas.microsoft.com/office/drawing/2016/5/11/chartex" xmlns:cx6="http://schemas.microsoft.com/office/drawing/2016/5/12/chartex" xmlns:cx7="http://schemas.microsoft.com/office/drawing/2016/5/13/chartex" xmlns:cx8="http://schemas.microsoft.com/office/drawing/2016/5/14/chartex" xmlns:mc="http://schemas.openxmlformats.org/markup-compatibility/2006" xmlns:aink="http://schemas.microsoft.com/office/drawing/2016/ink" xmlns:am3d="http://schemas.microsoft.com/office/drawing/2017/model3d" xmlns:o="urn:schemas-microsoft-com:office:office" xmlns:oel="http://schemas.microsoft.com/office/2019/extlst" xmlns:r="http://schemas.openxmlformats.org/officeDocument/2006/relationships" xmlns:m="http://schemas.openxmlformats.org/officeDocument/2006/math" xmlns:v="urn:schemas-microsoft-com:vml" xmlns:wp14="http://schemas.microsoft.com/office/word/2010/wordprocessingDrawing" xmlns:wp="http://schemas.openxmlformats.org/drawingml/2006/wordprocessingDrawing" xmlns:w10="urn:schemas-microsoft-com:office:word" xmlns:w="http://schemas.openxmlformats.org/wordprocessingml/2006/main" xmlns:w14="http://schemas.microsoft.com/office/word/2010/wordml" xmlns:w15="http://schemas.microsoft.com/office/word/2012/wordml" xmlns:w16cex="http://schemas.microsoft.com/office/word/2018/wordml/cex" xmlns:w16cid="http://schemas.microsoft.com/office/word/2016/wordml/cid" xmlns:w16="http://schemas.microsoft.com/office/word/2018/wordml" xmlns:w16sdtdh="http://schemas.microsoft.com/office/word/2020/wordml/sdtdatahash" xmlns:w16se="http://schemas.microsoft.com/office/word/2015/wordml/symex" xmlns:wpg="http://schemas.microsoft.com/office/word/2010/wordprocessingGroup" xmlns:wpi="http://schemas.microsoft.com/office/word/2010/wordprocessingInk" xmlns:wne="http://schemas.microsoft.com/office/word/2006/wordml" xmlns:wps="http://schemas.microsoft.com/office/word/2010/wordprocessingShape" mc:Ignorable="w14 w15 w16se w16cid w16 w16cex w16sdtdh wp14">
-  <w:p>
-    <w:pPr>
-      <w:pStyle w:val="Footer"/>
-      <w:framePr w:wrap="around" w:vAnchor="text" w:hAnchor="margin" w:xAlign="right" w:y="1"/>
-      <w:rPr>
-        <w:rStyle w:val="PageNumber"/>
-      </w:rPr>
-    </w:pPr>
-    <w:r>
-      <w:rPr>
-        <w:rStyle w:val="PageNumber"/>
-      </w:rPr>
-      <w:fldChar w:fldCharType="begin"/>
-    </w:r>
-    <w:r>
-      <w:rPr>
-        <w:rStyle w:val="PageNumber"/>
-      </w:rPr>
-      <w:instrText xml:space="preserve">PAGE  </w:instrText>
-    </w:r>
-    <w:r>
-      <w:rPr>
-        <w:rStyle w:val="PageNumber"/>
-      </w:rPr>
-      <w:fldChar w:fldCharType="end"/>
-    </w:r>
-  </w:p>
+<w:ftr xmlns:o="urn:schemas-microsoft-com:office:office" xmlns:r="http://schemas.openxmlformats.org/officeDocument/2006/relationships" xmlns:v="urn:schemas-microsoft-com:vml" xmlns:w="http://schemas.openxmlformats.org/wordprocessingml/2006/main" xmlns:w10="urn:schemas-microsoft-com:office:word" xmlns:wp="http://schemas.openxmlformats.org/drawingml/2006/wordprocessingDrawing" xmlns:wps="http://schemas.microsoft.com/office/word/2010/wordprocessingShape" xmlns:wpg="http://schemas.microsoft.com/office/word/2010/wordprocessingGroup" xmlns:mc="http://schemas.openxmlformats.org/markup-compatibility/2006" xmlns:wp14="http://schemas.microsoft.com/office/word/2010/wordprocessingDrawing" xmlns:w14="http://schemas.microsoft.com/office/word/2010/wordml" xmlns:w15="http://schemas.microsoft.com/office/word/2012/wordml" mc:Ignorable="w14 wp14 w15">
   <w:p>
     <w:pPr>
       <w:pStyle w:val="Footer"/>
       <w:ind w:right="360"/>
+      <w:rPr/>
     </w:pPr>
+    <w:r>
+      <w:rPr/>
+      <mc:AlternateContent>
+        <mc:Choice Requires="wps">
+          <w:drawing>
+            <wp:anchor behindDoc="1" distT="0" distB="0" distL="0" distR="0" simplePos="0" locked="0" layoutInCell="0" allowOverlap="1" relativeHeight="2">
+              <wp:simplePos x="0" y="0"/>
+              <wp:positionH relativeFrom="margin">
+                <wp:align>right</wp:align>
+              </wp:positionH>
+              <wp:positionV relativeFrom="paragraph">
+                <wp:posOffset>635</wp:posOffset>
+              </wp:positionV>
+              <wp:extent cx="14605" cy="14605"/>
+              <wp:effectExtent l="0" t="0" r="0" b="0"/>
+              <wp:wrapSquare wrapText="bothSides"/>
+              <wp:docPr id="4" name="Frame2"/>
+              <a:graphic xmlns:a="http://schemas.openxmlformats.org/drawingml/2006/main">
+                <a:graphicData uri="http://schemas.microsoft.com/office/word/2010/wordprocessingShape">
+                  <wps:wsp>
+                    <wps:cNvSpPr/>
+                    <wps:spPr>
+                      <a:xfrm>
+                        <a:off x="0" y="0"/>
+                        <a:ext cx="14760" cy="14760"/>
+                      </a:xfrm>
+                      <a:prstGeom prst="rect">
+                        <a:avLst/>
+                      </a:prstGeom>
+                      <a:noFill/>
+                      <a:ln w="0">
+                        <a:noFill/>
+                      </a:ln>
+                    </wps:spPr>
+                    <wps:style>
+                      <a:lnRef idx="0"/>
+                      <a:fillRef idx="0"/>
+                      <a:effectRef idx="0"/>
+                      <a:fontRef idx="minor"/>
+                    </wps:style>
+                    <wps:txbx>
+                      <w:txbxContent>
+                        <w:p>
+                          <w:pPr>
+                            <w:pStyle w:val="Footer"/>
+                            <w:rPr>
+                              <w:rStyle w:val="PageNumber"/>
+                            </w:rPr>
+                          </w:pPr>
+                          <w:r>
+                            <w:rPr>
+                              <w:rStyle w:val="PageNumber"/>
+                            </w:rPr>
+                            <w:fldChar w:fldCharType="begin"/>
+                          </w:r>
+                          <w:r>
+                            <w:rPr>
+                              <w:rStyle w:val="PageNumber"/>
+                            </w:rPr>
+                            <w:instrText xml:space="preserve"> PAGE </w:instrText>
+                          </w:r>
+                          <w:r>
+                            <w:rPr>
+                              <w:rStyle w:val="PageNumber"/>
+                            </w:rPr>
+                            <w:fldChar w:fldCharType="separate"/>
+                          </w:r>
+                          <w:r>
+                            <w:rPr>
+                              <w:rStyle w:val="PageNumber"/>
+                            </w:rPr>
+                            <w:t>0</w:t>
+                          </w:r>
+                          <w:r>
+                            <w:rPr>
+                              <w:rStyle w:val="PageNumber"/>
+                            </w:rPr>
+                            <w:fldChar w:fldCharType="end"/>
+                          </w:r>
+                        </w:p>
+                      </w:txbxContent>
+                    </wps:txbx>
+                    <wps:bodyPr lIns="0" rIns="0" tIns="0" bIns="0" anchor="t">
+                      <a:spAutoFit/>
+                    </wps:bodyPr>
+                  </wps:wsp>
+                </a:graphicData>
+              </a:graphic>
+            </wp:anchor>
+          </w:drawing>
+        </mc:Choice>
+        <mc:Fallback>
+          <w:pict>
+            <v:rect id="shape_0" ID="Frame2" path="m0,0l-2147483645,0l-2147483645,-2147483646l0,-2147483646xe" fillcolor="white" stroked="f" o:allowincell="f" style="position:absolute;margin-left:0pt;margin-top:0.05pt;width:1.1pt;height:1.1pt;mso-wrap-style:square;v-text-anchor:top;mso-position-horizontal:right;mso-position-horizontal-relative:margin">
+              <v:fill o:detectmouseclick="t" type="solid" color2="black" opacity="0"/>
+              <v:stroke color="#3465a4" joinstyle="round" endcap="flat"/>
+              <v:textbox>
+                <w:txbxContent>
+                  <w:p>
+                    <w:pPr>
+                      <w:pStyle w:val="Footer"/>
+                      <w:rPr>
+                        <w:rStyle w:val="PageNumber"/>
+                      </w:rPr>
+                    </w:pPr>
+                    <w:r>
+                      <w:rPr>
+                        <w:rStyle w:val="PageNumber"/>
+                      </w:rPr>
+                      <w:fldChar w:fldCharType="begin"/>
+                    </w:r>
+                    <w:r>
+                      <w:rPr>
+                        <w:rStyle w:val="PageNumber"/>
+                      </w:rPr>
+                      <w:instrText xml:space="preserve"> PAGE </w:instrText>
+                    </w:r>
+                    <w:r>
+                      <w:rPr>
+                        <w:rStyle w:val="PageNumber"/>
+                      </w:rPr>
+                      <w:fldChar w:fldCharType="separate"/>
+                    </w:r>
+                    <w:r>
+                      <w:rPr>
+                        <w:rStyle w:val="PageNumber"/>
+                      </w:rPr>
+                      <w:t>0</w:t>
+                    </w:r>
+                    <w:r>
+                      <w:rPr>
+                        <w:rStyle w:val="PageNumber"/>
+                      </w:rPr>
+                      <w:fldChar w:fldCharType="end"/>
+                    </w:r>
+                  </w:p>
+                </w:txbxContent>
+              </v:textbox>
+              <w10:wrap type="square"/>
+            </v:rect>
+          </w:pict>
+        </mc:Fallback>
+      </mc:AlternateContent>
+    </w:r>
   </w:p>
 </w:ftr>
 </file>
 
 <file path=word/footer2.xml><?xml version="1.0" encoding="utf-8"?>
-<w:ftr xmlns:wpc="http://schemas.microsoft.com/office/word/2010/wordprocessingCanvas" xmlns:cx="http://schemas.microsoft.com/office/drawing/2014/chartex" xmlns:cx1="http://schemas.microsoft.com/office/drawing/2015/9/8/chartex" xmlns:cx2="http://schemas.microsoft.com/office/drawing/2015/10/21/chartex" xmlns:cx3="http://schemas.microsoft.com/office/drawing/2016/5/9/chartex" xmlns:cx4="http://schemas.microsoft.com/office/drawing/2016/5/10/chartex" xmlns:cx5="http://schemas.microsoft.com/office/drawing/2016/5/11/chartex" xmlns:cx6="http://schemas.microsoft.com/office/drawing/2016/5/12/chartex" xmlns:cx7="http://schemas.microsoft.com/office/drawing/2016/5/13/chartex" xmlns:cx8="http://schemas.microsoft.com/office/drawing/2016/5/14/chartex" xmlns:mc="http://schemas.openxmlformats.org/markup-compatibility/2006" xmlns:aink="http://schemas.microsoft.com/office/drawing/2016/ink" xmlns:am3d="http://schemas.microsoft.com/office/drawing/2017/model3d" xmlns:o="urn:schemas-microsoft-com:office:office" xmlns:oel="http://schemas.microsoft.com/office/2019/extlst" xmlns:r="http://schemas.openxmlformats.org/officeDocument/2006/relationships" xmlns:m="http://schemas.openxmlformats.org/officeDocument/2006/math" xmlns:v="urn:schemas-microsoft-com:vml" xmlns:wp14="http://schemas.microsoft.com/office/word/2010/wordprocessingDrawing" xmlns:wp="http://schemas.openxmlformats.org/drawingml/2006/wordprocessingDrawing" xmlns:w10="urn:schemas-microsoft-com:office:word" xmlns:w="http://schemas.openxmlformats.org/wordprocessingml/2006/main" xmlns:w14="http://schemas.microsoft.com/office/word/2010/wordml" xmlns:w15="http://schemas.microsoft.com/office/word/2012/wordml" xmlns:w16cex="http://schemas.microsoft.com/office/word/2018/wordml/cex" xmlns:w16cid="http://schemas.microsoft.com/office/word/2016/wordml/cid" xmlns:w16="http://schemas.microsoft.com/office/word/2018/wordml" xmlns:w16sdtdh="http://schemas.microsoft.com/office/word/2020/wordml/sdtdatahash" xmlns:w16se="http://schemas.microsoft.com/office/word/2015/wordml/symex" xmlns:wpg="http://schemas.microsoft.com/office/word/2010/wordprocessingGroup" xmlns:wpi="http://schemas.microsoft.com/office/word/2010/wordprocessingInk" xmlns:wne="http://schemas.microsoft.com/office/word/2006/wordml" xmlns:wps="http://schemas.microsoft.com/office/word/2010/wordprocessingShape" mc:Ignorable="w14 w15 w16se w16cid w16 w16cex w16sdtdh wp14">
-  <w:p>
-    <w:pPr>
-      <w:pStyle w:val="Footer"/>
-      <w:framePr w:wrap="around" w:vAnchor="text" w:hAnchor="margin" w:xAlign="right" w:y="1"/>
-      <w:rPr>
-        <w:rStyle w:val="PageNumber"/>
-      </w:rPr>
-    </w:pPr>
-    <w:r>
-      <w:rPr>
-        <w:rStyle w:val="PageNumber"/>
-      </w:rPr>
-      <w:fldChar w:fldCharType="begin"/>
-    </w:r>
-    <w:r>
-      <w:rPr>
-        <w:rStyle w:val="PageNumber"/>
-      </w:rPr>
-      <w:instrText xml:space="preserve">PAGE  </w:instrText>
-    </w:r>
-    <w:r>
-      <w:rPr>
-        <w:rStyle w:val="PageNumber"/>
-      </w:rPr>
-      <w:fldChar w:fldCharType="separate"/>
-    </w:r>
-    <w:r>
-      <w:rPr>
-        <w:rStyle w:val="PageNumber"/>
-        <w:noProof/>
-      </w:rPr>
-      <w:t>2</w:t>
-    </w:r>
-    <w:r>
-      <w:rPr>
-        <w:rStyle w:val="PageNumber"/>
-      </w:rPr>
-      <w:fldChar w:fldCharType="end"/>
-    </w:r>
-  </w:p>
+<w:ftr xmlns:o="urn:schemas-microsoft-com:office:office" xmlns:r="http://schemas.openxmlformats.org/officeDocument/2006/relationships" xmlns:v="urn:schemas-microsoft-com:vml" xmlns:w="http://schemas.openxmlformats.org/wordprocessingml/2006/main" xmlns:w10="urn:schemas-microsoft-com:office:word" xmlns:wp="http://schemas.openxmlformats.org/drawingml/2006/wordprocessingDrawing" xmlns:wps="http://schemas.microsoft.com/office/word/2010/wordprocessingShape" xmlns:wpg="http://schemas.microsoft.com/office/word/2010/wordprocessingGroup" xmlns:mc="http://schemas.openxmlformats.org/markup-compatibility/2006" xmlns:wp14="http://schemas.microsoft.com/office/word/2010/wordprocessingDrawing" xmlns:w14="http://schemas.microsoft.com/office/word/2010/wordml" xmlns:w15="http://schemas.microsoft.com/office/word/2012/wordml" mc:Ignorable="w14 wp14 w15">
   <w:p>
     <w:pPr>
       <w:pStyle w:val="Footer"/>
       <w:ind w:right="360"/>
+      <w:rPr/>
     </w:pPr>
+    <w:r>
+      <w:rPr/>
+      <mc:AlternateContent>
+        <mc:Choice Requires="wps">
+          <w:drawing>
+            <wp:anchor behindDoc="1" distT="0" distB="0" distL="0" distR="0" simplePos="0" locked="0" layoutInCell="0" allowOverlap="1" relativeHeight="9">
+              <wp:simplePos x="0" y="0"/>
+              <wp:positionH relativeFrom="margin">
+                <wp:align>right</wp:align>
+              </wp:positionH>
+              <wp:positionV relativeFrom="paragraph">
+                <wp:posOffset>635</wp:posOffset>
+              </wp:positionV>
+              <wp:extent cx="76835" cy="173990"/>
+              <wp:effectExtent l="0" t="0" r="0" b="0"/>
+              <wp:wrapSquare wrapText="bothSides"/>
+              <wp:docPr id="5" name="Frame3"/>
+              <a:graphic xmlns:a="http://schemas.openxmlformats.org/drawingml/2006/main">
+                <a:graphicData uri="http://schemas.microsoft.com/office/word/2010/wordprocessingShape">
+                  <wps:wsp>
+                    <wps:cNvSpPr/>
+                    <wps:spPr>
+                      <a:xfrm>
+                        <a:off x="0" y="0"/>
+                        <a:ext cx="76680" cy="173880"/>
+                      </a:xfrm>
+                      <a:prstGeom prst="rect">
+                        <a:avLst/>
+                      </a:prstGeom>
+                      <a:noFill/>
+                      <a:ln w="0">
+                        <a:noFill/>
+                      </a:ln>
+                    </wps:spPr>
+                    <wps:style>
+                      <a:lnRef idx="0"/>
+                      <a:fillRef idx="0"/>
+                      <a:effectRef idx="0"/>
+                      <a:fontRef idx="minor"/>
+                    </wps:style>
+                    <wps:txbx>
+                      <w:txbxContent>
+                        <w:p>
+                          <w:pPr>
+                            <w:pStyle w:val="Footer"/>
+                            <w:rPr>
+                              <w:rStyle w:val="PageNumber"/>
+                            </w:rPr>
+                          </w:pPr>
+                          <w:r>
+                            <w:rPr>
+                              <w:rStyle w:val="PageNumber"/>
+                            </w:rPr>
+                            <w:fldChar w:fldCharType="begin"/>
+                          </w:r>
+                          <w:r>
+                            <w:rPr>
+                              <w:rStyle w:val="PageNumber"/>
+                            </w:rPr>
+                            <w:instrText xml:space="preserve"> PAGE </w:instrText>
+                          </w:r>
+                          <w:r>
+                            <w:rPr>
+                              <w:rStyle w:val="PageNumber"/>
+                            </w:rPr>
+                            <w:fldChar w:fldCharType="separate"/>
+                          </w:r>
+                          <w:r>
+                            <w:rPr>
+                              <w:rStyle w:val="PageNumber"/>
+                            </w:rPr>
+                            <w:t>2</w:t>
+                          </w:r>
+                          <w:r>
+                            <w:rPr>
+                              <w:rStyle w:val="PageNumber"/>
+                            </w:rPr>
+                            <w:fldChar w:fldCharType="end"/>
+                          </w:r>
+                        </w:p>
+                      </w:txbxContent>
+                    </wps:txbx>
+                    <wps:bodyPr lIns="0" rIns="0" tIns="0" bIns="0" anchor="t">
+                      <a:spAutoFit/>
+                    </wps:bodyPr>
+                  </wps:wsp>
+                </a:graphicData>
+              </a:graphic>
+            </wp:anchor>
+          </w:drawing>
+        </mc:Choice>
+        <mc:Fallback>
+          <w:pict>
+            <v:rect id="shape_0" ID="Frame3" path="m0,0l-2147483645,0l-2147483645,-2147483646l0,-2147483646xe" fillcolor="white" stroked="f" o:allowincell="f" style="position:absolute;margin-left:421.2pt;margin-top:0.05pt;width:6pt;height:13.65pt;mso-wrap-style:square;v-text-anchor:top;mso-position-horizontal:right;mso-position-horizontal-relative:margin">
+              <v:fill o:detectmouseclick="t" type="solid" color2="black" opacity="0"/>
+              <v:stroke color="#3465a4" joinstyle="round" endcap="flat"/>
+              <v:textbox>
+                <w:txbxContent>
+                  <w:p>
+                    <w:pPr>
+                      <w:pStyle w:val="Footer"/>
+                      <w:rPr>
+                        <w:rStyle w:val="PageNumber"/>
+                      </w:rPr>
+                    </w:pPr>
+                    <w:r>
+                      <w:rPr>
+                        <w:rStyle w:val="PageNumber"/>
+                      </w:rPr>
+                      <w:fldChar w:fldCharType="begin"/>
+                    </w:r>
+                    <w:r>
+                      <w:rPr>
+                        <w:rStyle w:val="PageNumber"/>
+                      </w:rPr>
+                      <w:instrText xml:space="preserve"> PAGE </w:instrText>
+                    </w:r>
+                    <w:r>
+                      <w:rPr>
+                        <w:rStyle w:val="PageNumber"/>
+                      </w:rPr>
+                      <w:fldChar w:fldCharType="separate"/>
+                    </w:r>
+                    <w:r>
+                      <w:rPr>
+                        <w:rStyle w:val="PageNumber"/>
+                      </w:rPr>
+                      <w:t>2</w:t>
+                    </w:r>
+                    <w:r>
+                      <w:rPr>
+                        <w:rStyle w:val="PageNumber"/>
+                      </w:rPr>
+                      <w:fldChar w:fldCharType="end"/>
+                    </w:r>
+                  </w:p>
+                </w:txbxContent>
+              </v:textbox>
+              <w10:wrap type="square"/>
+            </v:rect>
+          </w:pict>
+        </mc:Fallback>
+      </mc:AlternateContent>
+    </w:r>
   </w:p>
 </w:ftr>
 </file>
 
-<file path=word/footnotes.xml><?xml version="1.0" encoding="utf-8"?>
-<w:footnotes xmlns:wpc="http://schemas.microsoft.com/office/word/2010/wordprocessingCanvas" xmlns:cx="http://schemas.microsoft.com/office/drawing/2014/chartex" xmlns:cx1="http://schemas.microsoft.com/office/drawing/2015/9/8/chartex" xmlns:cx2="http://schemas.microsoft.com/office/drawing/2015/10/21/chartex" xmlns:cx3="http://schemas.microsoft.com/office/drawing/2016/5/9/chartex" xmlns:cx4="http://schemas.microsoft.com/office/drawing/2016/5/10/chartex" xmlns:cx5="http://schemas.microsoft.com/office/drawing/2016/5/11/chartex" xmlns:cx6="http://schemas.microsoft.com/office/drawing/2016/5/12/chartex" xmlns:cx7="http://schemas.microsoft.com/office/drawing/2016/5/13/chartex" xmlns:cx8="http://schemas.microsoft.com/office/drawing/2016/5/14/chartex" xmlns:mc="http://schemas.openxmlformats.org/markup-compatibility/2006" xmlns:aink="http://schemas.microsoft.com/office/drawing/2016/ink" xmlns:am3d="http://schemas.microsoft.com/office/drawing/2017/model3d" xmlns:o="urn:schemas-microsoft-com:office:office" xmlns:oel="http://schemas.microsoft.com/office/2019/extlst" xmlns:r="http://schemas.openxmlformats.org/officeDocument/2006/relationships" xmlns:m="http://schemas.openxmlformats.org/officeDocument/2006/math" xmlns:v="urn:schemas-microsoft-com:vml" xmlns:wp14="http://schemas.microsoft.com/office/word/2010/wordprocessingDrawing" xmlns:wp="http://schemas.openxmlformats.org/drawingml/2006/wordprocessingDrawing" xmlns:w10="urn:schemas-microsoft-com:office:word" xmlns:w="http://schemas.openxmlformats.org/wordprocessingml/2006/main" xmlns:w14="http://schemas.microsoft.com/office/word/2010/wordml" xmlns:w15="http://schemas.microsoft.com/office/word/2012/wordml" xmlns:w16cex="http://schemas.microsoft.com/office/word/2018/wordml/cex" xmlns:w16cid="http://schemas.microsoft.com/office/word/2016/wordml/cid" xmlns:w16="http://schemas.microsoft.com/office/word/2018/wordml" xmlns:w16sdtdh="http://schemas.microsoft.com/office/word/2020/wordml/sdtdatahash" xmlns:w16se="http://schemas.microsoft.com/office/word/2015/wordml/symex" xmlns:wpg="http://schemas.microsoft.com/office/word/2010/wordprocessingGroup" xmlns:wpi="http://schemas.microsoft.com/office/word/2010/wordprocessingInk" xmlns:wne="http://schemas.microsoft.com/office/word/2006/wordml" xmlns:wps="http://schemas.microsoft.com/office/word/2010/wordprocessingShape" mc:Ignorable="w14 w15 w16se w16cid w16 w16cex w16sdtdh wp14">
-  <w:footnote w:type="separator" w:id="-1">
-    <w:p>
-      <w:r>
-        <w:separator/>
-      </w:r>
-    </w:p>
-  </w:footnote>
-  <w:footnote w:type="continuationSeparator" w:id="0">
-    <w:p>
-      <w:r>
-        <w:continuationSeparator/>
-      </w:r>
-    </w:p>
-  </w:footnote>
-</w:footnotes>
+<file path=word/footer3.xml><?xml version="1.0" encoding="utf-8"?>
+<w:ftr xmlns:o="urn:schemas-microsoft-com:office:office" xmlns:r="http://schemas.openxmlformats.org/officeDocument/2006/relationships" xmlns:v="urn:schemas-microsoft-com:vml" xmlns:w="http://schemas.openxmlformats.org/wordprocessingml/2006/main" xmlns:w10="urn:schemas-microsoft-com:office:word" xmlns:wp="http://schemas.openxmlformats.org/drawingml/2006/wordprocessingDrawing" xmlns:wps="http://schemas.microsoft.com/office/word/2010/wordprocessingShape" xmlns:wpg="http://schemas.microsoft.com/office/word/2010/wordprocessingGroup" xmlns:mc="http://schemas.openxmlformats.org/markup-compatibility/2006" xmlns:wp14="http://schemas.microsoft.com/office/word/2010/wordprocessingDrawing" xmlns:w14="http://schemas.microsoft.com/office/word/2010/wordml" xmlns:w15="http://schemas.microsoft.com/office/word/2012/wordml" mc:Ignorable="w14 wp14 w15">
+  <w:p>
+    <w:pPr>
+      <w:pStyle w:val="Footer"/>
+      <w:ind w:right="360"/>
+      <w:rPr/>
+    </w:pPr>
+    <w:r>
+      <w:rPr/>
+      <mc:AlternateContent>
+        <mc:Choice Requires="wps">
+          <w:drawing>
+            <wp:anchor behindDoc="1" distT="0" distB="0" distL="0" distR="0" simplePos="0" locked="0" layoutInCell="0" allowOverlap="1" relativeHeight="9">
+              <wp:simplePos x="0" y="0"/>
+              <wp:positionH relativeFrom="margin">
+                <wp:align>right</wp:align>
+              </wp:positionH>
+              <wp:positionV relativeFrom="paragraph">
+                <wp:posOffset>635</wp:posOffset>
+              </wp:positionV>
+              <wp:extent cx="76835" cy="173990"/>
+              <wp:effectExtent l="0" t="0" r="0" b="0"/>
+              <wp:wrapSquare wrapText="bothSides"/>
+              <wp:docPr id="6" name="Frame3"/>
+              <a:graphic xmlns:a="http://schemas.openxmlformats.org/drawingml/2006/main">
+                <a:graphicData uri="http://schemas.microsoft.com/office/word/2010/wordprocessingShape">
+                  <wps:wsp>
+                    <wps:cNvSpPr/>
+                    <wps:spPr>
+                      <a:xfrm>
+                        <a:off x="0" y="0"/>
+                        <a:ext cx="76680" cy="173880"/>
+                      </a:xfrm>
+                      <a:prstGeom prst="rect">
+                        <a:avLst/>
+                      </a:prstGeom>
+                      <a:noFill/>
+                      <a:ln w="0">
+                        <a:noFill/>
+                      </a:ln>
+                    </wps:spPr>
+                    <wps:style>
+                      <a:lnRef idx="0"/>
+                      <a:fillRef idx="0"/>
+                      <a:effectRef idx="0"/>
+                      <a:fontRef idx="minor"/>
+                    </wps:style>
+                    <wps:txbx>
+                      <w:txbxContent>
+                        <w:p>
+                          <w:pPr>
+                            <w:pStyle w:val="Footer"/>
+                            <w:rPr>
+                              <w:rStyle w:val="PageNumber"/>
+                            </w:rPr>
+                          </w:pPr>
+                          <w:r>
+                            <w:rPr>
+                              <w:rStyle w:val="PageNumber"/>
+                            </w:rPr>
+                            <w:fldChar w:fldCharType="begin"/>
+                          </w:r>
+                          <w:r>
+                            <w:rPr>
+                              <w:rStyle w:val="PageNumber"/>
+                            </w:rPr>
+                            <w:instrText xml:space="preserve"> PAGE </w:instrText>
+                          </w:r>
+                          <w:r>
+                            <w:rPr>
+                              <w:rStyle w:val="PageNumber"/>
+                            </w:rPr>
+                            <w:fldChar w:fldCharType="separate"/>
+                          </w:r>
+                          <w:r>
+                            <w:rPr>
+                              <w:rStyle w:val="PageNumber"/>
+                            </w:rPr>
+                            <w:t>2</w:t>
+                          </w:r>
+                          <w:r>
+                            <w:rPr>
+                              <w:rStyle w:val="PageNumber"/>
+                            </w:rPr>
+                            <w:fldChar w:fldCharType="end"/>
+                          </w:r>
+                        </w:p>
+                      </w:txbxContent>
+                    </wps:txbx>
+                    <wps:bodyPr lIns="0" rIns="0" tIns="0" bIns="0" anchor="t">
+                      <a:spAutoFit/>
+                    </wps:bodyPr>
+                  </wps:wsp>
+                </a:graphicData>
+              </a:graphic>
+            </wp:anchor>
+          </w:drawing>
+        </mc:Choice>
+        <mc:Fallback>
+          <w:pict>
+            <v:rect id="shape_0" ID="Frame3" path="m0,0l-2147483645,0l-2147483645,-2147483646l0,-2147483646xe" fillcolor="white" stroked="f" o:allowincell="f" style="position:absolute;margin-left:421.2pt;margin-top:0.05pt;width:6pt;height:13.65pt;mso-wrap-style:square;v-text-anchor:top;mso-position-horizontal:right;mso-position-horizontal-relative:margin">
+              <v:fill o:detectmouseclick="t" type="solid" color2="black" opacity="0"/>
+              <v:stroke color="#3465a4" joinstyle="round" endcap="flat"/>
+              <v:textbox>
+                <w:txbxContent>
+                  <w:p>
+                    <w:pPr>
+                      <w:pStyle w:val="Footer"/>
+                      <w:rPr>
+                        <w:rStyle w:val="PageNumber"/>
+                      </w:rPr>
+                    </w:pPr>
+                    <w:r>
+                      <w:rPr>
+                        <w:rStyle w:val="PageNumber"/>
+                      </w:rPr>
+                      <w:fldChar w:fldCharType="begin"/>
+                    </w:r>
+                    <w:r>
+                      <w:rPr>
+                        <w:rStyle w:val="PageNumber"/>
+                      </w:rPr>
+                      <w:instrText xml:space="preserve"> PAGE </w:instrText>
+                    </w:r>
+                    <w:r>
+                      <w:rPr>
+                        <w:rStyle w:val="PageNumber"/>
+                      </w:rPr>
+                      <w:fldChar w:fldCharType="separate"/>
+                    </w:r>
+                    <w:r>
+                      <w:rPr>
+                        <w:rStyle w:val="PageNumber"/>
+                      </w:rPr>
+                      <w:t>2</w:t>
+                    </w:r>
+                    <w:r>
+                      <w:rPr>
+                        <w:rStyle w:val="PageNumber"/>
+                      </w:rPr>
+                      <w:fldChar w:fldCharType="end"/>
+                    </w:r>
+                  </w:p>
+                </w:txbxContent>
+              </v:textbox>
+              <w10:wrap type="square"/>
+            </v:rect>
+          </w:pict>
+        </mc:Fallback>
+      </mc:AlternateContent>
+    </w:r>
+  </w:p>
+</w:ftr>
 </file>
 
 <file path=word/header1.xml><?xml version="1.0" encoding="utf-8"?>
-<w:hdr xmlns:wpc="http://schemas.microsoft.com/office/word/2010/wordprocessingCanvas" xmlns:cx="http://schemas.microsoft.com/office/drawing/2014/chartex" xmlns:cx1="http://schemas.microsoft.com/office/drawing/2015/9/8/chartex" xmlns:cx2="http://schemas.microsoft.com/office/drawing/2015/10/21/chartex" xmlns:cx3="http://schemas.microsoft.com/office/drawing/2016/5/9/chartex" xmlns:cx4="http://schemas.microsoft.com/office/drawing/2016/5/10/chartex" xmlns:cx5="http://schemas.microsoft.com/office/drawing/2016/5/11/chartex" xmlns:cx6="http://schemas.microsoft.com/office/drawing/2016/5/12/chartex" xmlns:cx7="http://schemas.microsoft.com/office/drawing/2016/5/13/chartex" xmlns:cx8="http://schemas.microsoft.com/office/drawing/2016/5/14/chartex" xmlns:mc="http://schemas.openxmlformats.org/markup-compatibility/2006" xmlns:aink="http://schemas.microsoft.com/office/drawing/2016/ink" xmlns:am3d="http://schemas.microsoft.com/office/drawing/2017/model3d" xmlns:o="urn:schemas-microsoft-com:office:office" xmlns:oel="http://schemas.microsoft.com/office/2019/extlst" xmlns:r="http://schemas.openxmlformats.org/officeDocument/2006/relationships" xmlns:m="http://schemas.openxmlformats.org/officeDocument/2006/math" xmlns:v="urn:schemas-microsoft-com:vml" xmlns:wp14="http://schemas.microsoft.com/office/word/2010/wordprocessingDrawing" xmlns:wp="http://schemas.openxmlformats.org/drawingml/2006/wordprocessingDrawing" xmlns:w10="urn:schemas-microsoft-com:office:word" xmlns:w="http://schemas.openxmlformats.org/wordprocessingml/2006/main" xmlns:w14="http://schemas.microsoft.com/office/word/2010/wordml" xmlns:w15="http://schemas.microsoft.com/office/word/2012/wordml" xmlns:w16cex="http://schemas.microsoft.com/office/word/2018/wordml/cex" xmlns:w16cid="http://schemas.microsoft.com/office/word/2016/wordml/cid" xmlns:w16="http://schemas.microsoft.com/office/word/2018/wordml" xmlns:w16sdtdh="http://schemas.microsoft.com/office/word/2020/wordml/sdtdatahash" xmlns:w16se="http://schemas.microsoft.com/office/word/2015/wordml/symex" xmlns:wpg="http://schemas.microsoft.com/office/word/2010/wordprocessingGroup" xmlns:wpi="http://schemas.microsoft.com/office/word/2010/wordprocessingInk" xmlns:wne="http://schemas.microsoft.com/office/word/2006/wordml" xmlns:wps="http://schemas.microsoft.com/office/word/2010/wordprocessingShape" mc:Ignorable="w14 w15 w16se w16cid w16 w16cex w16sdtdh wp14">
+<w:hdr xmlns:o="urn:schemas-microsoft-com:office:office" xmlns:r="http://schemas.openxmlformats.org/officeDocument/2006/relationships" xmlns:v="urn:schemas-microsoft-com:vml" xmlns:w="http://schemas.openxmlformats.org/wordprocessingml/2006/main" xmlns:w10="urn:schemas-microsoft-com:office:word" xmlns:wp="http://schemas.openxmlformats.org/drawingml/2006/wordprocessingDrawing" xmlns:wps="http://schemas.microsoft.com/office/word/2010/wordprocessingShape" xmlns:wpg="http://schemas.microsoft.com/office/word/2010/wordprocessingGroup" xmlns:mc="http://schemas.openxmlformats.org/markup-compatibility/2006" xmlns:wp14="http://schemas.microsoft.com/office/word/2010/wordprocessingDrawing" xmlns:w14="http://schemas.microsoft.com/office/word/2010/wordml" xmlns:w15="http://schemas.microsoft.com/office/word/2012/wordml" mc:Ignorable="w14 wp14 w15">
+  <w:p>
+    <w:pPr>
+      <w:pStyle w:val="Header"/>
+      <w:rPr/>
+    </w:pPr>
+    <w:r>
+      <w:rPr/>
+    </w:r>
+  </w:p>
+</w:hdr>
+</file>
+
+<file path=word/header2.xml><?xml version="1.0" encoding="utf-8"?>
+<w:hdr xmlns:o="urn:schemas-microsoft-com:office:office" xmlns:r="http://schemas.openxmlformats.org/officeDocument/2006/relationships" xmlns:v="urn:schemas-microsoft-com:vml" xmlns:w="http://schemas.openxmlformats.org/wordprocessingml/2006/main" xmlns:w10="urn:schemas-microsoft-com:office:word" xmlns:wp="http://schemas.openxmlformats.org/drawingml/2006/wordprocessingDrawing" xmlns:wps="http://schemas.microsoft.com/office/word/2010/wordprocessingShape" xmlns:wpg="http://schemas.microsoft.com/office/word/2010/wordprocessingGroup" xmlns:mc="http://schemas.openxmlformats.org/markup-compatibility/2006" xmlns:wp14="http://schemas.microsoft.com/office/word/2010/wordprocessingDrawing" xmlns:w14="http://schemas.microsoft.com/office/word/2010/wordml" xmlns:w15="http://schemas.microsoft.com/office/word/2012/wordml" mc:Ignorable="w14 wp14 w15">
   <w:p>
     <w:pPr>
       <w:pStyle w:val="Header"/>
@@ -2351,8 +2837,25 @@
         <w:bCs/>
         <w:sz w:val="20"/>
       </w:rPr>
-      <w:t>PSM</w:t>
+      <w:t>PSM2.RCRS.03</w:t>
     </w:r>
+  </w:p>
+</w:hdr>
+</file>
+
+<file path=word/header3.xml><?xml version="1.0" encoding="utf-8"?>
+<w:hdr xmlns:o="urn:schemas-microsoft-com:office:office" xmlns:r="http://schemas.openxmlformats.org/officeDocument/2006/relationships" xmlns:v="urn:schemas-microsoft-com:vml" xmlns:w="http://schemas.openxmlformats.org/wordprocessingml/2006/main" xmlns:w10="urn:schemas-microsoft-com:office:word" xmlns:wp="http://schemas.openxmlformats.org/drawingml/2006/wordprocessingDrawing" xmlns:wps="http://schemas.microsoft.com/office/word/2010/wordprocessingShape" xmlns:wpg="http://schemas.microsoft.com/office/word/2010/wordprocessingGroup" xmlns:mc="http://schemas.openxmlformats.org/markup-compatibility/2006" xmlns:wp14="http://schemas.microsoft.com/office/word/2010/wordprocessingDrawing" xmlns:w14="http://schemas.microsoft.com/office/word/2010/wordml" xmlns:w15="http://schemas.microsoft.com/office/word/2012/wordml" mc:Ignorable="w14 wp14 w15">
+  <w:p>
+    <w:pPr>
+      <w:pStyle w:val="Header"/>
+      <w:jc w:val="right"/>
+      <w:rPr>
+        <w:rFonts w:ascii="Garamond" w:hAnsi="Garamond"/>
+        <w:b/>
+        <w:bCs/>
+        <w:sz w:val="20"/>
+      </w:rPr>
+    </w:pPr>
     <w:r>
       <w:rPr>
         <w:rFonts w:ascii="Garamond" w:hAnsi="Garamond"/>
@@ -2360,233 +2863,16 @@
         <w:bCs/>
         <w:sz w:val="20"/>
       </w:rPr>
-      <w:t>2</w:t>
-    </w:r>
-    <w:r>
-      <w:rPr>
-        <w:rFonts w:ascii="Garamond" w:hAnsi="Garamond"/>
-        <w:b/>
-        <w:bCs/>
-        <w:sz w:val="20"/>
-      </w:rPr>
-      <w:t>.</w:t>
-    </w:r>
-    <w:r>
-      <w:rPr>
-        <w:rFonts w:ascii="Garamond" w:hAnsi="Garamond"/>
-        <w:b/>
-        <w:bCs/>
-        <w:sz w:val="20"/>
-      </w:rPr>
-      <w:t>RCRS</w:t>
-    </w:r>
-    <w:r>
-      <w:rPr>
-        <w:rFonts w:ascii="Garamond" w:hAnsi="Garamond"/>
-        <w:b/>
-        <w:bCs/>
-        <w:sz w:val="20"/>
-      </w:rPr>
-      <w:t>.0</w:t>
-    </w:r>
-    <w:r>
-      <w:rPr>
-        <w:rFonts w:ascii="Garamond" w:hAnsi="Garamond"/>
-        <w:b/>
-        <w:bCs/>
-        <w:sz w:val="20"/>
-      </w:rPr>
-      <w:t>3</w:t>
+      <w:t>PSM2.RCRS.03</w:t>
     </w:r>
   </w:p>
 </w:hdr>
 </file>
 
 <file path=word/numbering.xml><?xml version="1.0" encoding="utf-8"?>
-<w:numbering xmlns:wpc="http://schemas.microsoft.com/office/word/2010/wordprocessingCanvas" xmlns:cx="http://schemas.microsoft.com/office/drawing/2014/chartex" xmlns:cx1="http://schemas.microsoft.com/office/drawing/2015/9/8/chartex" xmlns:cx2="http://schemas.microsoft.com/office/drawing/2015/10/21/chartex" xmlns:cx3="http://schemas.microsoft.com/office/drawing/2016/5/9/chartex" xmlns:cx4="http://schemas.microsoft.com/office/drawing/2016/5/10/chartex" xmlns:cx5="http://schemas.microsoft.com/office/drawing/2016/5/11/chartex" xmlns:cx6="http://schemas.microsoft.com/office/drawing/2016/5/12/chartex" xmlns:cx7="http://schemas.microsoft.com/office/drawing/2016/5/13/chartex" xmlns:cx8="http://schemas.microsoft.com/office/drawing/2016/5/14/chartex" xmlns:mc="http://schemas.openxmlformats.org/markup-compatibility/2006" xmlns:aink="http://schemas.microsoft.com/office/drawing/2016/ink" xmlns:am3d="http://schemas.microsoft.com/office/drawing/2017/model3d" xmlns:o="urn:schemas-microsoft-com:office:office" xmlns:oel="http://schemas.microsoft.com/office/2019/extlst" xmlns:r="http://schemas.openxmlformats.org/officeDocument/2006/relationships" xmlns:m="http://schemas.openxmlformats.org/officeDocument/2006/math" xmlns:v="urn:schemas-microsoft-com:vml" xmlns:wp14="http://schemas.microsoft.com/office/word/2010/wordprocessingDrawing" xmlns:wp="http://schemas.openxmlformats.org/drawingml/2006/wordprocessingDrawing" xmlns:w10="urn:schemas-microsoft-com:office:word" xmlns:w="http://schemas.openxmlformats.org/wordprocessingml/2006/main" xmlns:w14="http://schemas.microsoft.com/office/word/2010/wordml" xmlns:w15="http://schemas.microsoft.com/office/word/2012/wordml" xmlns:w16cex="http://schemas.microsoft.com/office/word/2018/wordml/cex" xmlns:w16cid="http://schemas.microsoft.com/office/word/2016/wordml/cid" xmlns:w16="http://schemas.microsoft.com/office/word/2018/wordml" xmlns:w16sdtdh="http://schemas.microsoft.com/office/word/2020/wordml/sdtdatahash" xmlns:w16se="http://schemas.microsoft.com/office/word/2015/wordml/symex" xmlns:wpg="http://schemas.microsoft.com/office/word/2010/wordprocessingGroup" xmlns:wpi="http://schemas.microsoft.com/office/word/2010/wordprocessingInk" xmlns:wne="http://schemas.microsoft.com/office/word/2006/wordml" xmlns:wps="http://schemas.microsoft.com/office/word/2010/wordprocessingShape" mc:Ignorable="w14 w15 w16se w16cid w16 w16cex w16sdtdh wp14">
-  <w:abstractNum w:abstractNumId="0" w15:restartNumberingAfterBreak="0">
-    <w:nsid w:val="00E46C17"/>
-    <w:multiLevelType w:val="hybridMultilevel"/>
-    <w:tmpl w:val="D180AACE"/>
-    <w:lvl w:ilvl="0" w:tplc="474219A2">
-      <w:start w:val="1"/>
-      <w:numFmt w:val="decimal"/>
-      <w:lvlText w:val="%1."/>
-      <w:lvlJc w:val="left"/>
-      <w:pPr>
-        <w:ind w:left="720" w:hanging="360"/>
-      </w:pPr>
-      <w:rPr>
-        <w:rFonts w:hint="default"/>
-      </w:rPr>
-    </w:lvl>
-    <w:lvl w:ilvl="1" w:tplc="44090019" w:tentative="1">
-      <w:start w:val="1"/>
-      <w:numFmt w:val="lowerLetter"/>
-      <w:lvlText w:val="%2."/>
-      <w:lvlJc w:val="left"/>
-      <w:pPr>
-        <w:ind w:left="1440" w:hanging="360"/>
-      </w:pPr>
-    </w:lvl>
-    <w:lvl w:ilvl="2" w:tplc="4409001B" w:tentative="1">
-      <w:start w:val="1"/>
-      <w:numFmt w:val="lowerRoman"/>
-      <w:lvlText w:val="%3."/>
-      <w:lvlJc w:val="right"/>
-      <w:pPr>
-        <w:ind w:left="2160" w:hanging="180"/>
-      </w:pPr>
-    </w:lvl>
-    <w:lvl w:ilvl="3" w:tplc="4409000F" w:tentative="1">
-      <w:start w:val="1"/>
-      <w:numFmt w:val="decimal"/>
-      <w:lvlText w:val="%4."/>
-      <w:lvlJc w:val="left"/>
-      <w:pPr>
-        <w:ind w:left="2880" w:hanging="360"/>
-      </w:pPr>
-    </w:lvl>
-    <w:lvl w:ilvl="4" w:tplc="44090019" w:tentative="1">
-      <w:start w:val="1"/>
-      <w:numFmt w:val="lowerLetter"/>
-      <w:lvlText w:val="%5."/>
-      <w:lvlJc w:val="left"/>
-      <w:pPr>
-        <w:ind w:left="3600" w:hanging="360"/>
-      </w:pPr>
-    </w:lvl>
-    <w:lvl w:ilvl="5" w:tplc="4409001B" w:tentative="1">
-      <w:start w:val="1"/>
-      <w:numFmt w:val="lowerRoman"/>
-      <w:lvlText w:val="%6."/>
-      <w:lvlJc w:val="right"/>
-      <w:pPr>
-        <w:ind w:left="4320" w:hanging="180"/>
-      </w:pPr>
-    </w:lvl>
-    <w:lvl w:ilvl="6" w:tplc="4409000F" w:tentative="1">
-      <w:start w:val="1"/>
-      <w:numFmt w:val="decimal"/>
-      <w:lvlText w:val="%7."/>
-      <w:lvlJc w:val="left"/>
-      <w:pPr>
-        <w:ind w:left="5040" w:hanging="360"/>
-      </w:pPr>
-    </w:lvl>
-    <w:lvl w:ilvl="7" w:tplc="44090019" w:tentative="1">
-      <w:start w:val="1"/>
-      <w:numFmt w:val="lowerLetter"/>
-      <w:lvlText w:val="%8."/>
-      <w:lvlJc w:val="left"/>
-      <w:pPr>
-        <w:ind w:left="5760" w:hanging="360"/>
-      </w:pPr>
-    </w:lvl>
-    <w:lvl w:ilvl="8" w:tplc="4409001B" w:tentative="1">
-      <w:start w:val="1"/>
-      <w:numFmt w:val="lowerRoman"/>
-      <w:lvlText w:val="%9."/>
-      <w:lvlJc w:val="right"/>
-      <w:pPr>
-        <w:ind w:left="6480" w:hanging="180"/>
-      </w:pPr>
-    </w:lvl>
-  </w:abstractNum>
-  <w:abstractNum w:abstractNumId="1" w15:restartNumberingAfterBreak="0">
-    <w:nsid w:val="42283D82"/>
-    <w:multiLevelType w:val="hybridMultilevel"/>
-    <w:tmpl w:val="911A0E40"/>
-    <w:lvl w:ilvl="0" w:tplc="04090013">
-      <w:start w:val="1"/>
-      <w:numFmt w:val="upperRoman"/>
-      <w:lvlText w:val="%1."/>
-      <w:lvlJc w:val="right"/>
-      <w:pPr>
-        <w:ind w:left="900" w:hanging="540"/>
-      </w:pPr>
-      <w:rPr>
-        <w:rFonts w:hint="default"/>
-      </w:rPr>
-    </w:lvl>
-    <w:lvl w:ilvl="1" w:tplc="44090019" w:tentative="1">
-      <w:start w:val="1"/>
-      <w:numFmt w:val="lowerLetter"/>
-      <w:lvlText w:val="%2."/>
-      <w:lvlJc w:val="left"/>
-      <w:pPr>
-        <w:ind w:left="1440" w:hanging="360"/>
-      </w:pPr>
-    </w:lvl>
-    <w:lvl w:ilvl="2" w:tplc="4409001B" w:tentative="1">
-      <w:start w:val="1"/>
-      <w:numFmt w:val="lowerRoman"/>
-      <w:lvlText w:val="%3."/>
-      <w:lvlJc w:val="right"/>
-      <w:pPr>
-        <w:ind w:left="2160" w:hanging="180"/>
-      </w:pPr>
-    </w:lvl>
-    <w:lvl w:ilvl="3" w:tplc="4409000F" w:tentative="1">
-      <w:start w:val="1"/>
-      <w:numFmt w:val="decimal"/>
-      <w:lvlText w:val="%4."/>
-      <w:lvlJc w:val="left"/>
-      <w:pPr>
-        <w:ind w:left="2880" w:hanging="360"/>
-      </w:pPr>
-    </w:lvl>
-    <w:lvl w:ilvl="4" w:tplc="44090019" w:tentative="1">
-      <w:start w:val="1"/>
-      <w:numFmt w:val="lowerLetter"/>
-      <w:lvlText w:val="%5."/>
-      <w:lvlJc w:val="left"/>
-      <w:pPr>
-        <w:ind w:left="3600" w:hanging="360"/>
-      </w:pPr>
-    </w:lvl>
-    <w:lvl w:ilvl="5" w:tplc="4409001B" w:tentative="1">
-      <w:start w:val="1"/>
-      <w:numFmt w:val="lowerRoman"/>
-      <w:lvlText w:val="%6."/>
-      <w:lvlJc w:val="right"/>
-      <w:pPr>
-        <w:ind w:left="4320" w:hanging="180"/>
-      </w:pPr>
-    </w:lvl>
-    <w:lvl w:ilvl="6" w:tplc="4409000F" w:tentative="1">
-      <w:start w:val="1"/>
-      <w:numFmt w:val="decimal"/>
-      <w:lvlText w:val="%7."/>
-      <w:lvlJc w:val="left"/>
-      <w:pPr>
-        <w:ind w:left="5040" w:hanging="360"/>
-      </w:pPr>
-    </w:lvl>
-    <w:lvl w:ilvl="7" w:tplc="44090019" w:tentative="1">
-      <w:start w:val="1"/>
-      <w:numFmt w:val="lowerLetter"/>
-      <w:lvlText w:val="%8."/>
-      <w:lvlJc w:val="left"/>
-      <w:pPr>
-        <w:ind w:left="5760" w:hanging="360"/>
-      </w:pPr>
-    </w:lvl>
-    <w:lvl w:ilvl="8" w:tplc="4409001B" w:tentative="1">
-      <w:start w:val="1"/>
-      <w:numFmt w:val="lowerRoman"/>
-      <w:lvlText w:val="%9."/>
-      <w:lvlJc w:val="right"/>
-      <w:pPr>
-        <w:ind w:left="6480" w:hanging="180"/>
-      </w:pPr>
-    </w:lvl>
-  </w:abstractNum>
-  <w:abstractNum w:abstractNumId="2" w15:restartNumberingAfterBreak="0">
-    <w:nsid w:val="47C21903"/>
-    <w:multiLevelType w:val="hybridMultilevel"/>
-    <w:tmpl w:val="35FC55C6"/>
-    <w:lvl w:ilvl="0" w:tplc="0409000F">
+<w:numbering xmlns:w="http://schemas.openxmlformats.org/wordprocessingml/2006/main" xmlns:o="urn:schemas-microsoft-com:office:office" xmlns:r="http://schemas.openxmlformats.org/officeDocument/2006/relationships" xmlns:v="urn:schemas-microsoft-com:vml" xmlns:mc="http://schemas.openxmlformats.org/markup-compatibility/2006" xmlns:w14="http://schemas.microsoft.com/office/word/2010/wordml" mc:Ignorable="w14">
+  <w:abstractNum w:abstractNumId="1">
+    <w:lvl w:ilvl="0">
       <w:start w:val="1"/>
       <w:numFmt w:val="decimal"/>
       <w:lvlText w:val="%1."/>
@@ -2597,8 +2883,9 @@
         </w:tabs>
         <w:ind w:left="360" w:hanging="360"/>
       </w:pPr>
+      <w:rPr/>
     </w:lvl>
-    <w:lvl w:ilvl="1" w:tplc="110688C4">
+    <w:lvl w:ilvl="1">
       <w:start w:val="1"/>
       <w:numFmt w:val="lowerLetter"/>
       <w:lvlText w:val="%2)"/>
@@ -2609,11 +2896,9 @@
         </w:tabs>
         <w:ind w:left="1080" w:hanging="360"/>
       </w:pPr>
-      <w:rPr>
-        <w:rFonts w:hint="default"/>
-      </w:rPr>
+      <w:rPr/>
     </w:lvl>
-    <w:lvl w:ilvl="2" w:tplc="0409001B" w:tentative="1">
+    <w:lvl w:ilvl="2">
       <w:start w:val="1"/>
       <w:numFmt w:val="lowerRoman"/>
       <w:lvlText w:val="%3."/>
@@ -2624,8 +2909,9 @@
         </w:tabs>
         <w:ind w:left="1800" w:hanging="180"/>
       </w:pPr>
+      <w:rPr/>
     </w:lvl>
-    <w:lvl w:ilvl="3" w:tplc="0409000F" w:tentative="1">
+    <w:lvl w:ilvl="3">
       <w:start w:val="1"/>
       <w:numFmt w:val="decimal"/>
       <w:lvlText w:val="%4."/>
@@ -2636,8 +2922,9 @@
         </w:tabs>
         <w:ind w:left="2520" w:hanging="360"/>
       </w:pPr>
+      <w:rPr/>
     </w:lvl>
-    <w:lvl w:ilvl="4" w:tplc="04090019" w:tentative="1">
+    <w:lvl w:ilvl="4">
       <w:start w:val="1"/>
       <w:numFmt w:val="lowerLetter"/>
       <w:lvlText w:val="%5."/>
@@ -2648,8 +2935,9 @@
         </w:tabs>
         <w:ind w:left="3240" w:hanging="360"/>
       </w:pPr>
+      <w:rPr/>
     </w:lvl>
-    <w:lvl w:ilvl="5" w:tplc="0409001B" w:tentative="1">
+    <w:lvl w:ilvl="5">
       <w:start w:val="1"/>
       <w:numFmt w:val="lowerRoman"/>
       <w:lvlText w:val="%6."/>
@@ -2660,8 +2948,9 @@
         </w:tabs>
         <w:ind w:left="3960" w:hanging="180"/>
       </w:pPr>
+      <w:rPr/>
     </w:lvl>
-    <w:lvl w:ilvl="6" w:tplc="0409000F" w:tentative="1">
+    <w:lvl w:ilvl="6">
       <w:start w:val="1"/>
       <w:numFmt w:val="decimal"/>
       <w:lvlText w:val="%7."/>
@@ -2672,8 +2961,9 @@
         </w:tabs>
         <w:ind w:left="4680" w:hanging="360"/>
       </w:pPr>
+      <w:rPr/>
     </w:lvl>
-    <w:lvl w:ilvl="7" w:tplc="04090019" w:tentative="1">
+    <w:lvl w:ilvl="7">
       <w:start w:val="1"/>
       <w:numFmt w:val="lowerLetter"/>
       <w:lvlText w:val="%8."/>
@@ -2684,8 +2974,9 @@
         </w:tabs>
         <w:ind w:left="5400" w:hanging="360"/>
       </w:pPr>
+      <w:rPr/>
     </w:lvl>
-    <w:lvl w:ilvl="8" w:tplc="0409001B" w:tentative="1">
+    <w:lvl w:ilvl="8">
       <w:start w:val="1"/>
       <w:numFmt w:val="lowerRoman"/>
       <w:lvlText w:val="%9."/>
@@ -2696,158 +2987,163 @@
         </w:tabs>
         <w:ind w:left="6120" w:hanging="180"/>
       </w:pPr>
+      <w:rPr/>
     </w:lvl>
   </w:abstractNum>
-  <w:abstractNum w:abstractNumId="3" w15:restartNumberingAfterBreak="0">
-    <w:nsid w:val="6BAA1771"/>
-    <w:multiLevelType w:val="hybridMultilevel"/>
-    <w:tmpl w:val="20EAFAF0"/>
-    <w:lvl w:ilvl="0" w:tplc="44090001">
+  <w:abstractNum w:abstractNumId="2">
+    <w:lvl w:ilvl="0">
       <w:start w:val="1"/>
-      <w:numFmt w:val="bullet"/>
-      <w:lvlText w:val=""/>
+      <w:numFmt w:val="none"/>
+      <w:suff w:val="nothing"/>
+      <w:lvlText w:val=""/>
       <w:lvlJc w:val="left"/>
       <w:pPr>
-        <w:ind w:left="720" w:hanging="360"/>
+        <w:tabs>
+          <w:tab w:val="num" w:pos="0"/>
+        </w:tabs>
+        <w:ind w:left="0" w:hanging="0"/>
       </w:pPr>
-      <w:rPr>
-        <w:rFonts w:ascii="Symbol" w:hAnsi="Symbol" w:hint="default"/>
-      </w:rPr>
     </w:lvl>
-    <w:lvl w:ilvl="1" w:tplc="44090003" w:tentative="1">
+    <w:lvl w:ilvl="1">
       <w:start w:val="1"/>
-      <w:numFmt w:val="bullet"/>
-      <w:lvlText w:val="o"/>
+      <w:numFmt w:val="none"/>
+      <w:suff w:val="nothing"/>
+      <w:lvlText w:val=""/>
       <w:lvlJc w:val="left"/>
       <w:pPr>
-        <w:ind w:left="1440" w:hanging="360"/>
+        <w:tabs>
+          <w:tab w:val="num" w:pos="0"/>
+        </w:tabs>
+        <w:ind w:left="0" w:hanging="0"/>
       </w:pPr>
-      <w:rPr>
-        <w:rFonts w:ascii="Courier New" w:hAnsi="Courier New" w:cs="Courier New" w:hint="default"/>
-      </w:rPr>
     </w:lvl>
-    <w:lvl w:ilvl="2" w:tplc="44090005" w:tentative="1">
+    <w:lvl w:ilvl="2">
       <w:start w:val="1"/>
-      <w:numFmt w:val="bullet"/>
-      <w:lvlText w:val=""/>
+      <w:numFmt w:val="none"/>
+      <w:suff w:val="nothing"/>
+      <w:lvlText w:val=""/>
       <w:lvlJc w:val="left"/>
       <w:pPr>
-        <w:ind w:left="2160" w:hanging="360"/>
+        <w:tabs>
+          <w:tab w:val="num" w:pos="0"/>
+        </w:tabs>
+        <w:ind w:left="0" w:hanging="0"/>
       </w:pPr>
-      <w:rPr>
-        <w:rFonts w:ascii="Wingdings" w:hAnsi="Wingdings" w:hint="default"/>
-      </w:rPr>
     </w:lvl>
-    <w:lvl w:ilvl="3" w:tplc="44090001" w:tentative="1">
+    <w:lvl w:ilvl="3">
       <w:start w:val="1"/>
-      <w:numFmt w:val="bullet"/>
-      <w:lvlText w:val=""/>
+      <w:numFmt w:val="none"/>
+      <w:suff w:val="nothing"/>
+      <w:lvlText w:val=""/>
       <w:lvlJc w:val="left"/>
       <w:pPr>
-        <w:ind w:left="2880" w:hanging="360"/>
+        <w:tabs>
+          <w:tab w:val="num" w:pos="0"/>
+        </w:tabs>
+        <w:ind w:left="0" w:hanging="0"/>
       </w:pPr>
-      <w:rPr>
-        <w:rFonts w:ascii="Symbol" w:hAnsi="Symbol" w:hint="default"/>
-      </w:rPr>
     </w:lvl>
-    <w:lvl w:ilvl="4" w:tplc="44090003" w:tentative="1">
+    <w:lvl w:ilvl="4">
       <w:start w:val="1"/>
-      <w:numFmt w:val="bullet"/>
-      <w:lvlText w:val="o"/>
+      <w:numFmt w:val="none"/>
+      <w:suff w:val="nothing"/>
+      <w:lvlText w:val=""/>
       <w:lvlJc w:val="left"/>
       <w:pPr>
-        <w:ind w:left="3600" w:hanging="360"/>
+        <w:tabs>
+          <w:tab w:val="num" w:pos="0"/>
+        </w:tabs>
+        <w:ind w:left="0" w:hanging="0"/>
       </w:pPr>
-      <w:rPr>
-        <w:rFonts w:ascii="Courier New" w:hAnsi="Courier New" w:cs="Courier New" w:hint="default"/>
-      </w:rPr>
     </w:lvl>
-    <w:lvl w:ilvl="5" w:tplc="44090005" w:tentative="1">
+    <w:lvl w:ilvl="5">
       <w:start w:val="1"/>
-      <w:numFmt w:val="bullet"/>
-      <w:lvlText w:val=""/>
+      <w:numFmt w:val="none"/>
+      <w:suff w:val="nothing"/>
+      <w:lvlText w:val=""/>
       <w:lvlJc w:val="left"/>
       <w:pPr>
-        <w:ind w:left="4320" w:hanging="360"/>
+        <w:tabs>
+          <w:tab w:val="num" w:pos="0"/>
+        </w:tabs>
+        <w:ind w:left="0" w:hanging="0"/>
       </w:pPr>
-      <w:rPr>
-        <w:rFonts w:ascii="Wingdings" w:hAnsi="Wingdings" w:hint="default"/>
-      </w:rPr>
     </w:lvl>
-    <w:lvl w:ilvl="6" w:tplc="44090001" w:tentative="1">
+    <w:lvl w:ilvl="6">
       <w:start w:val="1"/>
-      <w:numFmt w:val="bullet"/>
-      <w:lvlText w:val=""/>
+      <w:numFmt w:val="none"/>
+      <w:suff w:val="nothing"/>
+      <w:lvlText w:val=""/>
       <w:lvlJc w:val="left"/>
       <w:pPr>
-        <w:ind w:left="5040" w:hanging="360"/>
+        <w:tabs>
+          <w:tab w:val="num" w:pos="0"/>
+        </w:tabs>
+        <w:ind w:left="0" w:hanging="0"/>
       </w:pPr>
-      <w:rPr>
-        <w:rFonts w:ascii="Symbol" w:hAnsi="Symbol" w:hint="default"/>
-      </w:rPr>
     </w:lvl>
-    <w:lvl w:ilvl="7" w:tplc="44090003" w:tentative="1">
+    <w:lvl w:ilvl="7">
       <w:start w:val="1"/>
-      <w:numFmt w:val="bullet"/>
-      <w:lvlText w:val="o"/>
+      <w:numFmt w:val="none"/>
+      <w:suff w:val="nothing"/>
+      <w:lvlText w:val=""/>
       <w:lvlJc w:val="left"/>
       <w:pPr>
-        <w:ind w:left="5760" w:hanging="360"/>
+        <w:tabs>
+          <w:tab w:val="num" w:pos="0"/>
+        </w:tabs>
+        <w:ind w:left="0" w:hanging="0"/>
       </w:pPr>
-      <w:rPr>
-        <w:rFonts w:ascii="Courier New" w:hAnsi="Courier New" w:cs="Courier New" w:hint="default"/>
-      </w:rPr>
     </w:lvl>
-    <w:lvl w:ilvl="8" w:tplc="44090005" w:tentative="1">
+    <w:lvl w:ilvl="8">
       <w:start w:val="1"/>
-      <w:numFmt w:val="bullet"/>
-      <w:lvlText w:val=""/>
+      <w:numFmt w:val="none"/>
+      <w:suff w:val="nothing"/>
+      <w:lvlText w:val=""/>
       <w:lvlJc w:val="left"/>
       <w:pPr>
-        <w:ind w:left="6480" w:hanging="360"/>
+        <w:tabs>
+          <w:tab w:val="num" w:pos="0"/>
+        </w:tabs>
+        <w:ind w:left="0" w:hanging="0"/>
       </w:pPr>
-      <w:rPr>
-        <w:rFonts w:ascii="Wingdings" w:hAnsi="Wingdings" w:hint="default"/>
-      </w:rPr>
     </w:lvl>
   </w:abstractNum>
-  <w:num w:numId="1" w16cid:durableId="472530868">
-    <w:abstractNumId w:val="2"/>
-  </w:num>
-  <w:num w:numId="2" w16cid:durableId="1907302246">
+  <w:num w:numId="1">
     <w:abstractNumId w:val="1"/>
   </w:num>
-  <w:num w:numId="3" w16cid:durableId="764885900">
-    <w:abstractNumId w:val="0"/>
-  </w:num>
-  <w:num w:numId="4" w16cid:durableId="1468087198">
-    <w:abstractNumId w:val="3"/>
+  <w:num w:numId="2">
+    <w:abstractNumId w:val="2"/>
   </w:num>
 </w:numbering>
 </file>
 
 <file path=word/styles.xml><?xml version="1.0" encoding="utf-8"?>
-<w:styles xmlns:mc="http://schemas.openxmlformats.org/markup-compatibility/2006" xmlns:r="http://schemas.openxmlformats.org/officeDocument/2006/relationships" xmlns:w="http://schemas.openxmlformats.org/wordprocessingml/2006/main" xmlns:w14="http://schemas.microsoft.com/office/word/2010/wordml" xmlns:w15="http://schemas.microsoft.com/office/word/2012/wordml" xmlns:w16cex="http://schemas.microsoft.com/office/word/2018/wordml/cex" xmlns:w16cid="http://schemas.microsoft.com/office/word/2016/wordml/cid" xmlns:w16="http://schemas.microsoft.com/office/word/2018/wordml" xmlns:w16sdtdh="http://schemas.microsoft.com/office/word/2020/wordml/sdtdatahash" xmlns:w16se="http://schemas.microsoft.com/office/word/2015/wordml/symex" mc:Ignorable="w14 w15 w16se w16cid w16 w16cex w16sdtdh">
+<w:styles xmlns:w="http://schemas.openxmlformats.org/wordprocessingml/2006/main" xmlns:w14="http://schemas.microsoft.com/office/word/2010/wordml" xmlns:mc="http://schemas.openxmlformats.org/markup-compatibility/2006" mc:Ignorable="w14">
   <w:docDefaults>
     <w:rPrDefault>
       <w:rPr>
-        <w:rFonts w:ascii="Calibri" w:eastAsia="Calibri" w:hAnsi="Calibri" w:cs="Times New Roman"/>
+        <w:rFonts w:ascii="Calibri" w:hAnsi="Calibri" w:eastAsia="Calibri" w:cs="Times New Roman"/>
         <w:lang w:val="ms-MY" w:eastAsia="ms-MY" w:bidi="ar-SA"/>
       </w:rPr>
     </w:rPrDefault>
-    <w:pPrDefault/>
+    <w:pPrDefault>
+      <w:pPr>
+        <w:suppressAutoHyphens w:val="true"/>
+      </w:pPr>
+    </w:pPrDefault>
   </w:docDefaults>
   <w:latentStyles w:defLockedState="0" w:defUIPriority="99" w:defSemiHidden="0" w:defUnhideWhenUsed="0" w:defQFormat="0" w:count="376">
     <w:lsdException w:name="Normal" w:uiPriority="0" w:qFormat="1"/>
     <w:lsdException w:name="heading 1" w:uiPriority="0" w:qFormat="1"/>
-    <w:lsdException w:name="heading 2" w:semiHidden="1" w:uiPriority="0" w:unhideWhenUsed="1" w:qFormat="1"/>
-    <w:lsdException w:name="heading 3" w:semiHidden="1" w:uiPriority="0" w:unhideWhenUsed="1" w:qFormat="1"/>
-    <w:lsdException w:name="heading 4" w:semiHidden="1" w:uiPriority="0" w:unhideWhenUsed="1" w:qFormat="1"/>
-    <w:lsdException w:name="heading 5" w:semiHidden="1" w:uiPriority="9" w:unhideWhenUsed="1" w:qFormat="1"/>
-    <w:lsdException w:name="heading 6" w:semiHidden="1" w:uiPriority="9" w:unhideWhenUsed="1" w:qFormat="1"/>
-    <w:lsdException w:name="heading 7" w:semiHidden="1" w:uiPriority="9" w:unhideWhenUsed="1" w:qFormat="1"/>
-    <w:lsdException w:name="heading 8" w:semiHidden="1" w:uiPriority="0" w:unhideWhenUsed="1" w:qFormat="1"/>
-    <w:lsdException w:name="heading 9" w:semiHidden="1" w:uiPriority="9" w:unhideWhenUsed="1" w:qFormat="1"/>
+    <w:lsdException w:name="heading 2" w:uiPriority="0" w:semiHidden="1" w:unhideWhenUsed="1" w:qFormat="1"/>
+    <w:lsdException w:name="heading 3" w:uiPriority="0" w:semiHidden="1" w:unhideWhenUsed="1" w:qFormat="1"/>
+    <w:lsdException w:name="heading 4" w:uiPriority="0" w:semiHidden="1" w:unhideWhenUsed="1" w:qFormat="1"/>
+    <w:lsdException w:name="heading 5" w:uiPriority="9" w:semiHidden="1" w:unhideWhenUsed="1" w:qFormat="1"/>
+    <w:lsdException w:name="heading 6" w:uiPriority="9" w:semiHidden="1" w:unhideWhenUsed="1" w:qFormat="1"/>
+    <w:lsdException w:name="heading 7" w:uiPriority="9" w:semiHidden="1" w:unhideWhenUsed="1" w:qFormat="1"/>
+    <w:lsdException w:name="heading 8" w:uiPriority="0" w:semiHidden="1" w:unhideWhenUsed="1" w:qFormat="1"/>
+    <w:lsdException w:name="heading 9" w:uiPriority="9" w:semiHidden="1" w:unhideWhenUsed="1" w:qFormat="1"/>
     <w:lsdException w:name="index 1" w:semiHidden="1" w:unhideWhenUsed="1"/>
     <w:lsdException w:name="index 2" w:semiHidden="1" w:unhideWhenUsed="1"/>
     <w:lsdException w:name="index 3" w:semiHidden="1" w:unhideWhenUsed="1"/>
@@ -2857,29 +3153,29 @@
     <w:lsdException w:name="index 7" w:semiHidden="1" w:unhideWhenUsed="1"/>
     <w:lsdException w:name="index 8" w:semiHidden="1" w:unhideWhenUsed="1"/>
     <w:lsdException w:name="index 9" w:semiHidden="1" w:unhideWhenUsed="1"/>
-    <w:lsdException w:name="toc 1" w:semiHidden="1" w:uiPriority="39" w:unhideWhenUsed="1"/>
-    <w:lsdException w:name="toc 2" w:semiHidden="1" w:uiPriority="39" w:unhideWhenUsed="1"/>
-    <w:lsdException w:name="toc 3" w:semiHidden="1" w:uiPriority="39" w:unhideWhenUsed="1"/>
-    <w:lsdException w:name="toc 4" w:semiHidden="1" w:uiPriority="39" w:unhideWhenUsed="1"/>
-    <w:lsdException w:name="toc 5" w:semiHidden="1" w:uiPriority="39" w:unhideWhenUsed="1"/>
-    <w:lsdException w:name="toc 6" w:semiHidden="1" w:uiPriority="39" w:unhideWhenUsed="1"/>
-    <w:lsdException w:name="toc 7" w:semiHidden="1" w:uiPriority="39" w:unhideWhenUsed="1"/>
-    <w:lsdException w:name="toc 8" w:semiHidden="1" w:uiPriority="39" w:unhideWhenUsed="1"/>
-    <w:lsdException w:name="toc 9" w:semiHidden="1" w:uiPriority="39" w:unhideWhenUsed="1"/>
+    <w:lsdException w:name="toc 1" w:uiPriority="39" w:semiHidden="1" w:unhideWhenUsed="1"/>
+    <w:lsdException w:name="toc 2" w:uiPriority="39" w:semiHidden="1" w:unhideWhenUsed="1"/>
+    <w:lsdException w:name="toc 3" w:uiPriority="39" w:semiHidden="1" w:unhideWhenUsed="1"/>
+    <w:lsdException w:name="toc 4" w:uiPriority="39" w:semiHidden="1" w:unhideWhenUsed="1"/>
+    <w:lsdException w:name="toc 5" w:uiPriority="39" w:semiHidden="1" w:unhideWhenUsed="1"/>
+    <w:lsdException w:name="toc 6" w:uiPriority="39" w:semiHidden="1" w:unhideWhenUsed="1"/>
+    <w:lsdException w:name="toc 7" w:uiPriority="39" w:semiHidden="1" w:unhideWhenUsed="1"/>
+    <w:lsdException w:name="toc 8" w:uiPriority="39" w:semiHidden="1" w:unhideWhenUsed="1"/>
+    <w:lsdException w:name="toc 9" w:uiPriority="39" w:semiHidden="1" w:unhideWhenUsed="1"/>
     <w:lsdException w:name="Normal Indent" w:semiHidden="1" w:unhideWhenUsed="1"/>
     <w:lsdException w:name="footnote text" w:semiHidden="1" w:unhideWhenUsed="1"/>
     <w:lsdException w:name="annotation text" w:semiHidden="1" w:unhideWhenUsed="1"/>
-    <w:lsdException w:name="header" w:semiHidden="1" w:uiPriority="0" w:unhideWhenUsed="1"/>
-    <w:lsdException w:name="footer" w:semiHidden="1" w:uiPriority="0" w:unhideWhenUsed="1"/>
+    <w:lsdException w:name="header" w:uiPriority="0" w:semiHidden="1" w:unhideWhenUsed="1"/>
+    <w:lsdException w:name="footer" w:uiPriority="0" w:semiHidden="1" w:unhideWhenUsed="1"/>
     <w:lsdException w:name="index heading" w:semiHidden="1" w:unhideWhenUsed="1"/>
-    <w:lsdException w:name="caption" w:semiHidden="1" w:uiPriority="35" w:unhideWhenUsed="1" w:qFormat="1"/>
+    <w:lsdException w:name="caption" w:uiPriority="35" w:semiHidden="1" w:unhideWhenUsed="1" w:qFormat="1"/>
     <w:lsdException w:name="table of figures" w:semiHidden="1" w:unhideWhenUsed="1"/>
     <w:lsdException w:name="envelope address" w:semiHidden="1" w:unhideWhenUsed="1"/>
     <w:lsdException w:name="envelope return" w:semiHidden="1" w:unhideWhenUsed="1"/>
     <w:lsdException w:name="footnote reference" w:semiHidden="1" w:unhideWhenUsed="1"/>
     <w:lsdException w:name="annotation reference" w:semiHidden="1" w:unhideWhenUsed="1"/>
     <w:lsdException w:name="line number" w:semiHidden="1" w:unhideWhenUsed="1"/>
-    <w:lsdException w:name="page number" w:semiHidden="1" w:uiPriority="0" w:unhideWhenUsed="1"/>
+    <w:lsdException w:name="page number" w:uiPriority="0" w:semiHidden="1" w:unhideWhenUsed="1"/>
     <w:lsdException w:name="endnote reference" w:semiHidden="1" w:unhideWhenUsed="1"/>
     <w:lsdException w:name="endnote text" w:semiHidden="1" w:unhideWhenUsed="1"/>
     <w:lsdException w:name="table of authorities" w:semiHidden="1" w:unhideWhenUsed="1"/>
@@ -2903,8 +3199,8 @@
     <w:lsdException w:name="Title" w:uiPriority="10" w:qFormat="1"/>
     <w:lsdException w:name="Closing" w:semiHidden="1" w:unhideWhenUsed="1"/>
     <w:lsdException w:name="Signature" w:semiHidden="1" w:unhideWhenUsed="1"/>
-    <w:lsdException w:name="Default Paragraph Font" w:semiHidden="1" w:uiPriority="1" w:unhideWhenUsed="1"/>
-    <w:lsdException w:name="Body Text" w:semiHidden="1" w:uiPriority="0" w:unhideWhenUsed="1"/>
+    <w:lsdException w:name="Default Paragraph Font" w:uiPriority="1" w:semiHidden="1" w:unhideWhenUsed="1"/>
+    <w:lsdException w:name="Body Text" w:uiPriority="0" w:semiHidden="1" w:unhideWhenUsed="1"/>
     <w:lsdException w:name="Body Text Indent" w:semiHidden="1" w:unhideWhenUsed="1"/>
     <w:lsdException w:name="List Continue" w:semiHidden="1" w:unhideWhenUsed="1"/>
     <w:lsdException w:name="List Continue 2" w:semiHidden="1" w:unhideWhenUsed="1"/>
@@ -3103,8 +3399,8 @@
     <w:lsdException w:name="Subtle Reference" w:uiPriority="31" w:qFormat="1"/>
     <w:lsdException w:name="Intense Reference" w:uiPriority="32" w:qFormat="1"/>
     <w:lsdException w:name="Book Title" w:uiPriority="33" w:qFormat="1"/>
-    <w:lsdException w:name="Bibliography" w:semiHidden="1" w:uiPriority="37" w:unhideWhenUsed="1"/>
-    <w:lsdException w:name="TOC Heading" w:semiHidden="1" w:uiPriority="39" w:unhideWhenUsed="1" w:qFormat="1"/>
+    <w:lsdException w:name="Bibliography" w:uiPriority="37" w:semiHidden="1" w:unhideWhenUsed="1"/>
+    <w:lsdException w:name="TOC Heading" w:uiPriority="39" w:semiHidden="1" w:unhideWhenUsed="1" w:qFormat="1"/>
     <w:lsdException w:name="Plain Table 1" w:uiPriority="41"/>
     <w:lsdException w:name="Plain Table 2" w:uiPriority="42"/>
     <w:lsdException w:name="Plain Table 3" w:uiPriority="43"/>
@@ -3215,26 +3511,35 @@
     <w:lsdException w:name="Unresolved Mention" w:semiHidden="1" w:unhideWhenUsed="1"/>
     <w:lsdException w:name="Smart Link" w:semiHidden="1" w:unhideWhenUsed="1"/>
   </w:latentStyles>
-  <w:style w:type="paragraph" w:default="1" w:styleId="Normal">
+  <w:style w:type="paragraph" w:styleId="Normal" w:default="1">
     <w:name w:val="Normal"/>
     <w:qFormat/>
-    <w:rsid w:val="003F58DA"/>
+    <w:rsid w:val="003f58da"/>
+    <w:pPr>
+      <w:widowControl/>
+      <w:suppressAutoHyphens w:val="true"/>
+      <w:bidi w:val="0"/>
+      <w:spacing w:before="0" w:after="0"/>
+      <w:jc w:val="left"/>
+    </w:pPr>
     <w:rPr>
-      <w:rFonts w:ascii="Times New Roman" w:eastAsia="Times New Roman" w:hAnsi="Times New Roman"/>
+      <w:rFonts w:ascii="Times New Roman" w:hAnsi="Times New Roman" w:eastAsia="Times New Roman" w:cs="Times New Roman"/>
+      <w:color w:val="auto"/>
+      <w:kern w:val="0"/>
       <w:sz w:val="24"/>
       <w:szCs w:val="24"/>
-      <w:lang w:val="en-US" w:eastAsia="en-US"/>
+      <w:lang w:val="en-US" w:eastAsia="en-US" w:bidi="ar-SA"/>
     </w:rPr>
   </w:style>
   <w:style w:type="paragraph" w:styleId="Heading1">
-    <w:name w:val="heading 1"/>
+    <w:name w:val="Heading 1"/>
     <w:basedOn w:val="Normal"/>
     <w:next w:val="Normal"/>
     <w:link w:val="Heading1Char"/>
     <w:qFormat/>
-    <w:rsid w:val="003F58DA"/>
+    <w:rsid w:val="003f58da"/>
     <w:pPr>
-      <w:keepNext/>
+      <w:keepNext w:val="true"/>
       <w:jc w:val="center"/>
       <w:outlineLvl w:val="0"/>
     </w:pPr>
@@ -3245,14 +3550,14 @@
     </w:rPr>
   </w:style>
   <w:style w:type="paragraph" w:styleId="Heading2">
-    <w:name w:val="heading 2"/>
+    <w:name w:val="Heading 2"/>
     <w:basedOn w:val="Normal"/>
     <w:next w:val="Normal"/>
     <w:link w:val="Heading2Char"/>
     <w:qFormat/>
-    <w:rsid w:val="003F58DA"/>
+    <w:rsid w:val="003f58da"/>
     <w:pPr>
-      <w:keepNext/>
+      <w:keepNext w:val="true"/>
       <w:outlineLvl w:val="1"/>
     </w:pPr>
     <w:rPr>
@@ -3263,14 +3568,14 @@
     </w:rPr>
   </w:style>
   <w:style w:type="paragraph" w:styleId="Heading3">
-    <w:name w:val="heading 3"/>
+    <w:name w:val="Heading 3"/>
     <w:basedOn w:val="Normal"/>
     <w:next w:val="Normal"/>
     <w:link w:val="Heading3Char"/>
     <w:qFormat/>
-    <w:rsid w:val="003F58DA"/>
+    <w:rsid w:val="003f58da"/>
     <w:pPr>
-      <w:keepNext/>
+      <w:keepNext w:val="true"/>
       <w:jc w:val="center"/>
       <w:outlineLvl w:val="2"/>
     </w:pPr>
@@ -3281,14 +3586,14 @@
     </w:rPr>
   </w:style>
   <w:style w:type="paragraph" w:styleId="Heading4">
-    <w:name w:val="heading 4"/>
+    <w:name w:val="Heading 4"/>
     <w:basedOn w:val="Normal"/>
     <w:next w:val="Normal"/>
     <w:link w:val="Heading4Char"/>
     <w:qFormat/>
-    <w:rsid w:val="003F58DA"/>
+    <w:rsid w:val="003f58da"/>
     <w:pPr>
-      <w:keepNext/>
+      <w:keepNext w:val="true"/>
       <w:outlineLvl w:val="3"/>
     </w:pPr>
     <w:rPr>
@@ -3298,14 +3603,14 @@
     </w:rPr>
   </w:style>
   <w:style w:type="paragraph" w:styleId="Heading8">
-    <w:name w:val="heading 8"/>
+    <w:name w:val="Heading 8"/>
     <w:basedOn w:val="Normal"/>
     <w:next w:val="Normal"/>
     <w:link w:val="Heading8Char"/>
     <w:qFormat/>
-    <w:rsid w:val="003F58DA"/>
+    <w:rsid w:val="003f58da"/>
     <w:pPr>
-      <w:keepNext/>
+      <w:keepNext w:val="true"/>
       <w:outlineLvl w:val="7"/>
     </w:pPr>
     <w:rPr>
@@ -3316,11 +3621,307 @@
       <w:sz w:val="22"/>
     </w:rPr>
   </w:style>
-  <w:style w:type="character" w:default="1" w:styleId="DefaultParagraphFont">
+  <w:style w:type="character" w:styleId="DefaultParagraphFont" w:default="1">
     <w:name w:val="Default Paragraph Font"/>
     <w:uiPriority w:val="1"/>
     <w:semiHidden/>
     <w:unhideWhenUsed/>
+    <w:qFormat/>
+    <w:rPr/>
+  </w:style>
+  <w:style w:type="character" w:styleId="Heading1Char" w:customStyle="1">
+    <w:name w:val="Heading 1 Char"/>
+    <w:link w:val="Heading1"/>
+    <w:qFormat/>
+    <w:rsid w:val="003f58da"/>
+    <w:rPr>
+      <w:rFonts w:ascii="Bookman Old Style" w:hAnsi="Bookman Old Style" w:eastAsia="Times New Roman" w:cs="Times New Roman"/>
+      <w:b/>
+      <w:bCs/>
+      <w:sz w:val="24"/>
+      <w:szCs w:val="24"/>
+    </w:rPr>
+  </w:style>
+  <w:style w:type="character" w:styleId="Heading2Char" w:customStyle="1">
+    <w:name w:val="Heading 2 Char"/>
+    <w:link w:val="Heading2"/>
+    <w:qFormat/>
+    <w:rsid w:val="003f58da"/>
+    <w:rPr>
+      <w:rFonts w:ascii="Garamond" w:hAnsi="Garamond" w:eastAsia="Times New Roman" w:cs="Times New Roman"/>
+      <w:b/>
+      <w:bCs/>
+      <w:szCs w:val="24"/>
+    </w:rPr>
+  </w:style>
+  <w:style w:type="character" w:styleId="Heading3Char" w:customStyle="1">
+    <w:name w:val="Heading 3 Char"/>
+    <w:link w:val="Heading3"/>
+    <w:qFormat/>
+    <w:rsid w:val="003f58da"/>
+    <w:rPr>
+      <w:rFonts w:ascii="Garamond" w:hAnsi="Garamond" w:eastAsia="Times New Roman" w:cs="Times New Roman"/>
+      <w:b/>
+      <w:szCs w:val="24"/>
+    </w:rPr>
+  </w:style>
+  <w:style w:type="character" w:styleId="Heading4Char" w:customStyle="1">
+    <w:name w:val="Heading 4 Char"/>
+    <w:link w:val="Heading4"/>
+    <w:qFormat/>
+    <w:rsid w:val="003f58da"/>
+    <w:rPr>
+      <w:rFonts w:ascii="Bookman Old Style" w:hAnsi="Bookman Old Style" w:eastAsia="Times New Roman" w:cs="Times New Roman"/>
+      <w:b/>
+      <w:bCs/>
+      <w:sz w:val="24"/>
+      <w:szCs w:val="24"/>
+    </w:rPr>
+  </w:style>
+  <w:style w:type="character" w:styleId="Heading8Char" w:customStyle="1">
+    <w:name w:val="Heading 8 Char"/>
+    <w:link w:val="Heading8"/>
+    <w:qFormat/>
+    <w:rsid w:val="003f58da"/>
+    <w:rPr>
+      <w:rFonts w:ascii="Garamond" w:hAnsi="Garamond" w:eastAsia="Times New Roman" w:cs="Times New Roman"/>
+      <w:b/>
+      <w:i/>
+      <w:iCs/>
+      <w:szCs w:val="24"/>
+    </w:rPr>
+  </w:style>
+  <w:style w:type="character" w:styleId="HeaderChar" w:customStyle="1">
+    <w:name w:val="Header Char"/>
+    <w:link w:val="Header"/>
+    <w:semiHidden/>
+    <w:qFormat/>
+    <w:rsid w:val="003f58da"/>
+    <w:rPr>
+      <w:rFonts w:ascii="Times New Roman" w:hAnsi="Times New Roman" w:eastAsia="Times New Roman" w:cs="Times New Roman"/>
+      <w:sz w:val="24"/>
+      <w:szCs w:val="24"/>
+    </w:rPr>
+  </w:style>
+  <w:style w:type="character" w:styleId="FooterChar" w:customStyle="1">
+    <w:name w:val="Footer Char"/>
+    <w:link w:val="Footer"/>
+    <w:semiHidden/>
+    <w:qFormat/>
+    <w:rsid w:val="003f58da"/>
+    <w:rPr>
+      <w:rFonts w:ascii="Times New Roman" w:hAnsi="Times New Roman" w:eastAsia="Times New Roman" w:cs="Times New Roman"/>
+      <w:sz w:val="24"/>
+      <w:szCs w:val="24"/>
+    </w:rPr>
+  </w:style>
+  <w:style w:type="character" w:styleId="BodyTextChar" w:customStyle="1">
+    <w:name w:val="Body Text Char"/>
+    <w:semiHidden/>
+    <w:qFormat/>
+    <w:rsid w:val="003f58da"/>
+    <w:rPr>
+      <w:rFonts w:ascii="Garamond" w:hAnsi="Garamond" w:eastAsia="Times New Roman" w:cs="Times New Roman"/>
+      <w:szCs w:val="24"/>
+    </w:rPr>
+  </w:style>
+  <w:style w:type="character" w:styleId="PageNumber">
+    <w:name w:val="Page Number"/>
+    <w:basedOn w:val="DefaultParagraphFont"/>
+    <w:semiHidden/>
+    <w:rsid w:val="003f58da"/>
+    <w:rPr/>
+  </w:style>
+  <w:style w:type="character" w:styleId="BalloonTextChar" w:customStyle="1">
+    <w:name w:val="Balloon Text Char"/>
+    <w:link w:val="BalloonText"/>
+    <w:uiPriority w:val="99"/>
+    <w:semiHidden/>
+    <w:qFormat/>
+    <w:rsid w:val="003f58da"/>
+    <w:rPr>
+      <w:rFonts w:ascii="Tahoma" w:hAnsi="Tahoma" w:eastAsia="Times New Roman" w:cs="Tahoma"/>
+      <w:sz w:val="16"/>
+      <w:szCs w:val="16"/>
+    </w:rPr>
+  </w:style>
+  <w:style w:type="character" w:styleId="BodyText2Char" w:customStyle="1">
+    <w:name w:val="Body Text 2 Char"/>
+    <w:basedOn w:val="DefaultParagraphFont"/>
+    <w:link w:val="BodyText2"/>
+    <w:uiPriority w:val="99"/>
+    <w:semiHidden/>
+    <w:qFormat/>
+    <w:rsid w:val="0010601e"/>
+    <w:rPr>
+      <w:rFonts w:ascii="Times New Roman" w:hAnsi="Times New Roman" w:eastAsia="Times New Roman"/>
+      <w:sz w:val="24"/>
+      <w:szCs w:val="24"/>
+      <w:lang w:val="en-US" w:eastAsia="en-US"/>
+    </w:rPr>
+  </w:style>
+  <w:style w:type="paragraph" w:styleId="Heading">
+    <w:name w:val="Heading"/>
+    <w:basedOn w:val="Normal"/>
+    <w:next w:val="BodyText"/>
+    <w:qFormat/>
+    <w:pPr>
+      <w:keepNext w:val="true"/>
+      <w:spacing w:before="240" w:after="120"/>
+    </w:pPr>
+    <w:rPr>
+      <w:rFonts w:ascii="Liberation Sans" w:hAnsi="Liberation Sans" w:eastAsia="Noto Sans CJK SC" w:cs="FreeSans"/>
+      <w:sz w:val="28"/>
+      <w:szCs w:val="28"/>
+    </w:rPr>
+  </w:style>
+  <w:style w:type="paragraph" w:styleId="BodyText">
+    <w:name w:val="Body Text"/>
+    <w:basedOn w:val="Normal"/>
+    <w:link w:val="BodyTextChar"/>
+    <w:semiHidden/>
+    <w:rsid w:val="003f58da"/>
+    <w:pPr>
+      <w:widowControl w:val="false"/>
+      <w:tabs>
+        <w:tab w:val="clear" w:pos="720"/>
+        <w:tab w:val="left" w:pos="8280" w:leader="none"/>
+      </w:tabs>
+      <w:jc w:val="both"/>
+    </w:pPr>
+    <w:rPr>
+      <w:rFonts w:ascii="Garamond" w:hAnsi="Garamond"/>
+      <w:sz w:val="22"/>
+    </w:rPr>
+  </w:style>
+  <w:style w:type="paragraph" w:styleId="List">
+    <w:name w:val="List"/>
+    <w:basedOn w:val="BodyText"/>
+    <w:pPr/>
+    <w:rPr>
+      <w:rFonts w:cs="FreeSans"/>
+    </w:rPr>
+  </w:style>
+  <w:style w:type="paragraph" w:styleId="Caption">
+    <w:name w:val="Caption"/>
+    <w:basedOn w:val="Normal"/>
+    <w:qFormat/>
+    <w:pPr>
+      <w:suppressLineNumbers/>
+      <w:spacing w:before="120" w:after="120"/>
+    </w:pPr>
+    <w:rPr>
+      <w:rFonts w:cs="FreeSans"/>
+      <w:i/>
+      <w:iCs/>
+      <w:sz w:val="24"/>
+      <w:szCs w:val="24"/>
+    </w:rPr>
+  </w:style>
+  <w:style w:type="paragraph" w:styleId="Index">
+    <w:name w:val="Index"/>
+    <w:basedOn w:val="Normal"/>
+    <w:qFormat/>
+    <w:pPr>
+      <w:suppressLineNumbers/>
+    </w:pPr>
+    <w:rPr>
+      <w:rFonts w:cs="FreeSans"/>
+    </w:rPr>
+  </w:style>
+  <w:style w:type="paragraph" w:styleId="HeaderandFooter">
+    <w:name w:val="Header and Footer"/>
+    <w:basedOn w:val="Normal"/>
+    <w:qFormat/>
+    <w:pPr/>
+    <w:rPr/>
+  </w:style>
+  <w:style w:type="paragraph" w:styleId="Header">
+    <w:name w:val="Header"/>
+    <w:basedOn w:val="Normal"/>
+    <w:link w:val="HeaderChar"/>
+    <w:semiHidden/>
+    <w:rsid w:val="003f58da"/>
+    <w:pPr>
+      <w:tabs>
+        <w:tab w:val="clear" w:pos="720"/>
+        <w:tab w:val="center" w:pos="4320" w:leader="none"/>
+        <w:tab w:val="right" w:pos="8640" w:leader="none"/>
+      </w:tabs>
+    </w:pPr>
+    <w:rPr/>
+  </w:style>
+  <w:style w:type="paragraph" w:styleId="Footer">
+    <w:name w:val="Footer"/>
+    <w:basedOn w:val="Normal"/>
+    <w:link w:val="FooterChar"/>
+    <w:semiHidden/>
+    <w:rsid w:val="003f58da"/>
+    <w:pPr>
+      <w:tabs>
+        <w:tab w:val="clear" w:pos="720"/>
+        <w:tab w:val="center" w:pos="4320" w:leader="none"/>
+        <w:tab w:val="right" w:pos="8640" w:leader="none"/>
+      </w:tabs>
+    </w:pPr>
+    <w:rPr/>
+  </w:style>
+  <w:style w:type="paragraph" w:styleId="BalloonText">
+    <w:name w:val="Balloon Text"/>
+    <w:basedOn w:val="Normal"/>
+    <w:link w:val="BalloonTextChar"/>
+    <w:uiPriority w:val="99"/>
+    <w:semiHidden/>
+    <w:unhideWhenUsed/>
+    <w:qFormat/>
+    <w:rsid w:val="003f58da"/>
+    <w:pPr/>
+    <w:rPr>
+      <w:rFonts w:ascii="Tahoma" w:hAnsi="Tahoma" w:cs="Tahoma"/>
+      <w:sz w:val="16"/>
+      <w:szCs w:val="16"/>
+    </w:rPr>
+  </w:style>
+  <w:style w:type="paragraph" w:styleId="ListParagraph">
+    <w:name w:val="List Paragraph"/>
+    <w:basedOn w:val="Normal"/>
+    <w:uiPriority w:val="34"/>
+    <w:qFormat/>
+    <w:rsid w:val="005a67d2"/>
+    <w:pPr>
+      <w:spacing w:before="0" w:after="0"/>
+      <w:ind w:left="720"/>
+      <w:contextualSpacing/>
+    </w:pPr>
+    <w:rPr/>
+  </w:style>
+  <w:style w:type="paragraph" w:styleId="BodyText2">
+    <w:name w:val="Body Text 2"/>
+    <w:basedOn w:val="Normal"/>
+    <w:link w:val="BodyText2Char"/>
+    <w:uiPriority w:val="99"/>
+    <w:semiHidden/>
+    <w:unhideWhenUsed/>
+    <w:qFormat/>
+    <w:rsid w:val="0010601e"/>
+    <w:pPr>
+      <w:spacing w:lineRule="auto" w:line="480" w:before="0" w:after="120"/>
+    </w:pPr>
+    <w:rPr/>
+  </w:style>
+  <w:style w:type="paragraph" w:styleId="FrameContents">
+    <w:name w:val="Frame Contents"/>
+    <w:basedOn w:val="Normal"/>
+    <w:qFormat/>
+    <w:pPr/>
+    <w:rPr/>
+  </w:style>
+  <w:style w:type="numbering" w:styleId="NoList" w:default="1">
+    <w:name w:val="No List"/>
+    <w:uiPriority w:val="99"/>
+    <w:semiHidden/>
+    <w:unhideWhenUsed/>
+    <w:qFormat/>
   </w:style>
   <w:style w:type="table" w:default="1" w:styleId="TableNormal">
     <w:name w:val="Normal Table"/>
@@ -3328,7 +3929,6 @@
     <w:semiHidden/>
     <w:unhideWhenUsed/>
     <w:tblPr>
-      <w:tblInd w:w="0" w:type="dxa"/>
       <w:tblCellMar>
         <w:top w:w="0" w:type="dxa"/>
         <w:left w:w="108" w:type="dxa"/>
@@ -3337,273 +3937,65 @@
       </w:tblCellMar>
     </w:tblPr>
   </w:style>
-  <w:style w:type="numbering" w:default="1" w:styleId="NoList">
-    <w:name w:val="No List"/>
-    <w:uiPriority w:val="99"/>
-    <w:semiHidden/>
-    <w:unhideWhenUsed/>
-  </w:style>
-  <w:style w:type="character" w:customStyle="1" w:styleId="Heading1Char">
-    <w:name w:val="Heading 1 Char"/>
-    <w:link w:val="Heading1"/>
-    <w:rsid w:val="003F58DA"/>
-    <w:rPr>
-      <w:rFonts w:ascii="Bookman Old Style" w:eastAsia="Times New Roman" w:hAnsi="Bookman Old Style" w:cs="Times New Roman"/>
-      <w:b/>
-      <w:bCs/>
-      <w:sz w:val="24"/>
-      <w:szCs w:val="24"/>
-    </w:rPr>
-  </w:style>
-  <w:style w:type="character" w:customStyle="1" w:styleId="Heading2Char">
-    <w:name w:val="Heading 2 Char"/>
-    <w:link w:val="Heading2"/>
-    <w:rsid w:val="003F58DA"/>
-    <w:rPr>
-      <w:rFonts w:ascii="Garamond" w:eastAsia="Times New Roman" w:hAnsi="Garamond" w:cs="Times New Roman"/>
-      <w:b/>
-      <w:bCs/>
-      <w:szCs w:val="24"/>
-    </w:rPr>
-  </w:style>
-  <w:style w:type="character" w:customStyle="1" w:styleId="Heading3Char">
-    <w:name w:val="Heading 3 Char"/>
-    <w:link w:val="Heading3"/>
-    <w:rsid w:val="003F58DA"/>
-    <w:rPr>
-      <w:rFonts w:ascii="Garamond" w:eastAsia="Times New Roman" w:hAnsi="Garamond" w:cs="Times New Roman"/>
-      <w:b/>
-      <w:szCs w:val="24"/>
-    </w:rPr>
-  </w:style>
-  <w:style w:type="character" w:customStyle="1" w:styleId="Heading4Char">
-    <w:name w:val="Heading 4 Char"/>
-    <w:link w:val="Heading4"/>
-    <w:rsid w:val="003F58DA"/>
-    <w:rPr>
-      <w:rFonts w:ascii="Bookman Old Style" w:eastAsia="Times New Roman" w:hAnsi="Bookman Old Style" w:cs="Times New Roman"/>
-      <w:b/>
-      <w:bCs/>
-      <w:sz w:val="24"/>
-      <w:szCs w:val="24"/>
-    </w:rPr>
-  </w:style>
-  <w:style w:type="character" w:customStyle="1" w:styleId="Heading8Char">
-    <w:name w:val="Heading 8 Char"/>
-    <w:link w:val="Heading8"/>
-    <w:rsid w:val="003F58DA"/>
-    <w:rPr>
-      <w:rFonts w:ascii="Garamond" w:eastAsia="Times New Roman" w:hAnsi="Garamond" w:cs="Times New Roman"/>
-      <w:b/>
-      <w:i/>
-      <w:iCs/>
-      <w:szCs w:val="24"/>
-    </w:rPr>
-  </w:style>
-  <w:style w:type="paragraph" w:styleId="Header">
-    <w:name w:val="header"/>
-    <w:basedOn w:val="Normal"/>
-    <w:link w:val="HeaderChar"/>
-    <w:semiHidden/>
-    <w:rsid w:val="003F58DA"/>
-    <w:pPr>
-      <w:tabs>
-        <w:tab w:val="center" w:pos="4320"/>
-        <w:tab w:val="right" w:pos="8640"/>
-      </w:tabs>
-    </w:pPr>
-  </w:style>
-  <w:style w:type="character" w:customStyle="1" w:styleId="HeaderChar">
-    <w:name w:val="Header Char"/>
-    <w:link w:val="Header"/>
-    <w:semiHidden/>
-    <w:rsid w:val="003F58DA"/>
-    <w:rPr>
-      <w:rFonts w:ascii="Times New Roman" w:eastAsia="Times New Roman" w:hAnsi="Times New Roman" w:cs="Times New Roman"/>
-      <w:sz w:val="24"/>
-      <w:szCs w:val="24"/>
-    </w:rPr>
-  </w:style>
-  <w:style w:type="paragraph" w:styleId="Footer">
-    <w:name w:val="footer"/>
-    <w:basedOn w:val="Normal"/>
-    <w:link w:val="FooterChar"/>
-    <w:semiHidden/>
-    <w:rsid w:val="003F58DA"/>
-    <w:pPr>
-      <w:tabs>
-        <w:tab w:val="center" w:pos="4320"/>
-        <w:tab w:val="right" w:pos="8640"/>
-      </w:tabs>
-    </w:pPr>
-  </w:style>
-  <w:style w:type="character" w:customStyle="1" w:styleId="FooterChar">
-    <w:name w:val="Footer Char"/>
-    <w:link w:val="Footer"/>
-    <w:semiHidden/>
-    <w:rsid w:val="003F58DA"/>
-    <w:rPr>
-      <w:rFonts w:ascii="Times New Roman" w:eastAsia="Times New Roman" w:hAnsi="Times New Roman" w:cs="Times New Roman"/>
-      <w:sz w:val="24"/>
-      <w:szCs w:val="24"/>
-    </w:rPr>
-  </w:style>
-  <w:style w:type="paragraph" w:styleId="BodyText">
-    <w:name w:val="Body Text"/>
-    <w:basedOn w:val="Normal"/>
-    <w:link w:val="BodyTextChar"/>
-    <w:semiHidden/>
-    <w:rsid w:val="003F58DA"/>
-    <w:pPr>
-      <w:widowControl w:val="0"/>
-      <w:tabs>
-        <w:tab w:val="left" w:pos="8280"/>
-      </w:tabs>
-      <w:jc w:val="both"/>
-    </w:pPr>
-    <w:rPr>
-      <w:rFonts w:ascii="Garamond" w:hAnsi="Garamond"/>
-      <w:sz w:val="22"/>
-    </w:rPr>
-  </w:style>
-  <w:style w:type="character" w:customStyle="1" w:styleId="BodyTextChar">
-    <w:name w:val="Body Text Char"/>
-    <w:link w:val="BodyText"/>
-    <w:semiHidden/>
-    <w:rsid w:val="003F58DA"/>
-    <w:rPr>
-      <w:rFonts w:ascii="Garamond" w:eastAsia="Times New Roman" w:hAnsi="Garamond" w:cs="Times New Roman"/>
-      <w:szCs w:val="24"/>
-    </w:rPr>
-  </w:style>
-  <w:style w:type="character" w:styleId="PageNumber">
-    <w:name w:val="page number"/>
-    <w:basedOn w:val="DefaultParagraphFont"/>
-    <w:semiHidden/>
-    <w:rsid w:val="003F58DA"/>
-  </w:style>
-  <w:style w:type="paragraph" w:styleId="BalloonText">
-    <w:name w:val="Balloon Text"/>
-    <w:basedOn w:val="Normal"/>
-    <w:link w:val="BalloonTextChar"/>
-    <w:uiPriority w:val="99"/>
-    <w:semiHidden/>
-    <w:unhideWhenUsed/>
-    <w:rsid w:val="003F58DA"/>
-    <w:rPr>
-      <w:rFonts w:ascii="Tahoma" w:hAnsi="Tahoma" w:cs="Tahoma"/>
-      <w:sz w:val="16"/>
-      <w:szCs w:val="16"/>
-    </w:rPr>
-  </w:style>
-  <w:style w:type="character" w:customStyle="1" w:styleId="BalloonTextChar">
-    <w:name w:val="Balloon Text Char"/>
-    <w:link w:val="BalloonText"/>
-    <w:uiPriority w:val="99"/>
-    <w:semiHidden/>
-    <w:rsid w:val="003F58DA"/>
-    <w:rPr>
-      <w:rFonts w:ascii="Tahoma" w:eastAsia="Times New Roman" w:hAnsi="Tahoma" w:cs="Tahoma"/>
-      <w:sz w:val="16"/>
-      <w:szCs w:val="16"/>
-    </w:rPr>
-  </w:style>
   <w:style w:type="table" w:styleId="TableGrid">
     <w:name w:val="Table Grid"/>
     <w:basedOn w:val="TableNormal"/>
     <w:uiPriority w:val="59"/>
-    <w:rsid w:val="00CF13D2"/>
+    <w:rsid w:val="00cf13d2"/>
     <w:rPr>
       <w:sz w:val="22"/>
       <w:szCs w:val="22"/>
     </w:rPr>
     <w:tblPr>
       <w:tblBorders>
-        <w:top w:val="single" w:sz="4" w:space="0" w:color="auto"/>
-        <w:left w:val="single" w:sz="4" w:space="0" w:color="auto"/>
-        <w:bottom w:val="single" w:sz="4" w:space="0" w:color="auto"/>
-        <w:right w:val="single" w:sz="4" w:space="0" w:color="auto"/>
-        <w:insideH w:val="single" w:sz="4" w:space="0" w:color="auto"/>
-        <w:insideV w:val="single" w:sz="4" w:space="0" w:color="auto"/>
+        <w:top w:val="single" w:color="auto" w:sz="4" w:space="0"/>
+        <w:left w:val="single" w:color="auto" w:sz="4" w:space="0"/>
+        <w:bottom w:val="single" w:color="auto" w:sz="4" w:space="0"/>
+        <w:right w:val="single" w:color="auto" w:sz="4" w:space="0"/>
+        <w:insideH w:val="single" w:color="auto" w:sz="4" w:space="0"/>
+        <w:insideV w:val="single" w:color="auto" w:sz="4" w:space="0"/>
       </w:tblBorders>
     </w:tblPr>
-  </w:style>
-  <w:style w:type="paragraph" w:styleId="ListParagraph">
-    <w:name w:val="List Paragraph"/>
-    <w:basedOn w:val="Normal"/>
-    <w:uiPriority w:val="34"/>
-    <w:qFormat/>
-    <w:rsid w:val="005A67D2"/>
-    <w:pPr>
-      <w:ind w:left="720"/>
-      <w:contextualSpacing/>
-    </w:pPr>
-  </w:style>
-  <w:style w:type="paragraph" w:styleId="BodyText2">
-    <w:name w:val="Body Text 2"/>
-    <w:basedOn w:val="Normal"/>
-    <w:link w:val="BodyText2Char"/>
-    <w:uiPriority w:val="99"/>
-    <w:semiHidden/>
-    <w:unhideWhenUsed/>
-    <w:rsid w:val="0010601E"/>
-    <w:pPr>
-      <w:spacing w:after="120" w:line="480" w:lineRule="auto"/>
-    </w:pPr>
-  </w:style>
-  <w:style w:type="character" w:customStyle="1" w:styleId="BodyText2Char">
-    <w:name w:val="Body Text 2 Char"/>
-    <w:basedOn w:val="DefaultParagraphFont"/>
-    <w:link w:val="BodyText2"/>
-    <w:uiPriority w:val="99"/>
-    <w:semiHidden/>
-    <w:rsid w:val="0010601E"/>
-    <w:rPr>
-      <w:rFonts w:ascii="Times New Roman" w:eastAsia="Times New Roman" w:hAnsi="Times New Roman"/>
-      <w:sz w:val="24"/>
-      <w:szCs w:val="24"/>
-      <w:lang w:val="en-US" w:eastAsia="en-US"/>
-    </w:rPr>
   </w:style>
 </w:styles>
 </file>
 
 <file path=word/theme/theme1.xml><?xml version="1.0" encoding="utf-8"?>
-<a:theme xmlns:a="http://schemas.openxmlformats.org/drawingml/2006/main" name="Office Theme">
+<a:theme xmlns:a="http://schemas.openxmlformats.org/drawingml/2006/main" xmlns:r="http://schemas.openxmlformats.org/officeDocument/2006/relationships" name="Office Theme">
   <a:themeElements>
     <a:clrScheme name="Office">
       <a:dk1>
-        <a:sysClr val="windowText" lastClr="000000"/>
+        <a:srgbClr val="000000"/>
       </a:dk1>
       <a:lt1>
-        <a:sysClr val="window" lastClr="FFFFFF"/>
+        <a:srgbClr val="ffffff"/>
       </a:lt1>
       <a:dk2>
-        <a:srgbClr val="1F497D"/>
+        <a:srgbClr val="1f497d"/>
       </a:dk2>
       <a:lt2>
-        <a:srgbClr val="EEECE1"/>
+        <a:srgbClr val="eeece1"/>
       </a:lt2>
       <a:accent1>
-        <a:srgbClr val="4F81BD"/>
+        <a:srgbClr val="4f81bd"/>
       </a:accent1>
       <a:accent2>
-        <a:srgbClr val="C0504D"/>
+        <a:srgbClr val="c0504d"/>
       </a:accent2>
       <a:accent3>
-        <a:srgbClr val="9BBB59"/>
+        <a:srgbClr val="9bbb59"/>
       </a:accent3>
       <a:accent4>
-        <a:srgbClr val="8064A2"/>
+        <a:srgbClr val="8064a2"/>
       </a:accent4>
       <a:accent5>
-        <a:srgbClr val="4BACC6"/>
+        <a:srgbClr val="4bacc6"/>
       </a:accent5>
       <a:accent6>
-        <a:srgbClr val="F79646"/>
+        <a:srgbClr val="f79646"/>
       </a:accent6>
       <a:hlink>
-        <a:srgbClr val="0000FF"/>
+        <a:srgbClr val="0000ff"/>
       </a:hlink>
       <a:folHlink>
         <a:srgbClr val="800080"/>
@@ -3611,242 +4003,134 @@
     </a:clrScheme>
     <a:fontScheme name="Office">
       <a:majorFont>
-        <a:latin typeface="Cambria"/>
+        <a:latin typeface="Cambria" pitchFamily="0" charset="1"/>
         <a:ea typeface=""/>
         <a:cs typeface=""/>
-        <a:font script="Jpan" typeface="ＭＳ ゴシック"/>
-        <a:font script="Hang" typeface="맑은 고딕"/>
-        <a:font script="Hans" typeface="宋体"/>
-        <a:font script="Hant" typeface="新細明體"/>
-        <a:font script="Arab" typeface="Times New Roman"/>
-        <a:font script="Hebr" typeface="Times New Roman"/>
-        <a:font script="Thai" typeface="Angsana New"/>
-        <a:font script="Ethi" typeface="Nyala"/>
-        <a:font script="Beng" typeface="Vrinda"/>
-        <a:font script="Gujr" typeface="Shruti"/>
-        <a:font script="Khmr" typeface="MoolBoran"/>
-        <a:font script="Knda" typeface="Tunga"/>
-        <a:font script="Guru" typeface="Raavi"/>
-        <a:font script="Cans" typeface="Euphemia"/>
-        <a:font script="Cher" typeface="Plantagenet Cherokee"/>
-        <a:font script="Yiii" typeface="Microsoft Yi Baiti"/>
-        <a:font script="Tibt" typeface="Microsoft Himalaya"/>
-        <a:font script="Thaa" typeface="MV Boli"/>
-        <a:font script="Deva" typeface="Mangal"/>
-        <a:font script="Telu" typeface="Gautami"/>
-        <a:font script="Taml" typeface="Latha"/>
-        <a:font script="Syrc" typeface="Estrangelo Edessa"/>
-        <a:font script="Orya" typeface="Kalinga"/>
-        <a:font script="Mlym" typeface="Kartika"/>
-        <a:font script="Laoo" typeface="DokChampa"/>
-        <a:font script="Sinh" typeface="Iskoola Pota"/>
-        <a:font script="Mong" typeface="Mongolian Baiti"/>
-        <a:font script="Viet" typeface="Times New Roman"/>
-        <a:font script="Uigh" typeface="Microsoft Uighur"/>
       </a:majorFont>
       <a:minorFont>
-        <a:latin typeface="Calibri"/>
+        <a:latin typeface="Calibri" pitchFamily="0" charset="1"/>
         <a:ea typeface=""/>
         <a:cs typeface=""/>
-        <a:font script="Jpan" typeface="ＭＳ 明朝"/>
-        <a:font script="Hang" typeface="맑은 고딕"/>
-        <a:font script="Hans" typeface="宋体"/>
-        <a:font script="Hant" typeface="新細明體"/>
-        <a:font script="Arab" typeface="Arial"/>
-        <a:font script="Hebr" typeface="Arial"/>
-        <a:font script="Thai" typeface="Cordia New"/>
-        <a:font script="Ethi" typeface="Nyala"/>
-        <a:font script="Beng" typeface="Vrinda"/>
-        <a:font script="Gujr" typeface="Shruti"/>
-        <a:font script="Khmr" typeface="DaunPenh"/>
-        <a:font script="Knda" typeface="Tunga"/>
-        <a:font script="Guru" typeface="Raavi"/>
-        <a:font script="Cans" typeface="Euphemia"/>
-        <a:font script="Cher" typeface="Plantagenet Cherokee"/>
-        <a:font script="Yiii" typeface="Microsoft Yi Baiti"/>
-        <a:font script="Tibt" typeface="Microsoft Himalaya"/>
-        <a:font script="Thaa" typeface="MV Boli"/>
-        <a:font script="Deva" typeface="Mangal"/>
-        <a:font script="Telu" typeface="Gautami"/>
-        <a:font script="Taml" typeface="Latha"/>
-        <a:font script="Syrc" typeface="Estrangelo Edessa"/>
-        <a:font script="Orya" typeface="Kalinga"/>
-        <a:font script="Mlym" typeface="Kartika"/>
-        <a:font script="Laoo" typeface="DokChampa"/>
-        <a:font script="Sinh" typeface="Iskoola Pota"/>
-        <a:font script="Mong" typeface="Mongolian Baiti"/>
-        <a:font script="Viet" typeface="Arial"/>
-        <a:font script="Uigh" typeface="Microsoft Uighur"/>
       </a:minorFont>
     </a:fontScheme>
-    <a:fmtScheme name="Office">
+    <a:fmtScheme>
       <a:fillStyleLst>
         <a:solidFill>
           <a:schemeClr val="phClr"/>
         </a:solidFill>
-        <a:gradFill rotWithShape="1">
+        <a:gradFill>
           <a:gsLst>
             <a:gs pos="0">
               <a:schemeClr val="phClr">
                 <a:tint val="50000"/>
-                <a:satMod val="300000"/>
               </a:schemeClr>
             </a:gs>
             <a:gs pos="35000">
               <a:schemeClr val="phClr">
                 <a:tint val="37000"/>
-                <a:satMod val="300000"/>
               </a:schemeClr>
             </a:gs>
             <a:gs pos="100000">
               <a:schemeClr val="phClr">
                 <a:tint val="15000"/>
-                <a:satMod val="350000"/>
               </a:schemeClr>
             </a:gs>
           </a:gsLst>
           <a:lin ang="16200000" scaled="1"/>
+          <a:tileRect l="0" t="0" r="0" b="0"/>
         </a:gradFill>
-        <a:gradFill rotWithShape="1">
+        <a:gradFill>
           <a:gsLst>
             <a:gs pos="0">
               <a:schemeClr val="phClr">
                 <a:shade val="51000"/>
-                <a:satMod val="130000"/>
               </a:schemeClr>
             </a:gs>
             <a:gs pos="80000">
               <a:schemeClr val="phClr">
                 <a:shade val="93000"/>
-                <a:satMod val="130000"/>
               </a:schemeClr>
             </a:gs>
             <a:gs pos="100000">
               <a:schemeClr val="phClr">
                 <a:shade val="94000"/>
-                <a:satMod val="135000"/>
               </a:schemeClr>
             </a:gs>
           </a:gsLst>
           <a:lin ang="16200000" scaled="0"/>
+          <a:tileRect l="0" t="0" r="0" b="0"/>
         </a:gradFill>
       </a:fillStyleLst>
       <a:lnStyleLst>
         <a:ln w="9525" cap="flat" cmpd="sng" algn="ctr">
-          <a:solidFill>
-            <a:schemeClr val="phClr">
-              <a:shade val="95000"/>
-              <a:satMod val="105000"/>
-            </a:schemeClr>
-          </a:solidFill>
           <a:prstDash val="solid"/>
         </a:ln>
         <a:ln w="25400" cap="flat" cmpd="sng" algn="ctr">
-          <a:solidFill>
-            <a:schemeClr val="phClr"/>
-          </a:solidFill>
           <a:prstDash val="solid"/>
         </a:ln>
         <a:ln w="38100" cap="flat" cmpd="sng" algn="ctr">
-          <a:solidFill>
-            <a:schemeClr val="phClr"/>
-          </a:solidFill>
           <a:prstDash val="solid"/>
         </a:ln>
       </a:lnStyleLst>
       <a:effectStyleLst>
         <a:effectStyle>
-          <a:effectLst>
-            <a:outerShdw blurRad="40000" dist="20000" dir="5400000" rotWithShape="0">
-              <a:srgbClr val="000000">
-                <a:alpha val="38000"/>
-              </a:srgbClr>
-            </a:outerShdw>
-          </a:effectLst>
+          <a:effectLst/>
         </a:effectStyle>
         <a:effectStyle>
-          <a:effectLst>
-            <a:outerShdw blurRad="40000" dist="23000" dir="5400000" rotWithShape="0">
-              <a:srgbClr val="000000">
-                <a:alpha val="35000"/>
-              </a:srgbClr>
-            </a:outerShdw>
-          </a:effectLst>
+          <a:effectLst/>
         </a:effectStyle>
         <a:effectStyle>
-          <a:effectLst>
-            <a:outerShdw blurRad="40000" dist="23000" dir="5400000" rotWithShape="0">
-              <a:srgbClr val="000000">
-                <a:alpha val="35000"/>
-              </a:srgbClr>
-            </a:outerShdw>
-          </a:effectLst>
-          <a:scene3d>
-            <a:camera prst="orthographicFront">
-              <a:rot lat="0" lon="0" rev="0"/>
-            </a:camera>
-            <a:lightRig rig="threePt" dir="t">
-              <a:rot lat="0" lon="0" rev="1200000"/>
-            </a:lightRig>
-          </a:scene3d>
-          <a:sp3d>
-            <a:bevelT w="63500" h="25400"/>
-          </a:sp3d>
+          <a:effectLst/>
         </a:effectStyle>
       </a:effectStyleLst>
       <a:bgFillStyleLst>
         <a:solidFill>
           <a:schemeClr val="phClr"/>
         </a:solidFill>
-        <a:gradFill rotWithShape="1">
+        <a:gradFill>
           <a:gsLst>
             <a:gs pos="0">
               <a:schemeClr val="phClr">
                 <a:tint val="40000"/>
-                <a:satMod val="350000"/>
               </a:schemeClr>
             </a:gs>
             <a:gs pos="40000">
               <a:schemeClr val="phClr">
                 <a:tint val="45000"/>
                 <a:shade val="99000"/>
-                <a:satMod val="350000"/>
               </a:schemeClr>
             </a:gs>
             <a:gs pos="100000">
               <a:schemeClr val="phClr">
                 <a:shade val="20000"/>
-                <a:satMod val="255000"/>
               </a:schemeClr>
             </a:gs>
           </a:gsLst>
           <a:path path="circle">
             <a:fillToRect l="50000" t="-80000" r="50000" b="180000"/>
           </a:path>
+          <a:tileRect l="0" t="0" r="0" b="0"/>
         </a:gradFill>
-        <a:gradFill rotWithShape="1">
+        <a:gradFill>
           <a:gsLst>
             <a:gs pos="0">
               <a:schemeClr val="phClr">
                 <a:tint val="80000"/>
-                <a:satMod val="300000"/>
               </a:schemeClr>
             </a:gs>
             <a:gs pos="100000">
               <a:schemeClr val="phClr">
                 <a:shade val="30000"/>
-                <a:satMod val="200000"/>
               </a:schemeClr>
             </a:gs>
           </a:gsLst>
           <a:path path="circle">
             <a:fillToRect l="50000" t="50000" r="50000" b="50000"/>
           </a:path>
+          <a:tileRect l="0" t="0" r="0" b="0"/>
         </a:gradFill>
       </a:bgFillStyleLst>
     </a:fmtScheme>
   </a:themeElements>
-  <a:objectDefaults/>
-  <a:extraClrSchemeLst/>
 </a:theme>
 </file>